--- a/27132-Assignment3 documentantion.docx
+++ b/27132-Assignment3 documentantion.docx
@@ -4,14 +4,16 @@
   <w:body>
     <w:p>
       <w:pPr>
-        <w:pStyle w:val="705"/>
-        <w:pBdr/>
-        <w:spacing/>
-        <w:ind/>
-        <w:jc w:val="center"/>
+        <w:pStyle w:val="877"/>
+        <w:pBdr/>
+        <w:spacing/>
+        <w:ind/>
         <w:rPr/>
       </w:pPr>
       <w:r>
+        <w:rPr>
+          <w:b w:val="0"/>
+        </w:rPr>
         <w:t xml:space="preserve">Car Dealership Management System (CDMS)</w:t>
       </w:r>
       <w:r/>
@@ -19,12 +21,14 @@
     <w:p>
       <w:pPr>
         <w:pBdr/>
-        <w:spacing w:after="100"/>
-        <w:ind/>
-        <w:jc w:val="center"/>
+        <w:spacing w:after="0"/>
+        <w:ind/>
         <w:rPr/>
       </w:pPr>
       <w:r>
+        <w:rPr>
+          <w:b w:val="0"/>
+        </w:rPr>
         <w:t xml:space="preserve">WebTech — Assignment 3 (Phase 1)</w:t>
       </w:r>
       <w:r/>
@@ -32,12 +36,14 @@
     <w:p>
       <w:pPr>
         <w:pBdr/>
-        <w:spacing w:after="400"/>
-        <w:ind/>
-        <w:jc w:val="center"/>
+        <w:spacing w:after="0"/>
+        <w:ind/>
         <w:rPr/>
       </w:pPr>
       <w:r>
+        <w:rPr>
+          <w:b w:val="0"/>
+        </w:rPr>
         <w:t xml:space="preserve">MUKUNZI Jonathan — 27132</w:t>
       </w:r>
       <w:r/>
@@ -45,50 +51,46 @@
     <w:p>
       <w:pPr>
         <w:pBdr/>
-        <w:spacing w:after="120"/>
+        <w:spacing w:after="0"/>
         <w:ind/>
         <w:rPr/>
       </w:pPr>
       <w:r>
         <w:rPr>
           <w:b/>
-          <w:bCs/>
         </w:rPr>
         <w:t xml:space="preserve">GitHub Repository: </w:t>
       </w:r>
       <w:r>
         <w:rPr>
-          <w:i/>
-          <w:iCs/>
-          <w:color w:val="c0392b"/>
+          <w:b w:val="0"/>
         </w:rPr>
       </w:r>
       <w:r>
         <w:rPr>
-          <w:i/>
-          <w:iCs/>
-          <w:color w:val="c0392b"/>
+          <w:b w:val="0"/>
         </w:rPr>
         <w:t xml:space="preserve">https://github.com/mukunzijonathan/car-dealership</w:t>
       </w:r>
       <w:r>
         <w:rPr>
-          <w:i/>
-          <w:iCs/>
-          <w:color w:val="c0392b"/>
+          <w:b w:val="0"/>
         </w:rPr>
       </w:r>
       <w:r/>
     </w:p>
     <w:p>
       <w:pPr>
-        <w:pStyle w:val="706"/>
-        <w:pBdr/>
-        <w:spacing w:after="150" w:before="300"/>
+        <w:pStyle w:val="878"/>
+        <w:pBdr/>
+        <w:spacing w:after="140" w:before="300"/>
         <w:ind/>
         <w:rPr/>
       </w:pPr>
       <w:r>
+        <w:rPr>
+          <w:b w:val="0"/>
+        </w:rPr>
         <w:t xml:space="preserve">1. Abstract</w:t>
       </w:r>
       <w:r/>
@@ -96,30 +98,42 @@
     <w:p>
       <w:pPr>
         <w:pBdr/>
-        <w:spacing w:after="150"/>
+        <w:spacing/>
         <w:ind/>
         <w:rPr/>
       </w:pPr>
       <w:r>
-        <w:t xml:space="preserve">The Car Dealership Management System (CDMS) is a web-based platform for managing</w:t>
+        <w:rPr>
+          <w:b w:val="0"/>
+        </w:rPr>
+        <w:t xml:space="preserve">The Car Dealership Management System (CDMS) is a web-based platform for managing the core operations of a car dealership: vehicle inventory, customer records, employee records, and sales transactions. It also models Rwan</w:t>
       </w:r>
       <w:r>
-        <w:t xml:space="preserve"> the core operations of a car dealership: vehicle inventory, customer records, employee records, and sales transactions. It also models Rwanda's full administrative location hierarchy (Province → District → Sector → Cell → Village), used to locate customer</w:t>
+        <w:rPr>
+          <w:b w:val="0"/>
+        </w:rPr>
+        <w:t xml:space="preserve">da's full administrative location hierarchy (Province → District → Sector → Cell → Village), used to locate customers and employees precisely rather than as free-text addresses. The domain is described by a UML class diagram derived from the four software </w:t>
       </w:r>
       <w:r>
-        <w:t xml:space="preserve">s and employees precisely rather than as free-text addresses. The system is built with a normalized relational schema, DTO-based validated input/output, and enforces data integrity through unique constraints, foreign-key relationships, and Bean Validation.</w:t>
+        <w:rPr>
+          <w:b w:val="0"/>
+        </w:rPr>
+        <w:t xml:space="preserve">design principles — abstraction, encapsulation, decomposition and generalization — and is realised as a normalized relational schema with validated input and data integrity enforced through unique constraints, foreign-key relationships and Bean Validation.</w:t>
       </w:r>
       <w:r/>
     </w:p>
     <w:p>
       <w:pPr>
-        <w:pStyle w:val="706"/>
-        <w:pBdr/>
-        <w:spacing w:after="150" w:before="300"/>
+        <w:pStyle w:val="878"/>
+        <w:pBdr/>
+        <w:spacing w:after="140" w:before="300"/>
         <w:ind/>
         <w:rPr/>
       </w:pPr>
       <w:r>
+        <w:rPr>
+          <w:b w:val="0"/>
+        </w:rPr>
         <w:t xml:space="preserve">2. Problem Statement</w:t>
       </w:r>
       <w:r/>
@@ -127,47 +141,59 @@
     <w:p>
       <w:pPr>
         <w:pBdr/>
-        <w:spacing w:after="150"/>
+        <w:spacing/>
         <w:ind/>
         <w:rPr/>
       </w:pPr>
       <w:r>
+        <w:rPr>
+          <w:b w:val="0"/>
+        </w:rPr>
         <w:t xml:space="preserve">Small and mid-sized dealerships in Rwanda typically track inventory, customers, and sales using spreadsheets or paper records. This leads to duplicate customer entries, no single source of truth for stock levels, inconsistent location data (fr</w:t>
       </w:r>
       <w:r>
+        <w:rPr>
+          <w:b w:val="0"/>
+        </w:rPr>
         <w:t xml:space="preserve">ee-text addresses that don't match administrative boundaries), and no reliable way to trace which employee closed which sale, or which cars were part of a multi-vehicle transaction. There is no centralized, queryable, validated system tying these together.</w:t>
       </w:r>
       <w:r/>
     </w:p>
     <w:p>
       <w:pPr>
-        <w:pStyle w:val="706"/>
-        <w:pBdr/>
-        <w:spacing w:after="150" w:before="300"/>
+        <w:pStyle w:val="878"/>
+        <w:pBdr/>
+        <w:spacing w:after="140" w:before="300"/>
         <w:ind/>
         <w:rPr/>
       </w:pPr>
       <w:r>
+        <w:rPr>
+          <w:b w:val="0"/>
+        </w:rPr>
         <w:t xml:space="preserve">3. Scope of the Project</w:t>
       </w:r>
       <w:r/>
     </w:p>
     <w:p>
       <w:pPr>
-        <w:pStyle w:val="707"/>
+        <w:pStyle w:val="879"/>
         <w:pBdr/>
         <w:spacing w:after="100" w:before="200"/>
         <w:ind/>
         <w:rPr/>
       </w:pPr>
       <w:r>
+        <w:rPr>
+          <w:b w:val="0"/>
+        </w:rPr>
         <w:t xml:space="preserve">In scope</w:t>
       </w:r>
       <w:r/>
     </w:p>
     <w:p>
       <w:pPr>
-        <w:pStyle w:val="713"/>
+        <w:pStyle w:val="885"/>
         <w:numPr>
           <w:ilvl w:val="0"/>
           <w:numId w:val="1"/>
@@ -178,13 +204,16 @@
         <w:rPr/>
       </w:pPr>
       <w:r>
+        <w:rPr>
+          <w:b w:val="0"/>
+        </w:rPr>
         <w:t xml:space="preserve">Managing cars (add, update, delete, list, filter by brand, sort/paginate)</w:t>
       </w:r>
       <w:r/>
     </w:p>
     <w:p>
       <w:pPr>
-        <w:pStyle w:val="713"/>
+        <w:pStyle w:val="885"/>
         <w:numPr>
           <w:ilvl w:val="0"/>
           <w:numId w:val="1"/>
@@ -195,13 +224,16 @@
         <w:rPr/>
       </w:pPr>
       <w:r>
+        <w:rPr>
+          <w:b w:val="0"/>
+        </w:rPr>
         <w:t xml:space="preserve">Managing customers and employees, each linked to a precise administrative location</w:t>
       </w:r>
       <w:r/>
     </w:p>
     <w:p>
       <w:pPr>
-        <w:pStyle w:val="713"/>
+        <w:pStyle w:val="885"/>
         <w:numPr>
           <w:ilvl w:val="0"/>
           <w:numId w:val="1"/>
@@ -212,13 +244,16 @@
         <w:rPr/>
       </w:pPr>
       <w:r>
+        <w:rPr>
+          <w:b w:val="0"/>
+        </w:rPr>
         <w:t xml:space="preserve">Managing the Rwanda location hierarchy as a self-referencing tree (Province → Village)</w:t>
       </w:r>
       <w:r/>
     </w:p>
     <w:p>
       <w:pPr>
-        <w:pStyle w:val="713"/>
+        <w:pStyle w:val="885"/>
         <w:numPr>
           <w:ilvl w:val="0"/>
           <w:numId w:val="1"/>
@@ -229,13 +264,16 @@
         <w:rPr/>
       </w:pPr>
       <w:r>
+        <w:rPr>
+          <w:b w:val="0"/>
+        </w:rPr>
         <w:t xml:space="preserve">Recording sales linking a customer, an employee, and one or more cars</w:t>
       </w:r>
       <w:r/>
     </w:p>
     <w:p>
       <w:pPr>
-        <w:pStyle w:val="713"/>
+        <w:pStyle w:val="885"/>
         <w:numPr>
           <w:ilvl w:val="0"/>
           <w:numId w:val="1"/>
@@ -246,26 +284,52 @@
         <w:rPr/>
       </w:pPr>
       <w:r>
+        <w:rPr>
+          <w:b w:val="0"/>
+        </w:rPr>
+        <w:t xml:space="preserve">Recording the price actually agreed per car through sale line items, and one invoice per sale</w:t>
+      </w:r>
+      <w:r/>
+    </w:p>
+    <w:p>
+      <w:pPr>
+        <w:pStyle w:val="885"/>
+        <w:numPr>
+          <w:ilvl w:val="0"/>
+          <w:numId w:val="1"/>
+        </w:numPr>
+        <w:pBdr/>
+        <w:spacing w:after="60"/>
+        <w:ind/>
+        <w:rPr/>
+      </w:pPr>
+      <w:r>
+        <w:rPr>
+          <w:b w:val="0"/>
+        </w:rPr>
         <w:t xml:space="preserve">Validation at UI, business-logic, and database level</w:t>
       </w:r>
       <w:r/>
     </w:p>
     <w:p>
       <w:pPr>
-        <w:pStyle w:val="707"/>
+        <w:pStyle w:val="879"/>
         <w:pBdr/>
         <w:spacing w:after="100" w:before="200"/>
         <w:ind/>
         <w:rPr/>
       </w:pPr>
       <w:r>
+        <w:rPr>
+          <w:b w:val="0"/>
+        </w:rPr>
         <w:t xml:space="preserve">Out of scope</w:t>
       </w:r>
       <w:r/>
     </w:p>
     <w:p>
       <w:pPr>
-        <w:pStyle w:val="713"/>
+        <w:pStyle w:val="885"/>
         <w:numPr>
           <w:ilvl w:val="0"/>
           <w:numId w:val="1"/>
@@ -276,13 +340,16 @@
         <w:rPr/>
       </w:pPr>
       <w:r>
+        <w:rPr>
+          <w:b w:val="0"/>
+        </w:rPr>
         <w:t xml:space="preserve">Payment gateway integration (payment method is recorded, not processed)</w:t>
       </w:r>
       <w:r/>
     </w:p>
     <w:p>
       <w:pPr>
-        <w:pStyle w:val="713"/>
+        <w:pStyle w:val="885"/>
         <w:numPr>
           <w:ilvl w:val="0"/>
           <w:numId w:val="1"/>
@@ -293,13 +360,16 @@
         <w:rPr/>
       </w:pPr>
       <w:r>
+        <w:rPr>
+          <w:b w:val="0"/>
+        </w:rPr>
         <w:t xml:space="preserve">Inventory forecasting / demand prediction</w:t>
       </w:r>
       <w:r/>
     </w:p>
     <w:p>
       <w:pPr>
-        <w:pStyle w:val="713"/>
+        <w:pStyle w:val="885"/>
         <w:numPr>
           <w:ilvl w:val="0"/>
           <w:numId w:val="1"/>
@@ -310,19 +380,25 @@
         <w:rPr/>
       </w:pPr>
       <w:r>
+        <w:rPr>
+          <w:b w:val="0"/>
+        </w:rPr>
         <w:t xml:space="preserve">Multi-dealership / franchise management</w:t>
       </w:r>
       <w:r/>
     </w:p>
     <w:p>
       <w:pPr>
-        <w:pStyle w:val="706"/>
-        <w:pBdr/>
-        <w:spacing w:after="150" w:before="300"/>
+        <w:pStyle w:val="878"/>
+        <w:pBdr/>
+        <w:spacing w:after="140" w:before="300"/>
         <w:ind/>
         <w:rPr/>
       </w:pPr>
       <w:r>
+        <w:rPr>
+          <w:b w:val="0"/>
+        </w:rPr>
         <w:t xml:space="preserve">4. AS-IS Model</w:t>
       </w:r>
       <w:r/>
@@ -330,11 +406,14 @@
     <w:p>
       <w:pPr>
         <w:pBdr/>
-        <w:spacing w:after="150"/>
+        <w:spacing/>
         <w:ind/>
         <w:rPr/>
       </w:pPr>
       <w:r>
+        <w:rPr>
+          <w:b w:val="0"/>
+        </w:rPr>
         <w:t xml:space="preserve">Currently, dealership staff record customer details, car stock, and sales manually or in disconnected spreadsheets, with no validation and no relational integrity between records:</w:t>
       </w:r>
       <w:r/>
@@ -342,7 +421,7 @@
     <w:p>
       <w:pPr>
         <w:pBdr/>
-        <w:spacing w:after="200"/>
+        <w:spacing w:after="80"/>
         <w:ind/>
         <w:jc w:val="center"/>
         <w:rPr/>
@@ -352,9 +431,9 @@
           <mc:Choice Requires="wpg">
             <w:drawing>
               <wp:inline xmlns:wp="http://schemas.openxmlformats.org/drawingml/2006/wordprocessingDrawing" distT="0" distB="0" distL="0" distR="0">
-                <wp:extent cx="5524500" cy="1666875"/>
+                <wp:extent cx="5522976" cy="1753904"/>
                 <wp:effectExtent l="0" t="0" r="0" b="0"/>
-                <wp:docPr id="1" name="" descr="" title=""/>
+                <wp:docPr id="1" name="Picture 1"/>
                 <wp:cNvGraphicFramePr>
                   <a:graphicFrameLocks xmlns:a="http://schemas.openxmlformats.org/drawingml/2006/main" noChangeAspect="1"/>
                 </wp:cNvGraphicFramePr>
@@ -362,7 +441,7 @@
                   <a:graphicData uri="http://schemas.openxmlformats.org/drawingml/2006/picture">
                     <pic:pic xmlns:pic="http://schemas.openxmlformats.org/drawingml/2006/picture">
                       <pic:nvPicPr>
-                        <pic:cNvPr id="0" name="" descr=""/>
+                        <pic:cNvPr id="0" name="image.png"/>
                         <pic:cNvPicPr>
                           <a:picLocks noChangeAspect="1"/>
                         </pic:cNvPicPr>
@@ -375,7 +454,7 @@
                       <pic:spPr bwMode="auto">
                         <a:xfrm>
                           <a:off x="0" y="0"/>
-                          <a:ext cx="5524500" cy="1666875"/>
+                          <a:ext cx="5522976" cy="1753904"/>
                         </a:xfrm>
                         <a:prstGeom prst="rect">
                           <a:avLst/>
@@ -408,7 +487,7 @@
                 <v:path o:extrusionok="f" gradientshapeok="t" o:connecttype="rect"/>
                 <o:lock v:ext="edit" aspectratio="t"/>
               </v:shapetype>
-              <v:shape id="_x0000_i0" o:spid="_x0000_s0" type="#_x0000_t75" style="width:435.00pt;height:131.25pt;mso-wrap-distance-left:0.00pt;mso-wrap-distance-top:0.00pt;mso-wrap-distance-right:0.00pt;mso-wrap-distance-bottom:0.00pt;z-index:1;" stroked="false">
+              <v:shape id="_x0000_i0" o:spid="_x0000_s0" type="#_x0000_t75" style="width:434.88pt;height:138.10pt;mso-wrap-distance-left:0.00pt;mso-wrap-distance-top:0.00pt;mso-wrap-distance-right:0.00pt;mso-wrap-distance-bottom:0.00pt;z-index:1;" stroked="false">
                 <v:imagedata r:id="rId9" o:title=""/>
                 <o:lock v:ext="edit" rotation="t"/>
               </v:shape>
@@ -420,13 +499,33 @@
     </w:p>
     <w:p>
       <w:pPr>
-        <w:pStyle w:val="706"/>
-        <w:pBdr/>
-        <w:spacing w:after="150" w:before="300"/>
-        <w:ind/>
+        <w:pStyle w:val="863"/>
+        <w:pBdr/>
+        <w:spacing w:after="200"/>
+        <w:ind/>
+        <w:jc w:val="center"/>
         <w:rPr/>
       </w:pPr>
       <w:r>
+        <w:rPr>
+          <w:b w:val="0"/>
+        </w:rPr>
+        <w:t xml:space="preserve">Figure 1 — AS-IS model: the current manual process</w:t>
+      </w:r>
+      <w:r/>
+    </w:p>
+    <w:p>
+      <w:pPr>
+        <w:pStyle w:val="878"/>
+        <w:pBdr/>
+        <w:spacing w:after="140" w:before="300"/>
+        <w:ind/>
+        <w:rPr/>
+      </w:pPr>
+      <w:r>
+        <w:rPr>
+          <w:b w:val="0"/>
+        </w:rPr>
         <w:t xml:space="preserve">5. TO-BE Model</w:t>
       </w:r>
       <w:r/>
@@ -434,11 +533,14 @@
     <w:p>
       <w:pPr>
         <w:pBdr/>
-        <w:spacing w:after="150"/>
+        <w:spacing/>
         <w:ind/>
         <w:rPr/>
       </w:pPr>
       <w:r>
+        <w:rPr>
+          <w:b w:val="0"/>
+        </w:rPr>
         <w:t xml:space="preserve">The proposed system centralizes all records in a validated, relationally-enforced flow, from inquiry through to reporting:</w:t>
       </w:r>
       <w:r/>
@@ -446,7 +548,7 @@
     <w:p>
       <w:pPr>
         <w:pBdr/>
-        <w:spacing w:after="200"/>
+        <w:spacing w:after="80"/>
         <w:ind/>
         <w:jc w:val="center"/>
         <w:rPr/>
@@ -456,9 +558,9 @@
           <mc:Choice Requires="wpg">
             <w:drawing>
               <wp:inline xmlns:wp="http://schemas.openxmlformats.org/drawingml/2006/wordprocessingDrawing" distT="0" distB="0" distL="0" distR="0">
-                <wp:extent cx="5524500" cy="1666875"/>
+                <wp:extent cx="5522976" cy="1753904"/>
                 <wp:effectExtent l="0" t="0" r="0" b="0"/>
-                <wp:docPr id="2" name="" descr="" title=""/>
+                <wp:docPr id="2" name="Picture 2"/>
                 <wp:cNvGraphicFramePr>
                   <a:graphicFrameLocks xmlns:a="http://schemas.openxmlformats.org/drawingml/2006/main" noChangeAspect="1"/>
                 </wp:cNvGraphicFramePr>
@@ -466,7 +568,7 @@
                   <a:graphicData uri="http://schemas.openxmlformats.org/drawingml/2006/picture">
                     <pic:pic xmlns:pic="http://schemas.openxmlformats.org/drawingml/2006/picture">
                       <pic:nvPicPr>
-                        <pic:cNvPr id="0" name="" descr=""/>
+                        <pic:cNvPr id="0" name="image.png"/>
                         <pic:cNvPicPr>
                           <a:picLocks noChangeAspect="1"/>
                         </pic:cNvPicPr>
@@ -479,7 +581,7 @@
                       <pic:spPr bwMode="auto">
                         <a:xfrm>
                           <a:off x="0" y="0"/>
-                          <a:ext cx="5524500" cy="1666875"/>
+                          <a:ext cx="5522976" cy="1753904"/>
                         </a:xfrm>
                         <a:prstGeom prst="rect">
                           <a:avLst/>
@@ -512,7 +614,7 @@
                 <v:path o:extrusionok="f" gradientshapeok="t" o:connecttype="rect"/>
                 <o:lock v:ext="edit" aspectratio="t"/>
               </v:shapetype>
-              <v:shape id="_x0000_i1" o:spid="_x0000_s1" type="#_x0000_t75" style="width:435.00pt;height:131.25pt;mso-wrap-distance-left:0.00pt;mso-wrap-distance-top:0.00pt;mso-wrap-distance-right:0.00pt;mso-wrap-distance-bottom:0.00pt;z-index:1;" stroked="false">
+              <v:shape id="_x0000_i1" o:spid="_x0000_s1" type="#_x0000_t75" style="width:434.88pt;height:138.10pt;mso-wrap-distance-left:0.00pt;mso-wrap-distance-top:0.00pt;mso-wrap-distance-right:0.00pt;mso-wrap-distance-bottom:0.00pt;z-index:1;" stroked="false">
                 <v:imagedata r:id="rId10" o:title=""/>
                 <o:lock v:ext="edit" rotation="t"/>
               </v:shape>
@@ -524,20 +626,71 @@
     </w:p>
     <w:p>
       <w:pPr>
-        <w:pStyle w:val="706"/>
-        <w:pBdr/>
-        <w:spacing w:after="150" w:before="300"/>
-        <w:ind/>
+        <w:pStyle w:val="863"/>
+        <w:pBdr/>
+        <w:spacing w:after="200"/>
+        <w:ind/>
+        <w:jc w:val="center"/>
         <w:rPr/>
       </w:pPr>
       <w:r>
-        <w:t xml:space="preserve">6. Business Requirements</w:t>
+        <w:rPr>
+          <w:b w:val="0"/>
+        </w:rPr>
+        <w:t xml:space="preserve">Figure 2 — TO-BE model: the proposed CDMS process</w:t>
       </w:r>
       <w:r/>
     </w:p>
     <w:p>
       <w:pPr>
-        <w:pStyle w:val="713"/>
+        <w:pStyle w:val="878"/>
+        <w:pBdr/>
+        <w:spacing w:after="140" w:before="300"/>
+        <w:ind/>
+        <w:rPr/>
+      </w:pPr>
+      <w:r>
+        <w:rPr>
+          <w:b w:val="0"/>
+        </w:rPr>
+        <w:t xml:space="preserve">6. User Stories</w:t>
+      </w:r>
+      <w:r/>
+    </w:p>
+    <w:p>
+      <w:pPr>
+        <w:pBdr/>
+        <w:spacing/>
+        <w:ind/>
+        <w:rPr/>
+      </w:pPr>
+      <w:r>
+        <w:rPr>
+          <w:b w:val="0"/>
+        </w:rPr>
+        <w:t xml:space="preserve">The requirements were gathered as user stories in the form "As a &lt;role&gt;, I want &lt;goal&gt; so that &lt;benefit&gt;". They are grouped by the role that raises them, and each story maps onto one or more of the classes in the class diagram in section 9.</w:t>
+      </w:r>
+      <w:r/>
+    </w:p>
+    <w:p>
+      <w:pPr>
+        <w:pStyle w:val="879"/>
+        <w:pBdr/>
+        <w:spacing w:after="100" w:before="200"/>
+        <w:ind/>
+        <w:rPr/>
+      </w:pPr>
+      <w:r>
+        <w:rPr>
+          <w:b w:val="0"/>
+        </w:rPr>
+        <w:t xml:space="preserve">Sales agent</w:t>
+      </w:r>
+      <w:r/>
+    </w:p>
+    <w:p>
+      <w:pPr>
+        <w:pStyle w:val="885"/>
         <w:numPr>
           <w:ilvl w:val="0"/>
           <w:numId w:val="1"/>
@@ -548,13 +701,22 @@
         <w:rPr/>
       </w:pPr>
       <w:r>
-        <w:t xml:space="preserve">BR1: The system shall allow staff to add, view, update, and delete car records.</w:t>
+        <w:rPr>
+          <w:b/>
+        </w:rPr>
+        <w:t xml:space="preserve">US1: </w:t>
+      </w:r>
+      <w:r>
+        <w:rPr>
+          <w:b w:val="0"/>
+        </w:rPr>
+        <w:t xml:space="preserve">As a sales agent, I want to register a new car with its brand, model, year and price so that the showroom stock is visible to everyone in real time.</w:t>
       </w:r>
       <w:r/>
     </w:p>
     <w:p>
       <w:pPr>
-        <w:pStyle w:val="713"/>
+        <w:pStyle w:val="885"/>
         <w:numPr>
           <w:ilvl w:val="0"/>
           <w:numId w:val="1"/>
@@ -565,13 +727,22 @@
         <w:rPr/>
       </w:pPr>
       <w:r>
-        <w:t xml:space="preserve">BR2: The system shall allow staff to add, view, update, and delete customer records, each linked to a location.</w:t>
+        <w:rPr>
+          <w:b/>
+        </w:rPr>
+        <w:t xml:space="preserve">US2: </w:t>
+      </w:r>
+      <w:r>
+        <w:rPr>
+          <w:b w:val="0"/>
+        </w:rPr>
+        <w:t xml:space="preserve">As a sales agent, I want to update a car's price and status so that a customer is never quoted a figure that is out of date.</w:t>
       </w:r>
       <w:r/>
     </w:p>
     <w:p>
       <w:pPr>
-        <w:pStyle w:val="713"/>
+        <w:pStyle w:val="885"/>
         <w:numPr>
           <w:ilvl w:val="0"/>
           <w:numId w:val="1"/>
@@ -582,13 +753,22 @@
         <w:rPr/>
       </w:pPr>
       <w:r>
-        <w:t xml:space="preserve">BR3: The system shall allow staff to add, view, update, and delete employee records, each linked to a location.</w:t>
+        <w:rPr>
+          <w:b/>
+        </w:rPr>
+        <w:t xml:space="preserve">US3: </w:t>
+      </w:r>
+      <w:r>
+        <w:rPr>
+          <w:b w:val="0"/>
+        </w:rPr>
+        <w:t xml:space="preserve">As a sales agent, I want to delete a car record that was captured twice so that the stock count stays accurate.</w:t>
       </w:r>
       <w:r/>
     </w:p>
     <w:p>
       <w:pPr>
-        <w:pStyle w:val="713"/>
+        <w:pStyle w:val="885"/>
         <w:numPr>
           <w:ilvl w:val="0"/>
           <w:numId w:val="1"/>
@@ -599,13 +779,22 @@
         <w:rPr/>
       </w:pPr>
       <w:r>
-        <w:t xml:space="preserve">BR4: The system shall allow staff to record a sale linking one customer, one employee, and one or more cars.</w:t>
+        <w:rPr>
+          <w:b/>
+        </w:rPr>
+        <w:t xml:space="preserve">US4: </w:t>
+      </w:r>
+      <w:r>
+        <w:rPr>
+          <w:b w:val="0"/>
+        </w:rPr>
+        <w:t xml:space="preserve">As a sales agent, I want to register a customer with a validated email and phone number so that I can contact them later without re-typing their details.</w:t>
       </w:r>
       <w:r/>
     </w:p>
     <w:p>
       <w:pPr>
-        <w:pStyle w:val="713"/>
+        <w:pStyle w:val="885"/>
         <w:numPr>
           <w:ilvl w:val="0"/>
           <w:numId w:val="1"/>
@@ -616,13 +805,38 @@
         <w:rPr/>
       </w:pPr>
       <w:r>
-        <w:t xml:space="preserve">BR5: The system shall prevent duplicate customers/employees (by email) and duplicate cars (by brand+model+year).</w:t>
+        <w:rPr>
+          <w:b/>
+        </w:rPr>
+        <w:t xml:space="preserve">US5: </w:t>
+      </w:r>
+      <w:r>
+        <w:rPr>
+          <w:b w:val="0"/>
+        </w:rPr>
+        <w:t xml:space="preserve">As a sales agent, I want to record a sale that links the customer, myself and one or more cars so that every transaction is traceable to the people involved.</w:t>
       </w:r>
       <w:r/>
     </w:p>
     <w:p>
       <w:pPr>
-        <w:pStyle w:val="713"/>
+        <w:pStyle w:val="879"/>
+        <w:pBdr/>
+        <w:spacing w:after="100" w:before="200"/>
+        <w:ind/>
+        <w:rPr/>
+      </w:pPr>
+      <w:r>
+        <w:rPr>
+          <w:b w:val="0"/>
+        </w:rPr>
+        <w:t xml:space="preserve">Sales manager</w:t>
+      </w:r>
+      <w:r/>
+    </w:p>
+    <w:p>
+      <w:pPr>
+        <w:pStyle w:val="885"/>
         <w:numPr>
           <w:ilvl w:val="0"/>
           <w:numId w:val="1"/>
@@ -633,13 +847,22 @@
         <w:rPr/>
       </w:pPr>
       <w:r>
-        <w:t xml:space="preserve">BR6: The system shall validate all user input at the UI, business-logic, and persistence layers before committing data.</w:t>
+        <w:rPr>
+          <w:b/>
+        </w:rPr>
+        <w:t xml:space="preserve">US6: </w:t>
+      </w:r>
+      <w:r>
+        <w:rPr>
+          <w:b w:val="0"/>
+        </w:rPr>
+        <w:t xml:space="preserve">As a sales manager, I want to list all sales handled by each employee so that I can measure individual performance for a given month.</w:t>
       </w:r>
       <w:r/>
     </w:p>
     <w:p>
       <w:pPr>
-        <w:pStyle w:val="713"/>
+        <w:pStyle w:val="885"/>
         <w:numPr>
           <w:ilvl w:val="0"/>
           <w:numId w:val="1"/>
@@ -650,13 +873,22 @@
         <w:rPr/>
       </w:pPr>
       <w:r>
-        <w:t xml:space="preserve">BR7: The system shall allow filtering/searching of customers and employees by exact location or by province.</w:t>
+        <w:rPr>
+          <w:b/>
+        </w:rPr>
+        <w:t xml:space="preserve">US7: </w:t>
+      </w:r>
+      <w:r>
+        <w:rPr>
+          <w:b w:val="0"/>
+        </w:rPr>
+        <w:t xml:space="preserve">As a sales manager, I want customers and employees stored against a village, cell, sector, district and province so that I can analyse demand per area.</w:t>
       </w:r>
       <w:r/>
     </w:p>
     <w:p>
       <w:pPr>
-        <w:pStyle w:val="713"/>
+        <w:pStyle w:val="885"/>
         <w:numPr>
           <w:ilvl w:val="0"/>
           <w:numId w:val="1"/>
@@ -667,26 +899,64 @@
         <w:rPr/>
       </w:pPr>
       <w:r>
-        <w:t xml:space="preserve">BR8: The system shall support paginated and sorted listing of cars (by price, by year).</w:t>
+        <w:rPr>
+          <w:b/>
+        </w:rPr>
+        <w:t xml:space="preserve">US8: </w:t>
+      </w:r>
+      <w:r>
+        <w:rPr>
+          <w:b w:val="0"/>
+        </w:rPr>
+        <w:t xml:space="preserve">As a sales manager, I want exactly one invoice raised for every sale so that finance has a single document per transaction.</w:t>
       </w:r>
       <w:r/>
     </w:p>
     <w:p>
       <w:pPr>
-        <w:pStyle w:val="706"/>
-        <w:pBdr/>
-        <w:spacing w:after="150" w:before="300"/>
+        <w:pStyle w:val="885"/>
+        <w:numPr>
+          <w:ilvl w:val="0"/>
+          <w:numId w:val="1"/>
+        </w:numPr>
+        <w:pBdr/>
+        <w:spacing w:after="60"/>
         <w:ind/>
         <w:rPr/>
       </w:pPr>
       <w:r>
-        <w:t xml:space="preserve">7. Software Qualities Applied</w:t>
+        <w:rPr>
+          <w:b/>
+        </w:rPr>
+        <w:t xml:space="preserve">US9: </w:t>
+      </w:r>
+      <w:r>
+        <w:rPr>
+          <w:b w:val="0"/>
+        </w:rPr>
+        <w:t xml:space="preserve">As a sales manager, I want the price agreed for each individual car in a multi-car sale so that discounts can be audited line by line.</w:t>
       </w:r>
       <w:r/>
     </w:p>
     <w:p>
       <w:pPr>
-        <w:pStyle w:val="713"/>
+        <w:pStyle w:val="879"/>
+        <w:pBdr/>
+        <w:spacing w:after="100" w:before="200"/>
+        <w:ind/>
+        <w:rPr/>
+      </w:pPr>
+      <w:r>
+        <w:rPr>
+          <w:b w:val="0"/>
+        </w:rPr>
+        <w:t xml:space="preserve">System administrator</w:t>
+      </w:r>
+      <w:r/>
+    </w:p>
+    <w:p>
+      <w:pPr>
+        <w:pStyle w:val="885"/>
         <w:numPr>
           <w:ilvl w:val="0"/>
           <w:numId w:val="1"/>
@@ -697,13 +967,22 @@
         <w:rPr/>
       </w:pPr>
       <w:r>
-        <w:t xml:space="preserve">Usability — clear forms with inline, field-level error messages</w:t>
+        <w:rPr>
+          <w:b/>
+        </w:rPr>
+        <w:t xml:space="preserve">US10: </w:t>
+      </w:r>
+      <w:r>
+        <w:rPr>
+          <w:b w:val="0"/>
+        </w:rPr>
+        <w:t xml:space="preserve">As an administrator, I want the Rwanda location hierarchy maintained as a tree so that a new village can be added without changing the database schema.</w:t>
       </w:r>
       <w:r/>
     </w:p>
     <w:p>
       <w:pPr>
-        <w:pStyle w:val="713"/>
+        <w:pStyle w:val="885"/>
         <w:numPr>
           <w:ilvl w:val="0"/>
           <w:numId w:val="1"/>
@@ -714,13 +993,22 @@
         <w:rPr/>
       </w:pPr>
       <w:r>
-        <w:t xml:space="preserve">Maintainability — layered architecture: model / DAO / bean / view, entities never exposed directly to the view</w:t>
+        <w:rPr>
+          <w:b/>
+        </w:rPr>
+        <w:t xml:space="preserve">US11: </w:t>
+      </w:r>
+      <w:r>
+        <w:rPr>
+          <w:b w:val="0"/>
+        </w:rPr>
+        <w:t xml:space="preserve">As an administrator, I want invalid data rejected at the form, in the entity and at the database so that incorrect records never reach the reports.</w:t>
       </w:r>
       <w:r/>
     </w:p>
     <w:p>
       <w:pPr>
-        <w:pStyle w:val="713"/>
+        <w:pStyle w:val="885"/>
         <w:numPr>
           <w:ilvl w:val="0"/>
           <w:numId w:val="1"/>
@@ -731,13 +1019,38 @@
         <w:rPr/>
       </w:pPr>
       <w:r>
-        <w:t xml:space="preserve">Data Integrity — unique constraints, FK constraints, Bean Validation annotations on every entity</w:t>
+        <w:rPr>
+          <w:b/>
+        </w:rPr>
+        <w:t xml:space="preserve">US12: </w:t>
+      </w:r>
+      <w:r>
+        <w:rPr>
+          <w:b w:val="0"/>
+        </w:rPr>
+        <w:t xml:space="preserve">As an administrator, I want the values of status, payment method and staff role restricted to a fixed list so that no one can invent their own codes.</w:t>
       </w:r>
       <w:r/>
     </w:p>
     <w:p>
       <w:pPr>
-        <w:pStyle w:val="713"/>
+        <w:pStyle w:val="879"/>
+        <w:pBdr/>
+        <w:spacing w:after="100" w:before="200"/>
+        <w:ind/>
+        <w:rPr/>
+      </w:pPr>
+      <w:r>
+        <w:rPr>
+          <w:b w:val="0"/>
+        </w:rPr>
+        <w:t xml:space="preserve">Customer</w:t>
+      </w:r>
+      <w:r/>
+    </w:p>
+    <w:p>
+      <w:pPr>
+        <w:pStyle w:val="885"/>
         <w:numPr>
           <w:ilvl w:val="0"/>
           <w:numId w:val="1"/>
@@ -748,13 +1061,38 @@
         <w:rPr/>
       </w:pPr>
       <w:r>
-        <w:t xml:space="preserve">Security — server-side validation is authoritative; client-side JS validation is a UX layer only, never trusted alone</w:t>
+        <w:rPr>
+          <w:b/>
+        </w:rPr>
+        <w:t xml:space="preserve">US13: </w:t>
+      </w:r>
+      <w:r>
+        <w:rPr>
+          <w:b w:val="0"/>
+        </w:rPr>
+        <w:t xml:space="preserve">As a customer, I want my details captured once and reused on my next visit so that I do not have to repeat myself.</w:t>
       </w:r>
       <w:r/>
     </w:p>
     <w:p>
       <w:pPr>
-        <w:pStyle w:val="713"/>
+        <w:pStyle w:val="878"/>
+        <w:pBdr/>
+        <w:spacing w:after="140" w:before="300"/>
+        <w:ind/>
+        <w:rPr/>
+      </w:pPr>
+      <w:r>
+        <w:rPr>
+          <w:b w:val="0"/>
+        </w:rPr>
+        <w:t xml:space="preserve">7. Business Requirements</w:t>
+      </w:r>
+      <w:r/>
+    </w:p>
+    <w:p>
+      <w:pPr>
+        <w:pStyle w:val="885"/>
         <w:numPr>
           <w:ilvl w:val="0"/>
           <w:numId w:val="1"/>
@@ -765,13 +1103,22 @@
         <w:rPr/>
       </w:pPr>
       <w:r>
-        <w:t xml:space="preserve">Scalability — pagination on car listings; self-referencing location tree scales to any administrative depth</w:t>
+        <w:rPr>
+          <w:b/>
+        </w:rPr>
+        <w:t xml:space="preserve">BR1: </w:t>
+      </w:r>
+      <w:r>
+        <w:rPr>
+          <w:b w:val="0"/>
+        </w:rPr>
+        <w:t xml:space="preserve">The system shall allow staff to add, view, update, and delete car records.</w:t>
       </w:r>
       <w:r/>
     </w:p>
     <w:p>
       <w:pPr>
-        <w:pStyle w:val="713"/>
+        <w:pStyle w:val="885"/>
         <w:numPr>
           <w:ilvl w:val="0"/>
           <w:numId w:val="1"/>
@@ -782,39 +1129,693 @@
         <w:rPr/>
       </w:pPr>
       <w:r>
-        <w:t xml:space="preserve">Performance — indexed lookups by location and by province via JPQL</w:t>
+        <w:rPr>
+          <w:b/>
+        </w:rPr>
+        <w:t xml:space="preserve">BR2: </w:t>
+      </w:r>
+      <w:r>
+        <w:rPr>
+          <w:b w:val="0"/>
+        </w:rPr>
+        <w:t xml:space="preserve">The system shall allow staff to add, view, update, and delete customer records, each linked to a location.</w:t>
       </w:r>
       <w:r/>
     </w:p>
     <w:p>
       <w:pPr>
-        <w:pStyle w:val="706"/>
-        <w:pBdr/>
-        <w:spacing w:after="150" w:before="300"/>
+        <w:pStyle w:val="885"/>
+        <w:numPr>
+          <w:ilvl w:val="0"/>
+          <w:numId w:val="1"/>
+        </w:numPr>
+        <w:pBdr/>
+        <w:spacing w:after="60"/>
         <w:ind/>
         <w:rPr/>
       </w:pPr>
       <w:r>
-        <w:t xml:space="preserve">8. Initial Class Diagram</w:t>
+        <w:rPr>
+          <w:b/>
+        </w:rPr>
+        <w:t xml:space="preserve">BR3: </w:t>
+      </w:r>
+      <w:r>
+        <w:rPr>
+          <w:b w:val="0"/>
+        </w:rPr>
+        <w:t xml:space="preserve">The system shall allow staff to add, view, update, and delete employee records, each linked to a location.</w:t>
       </w:r>
       <w:r/>
     </w:p>
     <w:p>
       <w:pPr>
-        <w:pBdr/>
-        <w:spacing w:after="150"/>
+        <w:pStyle w:val="885"/>
+        <w:numPr>
+          <w:ilvl w:val="0"/>
+          <w:numId w:val="1"/>
+        </w:numPr>
+        <w:pBdr/>
+        <w:spacing w:after="60"/>
         <w:ind/>
         <w:rPr/>
       </w:pPr>
       <w:r>
-        <w:t xml:space="preserve">All five entities and their relationships (Location's self-referencing tree, Customer/Employee → Location, Sale → Customer/Employee, Sale ↔ Car many-to-many):</w:t>
+        <w:rPr>
+          <w:b/>
+        </w:rPr>
+        <w:t xml:space="preserve">BR4: </w:t>
+      </w:r>
+      <w:r>
+        <w:rPr>
+          <w:b w:val="0"/>
+        </w:rPr>
+        <w:t xml:space="preserve">The system shall allow staff to record a sale linking one customer, one employee, and one or more cars.</w:t>
       </w:r>
       <w:r/>
     </w:p>
     <w:p>
       <w:pPr>
-        <w:pBdr/>
-        <w:spacing w:after="200"/>
+        <w:pStyle w:val="885"/>
+        <w:numPr>
+          <w:ilvl w:val="0"/>
+          <w:numId w:val="1"/>
+        </w:numPr>
+        <w:pBdr/>
+        <w:spacing w:after="60"/>
+        <w:ind/>
+        <w:rPr/>
+      </w:pPr>
+      <w:r>
+        <w:rPr>
+          <w:b/>
+        </w:rPr>
+        <w:t xml:space="preserve">BR5: </w:t>
+      </w:r>
+      <w:r>
+        <w:rPr>
+          <w:b w:val="0"/>
+        </w:rPr>
+        <w:t xml:space="preserve">The system shall prevent duplicate customers/employees (by email) and duplicate cars (by VIN).</w:t>
+      </w:r>
+      <w:r/>
+    </w:p>
+    <w:p>
+      <w:pPr>
+        <w:pStyle w:val="885"/>
+        <w:numPr>
+          <w:ilvl w:val="0"/>
+          <w:numId w:val="1"/>
+        </w:numPr>
+        <w:pBdr/>
+        <w:spacing w:after="60"/>
+        <w:ind/>
+        <w:rPr/>
+      </w:pPr>
+      <w:r>
+        <w:rPr>
+          <w:b/>
+        </w:rPr>
+        <w:t xml:space="preserve">BR6: </w:t>
+      </w:r>
+      <w:r>
+        <w:rPr>
+          <w:b w:val="0"/>
+        </w:rPr>
+        <w:t xml:space="preserve">The system shall validate all user input at the UI, business-logic, and persistence layers before committing data.</w:t>
+      </w:r>
+      <w:r/>
+    </w:p>
+    <w:p>
+      <w:pPr>
+        <w:pStyle w:val="885"/>
+        <w:numPr>
+          <w:ilvl w:val="0"/>
+          <w:numId w:val="1"/>
+        </w:numPr>
+        <w:pBdr/>
+        <w:spacing w:after="60"/>
+        <w:ind/>
+        <w:rPr/>
+      </w:pPr>
+      <w:r>
+        <w:rPr>
+          <w:b/>
+        </w:rPr>
+        <w:t xml:space="preserve">BR7: </w:t>
+      </w:r>
+      <w:r>
+        <w:rPr>
+          <w:b w:val="0"/>
+        </w:rPr>
+        <w:t xml:space="preserve">The system shall allow filtering/searching of customers and employees by exact location or by province.</w:t>
+      </w:r>
+      <w:r/>
+    </w:p>
+    <w:p>
+      <w:pPr>
+        <w:pStyle w:val="885"/>
+        <w:numPr>
+          <w:ilvl w:val="0"/>
+          <w:numId w:val="1"/>
+        </w:numPr>
+        <w:pBdr/>
+        <w:spacing w:after="60"/>
+        <w:ind/>
+        <w:rPr/>
+      </w:pPr>
+      <w:r>
+        <w:rPr>
+          <w:b/>
+        </w:rPr>
+        <w:t xml:space="preserve">BR8: </w:t>
+      </w:r>
+      <w:r>
+        <w:rPr>
+          <w:b w:val="0"/>
+        </w:rPr>
+        <w:t xml:space="preserve">The system shall support paginated and sorted listing of cars (by price, by year).</w:t>
+      </w:r>
+      <w:r/>
+    </w:p>
+    <w:p>
+      <w:pPr>
+        <w:pStyle w:val="885"/>
+        <w:numPr>
+          <w:ilvl w:val="0"/>
+          <w:numId w:val="1"/>
+        </w:numPr>
+        <w:pBdr/>
+        <w:spacing w:after="60"/>
+        <w:ind/>
+        <w:rPr/>
+      </w:pPr>
+      <w:r>
+        <w:rPr>
+          <w:b/>
+        </w:rPr>
+        <w:t xml:space="preserve">BR9: </w:t>
+      </w:r>
+      <w:r>
+        <w:rPr>
+          <w:b w:val="0"/>
+        </w:rPr>
+        <w:t xml:space="preserve">The system shall raise exactly one invoice per sale and store an agreed price per car as a sale line item.</w:t>
+      </w:r>
+      <w:r/>
+    </w:p>
+    <w:p>
+      <w:pPr>
+        <w:pStyle w:val="885"/>
+        <w:numPr>
+          <w:ilvl w:val="0"/>
+          <w:numId w:val="1"/>
+        </w:numPr>
+        <w:pBdr/>
+        <w:spacing w:after="60"/>
+        <w:ind/>
+        <w:rPr/>
+      </w:pPr>
+      <w:r>
+        <w:rPr>
+          <w:b/>
+        </w:rPr>
+        <w:t xml:space="preserve">BR10: </w:t>
+      </w:r>
+      <w:r>
+        <w:rPr>
+          <w:b w:val="0"/>
+        </w:rPr>
+        <w:t xml:space="preserve">The system shall restrict location type, car status, payment method and employee role to predefined enumerated values.</w:t>
+      </w:r>
+      <w:r/>
+    </w:p>
+    <w:p>
+      <w:pPr>
+        <w:pStyle w:val="878"/>
+        <w:pBdr/>
+        <w:spacing w:after="140" w:before="300"/>
+        <w:ind/>
+        <w:rPr/>
+      </w:pPr>
+      <w:r>
+        <w:rPr>
+          <w:b w:val="0"/>
+        </w:rPr>
+        <w:t xml:space="preserve">8. Software Qualities Applied</w:t>
+      </w:r>
+      <w:r/>
+    </w:p>
+    <w:p>
+      <w:pPr>
+        <w:pStyle w:val="885"/>
+        <w:numPr>
+          <w:ilvl w:val="0"/>
+          <w:numId w:val="1"/>
+        </w:numPr>
+        <w:pBdr/>
+        <w:spacing w:after="60"/>
+        <w:ind/>
+        <w:rPr/>
+      </w:pPr>
+      <w:r>
+        <w:rPr>
+          <w:b/>
+        </w:rPr>
+        <w:t xml:space="preserve">Usability</w:t>
+      </w:r>
+      <w:r>
+        <w:rPr>
+          <w:b w:val="0"/>
+        </w:rPr>
+        <w:t xml:space="preserve"> — clear forms with inline, field-level error messages next to the input that failed</w:t>
+      </w:r>
+      <w:r/>
+    </w:p>
+    <w:p>
+      <w:pPr>
+        <w:pStyle w:val="885"/>
+        <w:numPr>
+          <w:ilvl w:val="0"/>
+          <w:numId w:val="1"/>
+        </w:numPr>
+        <w:pBdr/>
+        <w:spacing w:after="60"/>
+        <w:ind/>
+        <w:rPr/>
+      </w:pPr>
+      <w:r>
+        <w:rPr>
+          <w:b/>
+        </w:rPr>
+        <w:t xml:space="preserve">Maintainability</w:t>
+      </w:r>
+      <w:r>
+        <w:rPr>
+          <w:b w:val="0"/>
+        </w:rPr>
+        <w:t xml:space="preserve"> — layered architecture (model / DAO / managed bean / view); entities are never exposed directly to the view</w:t>
+      </w:r>
+      <w:r/>
+    </w:p>
+    <w:p>
+      <w:pPr>
+        <w:pStyle w:val="885"/>
+        <w:numPr>
+          <w:ilvl w:val="0"/>
+          <w:numId w:val="1"/>
+        </w:numPr>
+        <w:pBdr/>
+        <w:spacing w:after="60"/>
+        <w:ind/>
+        <w:rPr/>
+      </w:pPr>
+      <w:r>
+        <w:rPr>
+          <w:b/>
+        </w:rPr>
+        <w:t xml:space="preserve">Reusability</w:t>
+      </w:r>
+      <w:r>
+        <w:rPr>
+          <w:b w:val="0"/>
+        </w:rPr>
+        <w:t xml:space="preserve"> — identity and contact data is defined once in the abstract Person class and inherited by Customer and Employee instead of being duplicated</w:t>
+      </w:r>
+      <w:r/>
+    </w:p>
+    <w:p>
+      <w:pPr>
+        <w:pStyle w:val="885"/>
+        <w:numPr>
+          <w:ilvl w:val="0"/>
+          <w:numId w:val="1"/>
+        </w:numPr>
+        <w:pBdr/>
+        <w:spacing w:after="60"/>
+        <w:ind/>
+        <w:rPr/>
+      </w:pPr>
+      <w:r>
+        <w:rPr>
+          <w:b/>
+        </w:rPr>
+        <w:t xml:space="preserve">Data integrity</w:t>
+      </w:r>
+      <w:r>
+        <w:rPr>
+          <w:b w:val="0"/>
+        </w:rPr>
+        <w:t xml:space="preserve"> — unique constraints, foreign-key constraints and Bean Validation annotations on every entity</w:t>
+      </w:r>
+      <w:r/>
+    </w:p>
+    <w:p>
+      <w:pPr>
+        <w:pStyle w:val="885"/>
+        <w:numPr>
+          <w:ilvl w:val="0"/>
+          <w:numId w:val="1"/>
+        </w:numPr>
+        <w:pBdr/>
+        <w:spacing w:after="60"/>
+        <w:ind/>
+        <w:rPr/>
+      </w:pPr>
+      <w:r>
+        <w:rPr>
+          <w:b/>
+        </w:rPr>
+        <w:t xml:space="preserve">Security</w:t>
+      </w:r>
+      <w:r>
+        <w:rPr>
+          <w:b w:val="0"/>
+        </w:rPr>
+        <w:t xml:space="preserve"> — server-side validation is authoritative; client-side JavaScript validation is a convenience layer only and is never trusted alone, and database credentials are kept out of version control</w:t>
+      </w:r>
+      <w:r/>
+    </w:p>
+    <w:p>
+      <w:pPr>
+        <w:pStyle w:val="885"/>
+        <w:numPr>
+          <w:ilvl w:val="0"/>
+          <w:numId w:val="1"/>
+        </w:numPr>
+        <w:pBdr/>
+        <w:spacing w:after="60"/>
+        <w:ind/>
+        <w:rPr/>
+      </w:pPr>
+      <w:r>
+        <w:rPr>
+          <w:b/>
+        </w:rPr>
+        <w:t xml:space="preserve">Scalability</w:t>
+      </w:r>
+      <w:r>
+        <w:rPr>
+          <w:b w:val="0"/>
+        </w:rPr>
+        <w:t xml:space="preserve"> — pagination on car listings; the self-referencing location tree scales to any administrative depth without a schema change</w:t>
+      </w:r>
+      <w:r/>
+    </w:p>
+    <w:p>
+      <w:pPr>
+        <w:pStyle w:val="885"/>
+        <w:numPr>
+          <w:ilvl w:val="0"/>
+          <w:numId w:val="1"/>
+        </w:numPr>
+        <w:pBdr/>
+        <w:spacing w:after="60"/>
+        <w:ind/>
+        <w:rPr/>
+      </w:pPr>
+      <w:r>
+        <w:rPr>
+          <w:b/>
+        </w:rPr>
+        <w:t xml:space="preserve">Performance</w:t>
+      </w:r>
+      <w:r>
+        <w:rPr>
+          <w:b w:val="0"/>
+        </w:rPr>
+        <w:t xml:space="preserve"> — indexed lookups by location and by province through JPQL queries that select only what each page needs</w:t>
+      </w:r>
+      <w:r/>
+    </w:p>
+    <w:p>
+      <w:pPr>
+        <w:pStyle w:val="885"/>
+        <w:numPr>
+          <w:ilvl w:val="0"/>
+          <w:numId w:val="1"/>
+        </w:numPr>
+        <w:pBdr/>
+        <w:spacing w:after="60"/>
+        <w:ind/>
+        <w:rPr/>
+      </w:pPr>
+      <w:r>
+        <w:rPr>
+          <w:b/>
+        </w:rPr>
+        <w:t xml:space="preserve">Portability</w:t>
+      </w:r>
+      <w:r>
+        <w:rPr>
+          <w:b w:val="0"/>
+        </w:rPr>
+        <w:t xml:space="preserve"> — packaged as a Maven WAR that deploys to any Servlet 4 compatible container</w:t>
+      </w:r>
+      <w:r/>
+    </w:p>
+    <w:p>
+      <w:pPr>
+        <w:pStyle w:val="885"/>
+        <w:numPr>
+          <w:ilvl w:val="0"/>
+          <w:numId w:val="1"/>
+        </w:numPr>
+        <w:pBdr/>
+        <w:spacing w:after="60"/>
+        <w:ind/>
+        <w:rPr/>
+      </w:pPr>
+      <w:r>
+        <w:rPr>
+          <w:b/>
+        </w:rPr>
+        <w:t xml:space="preserve">Testability</w:t>
+      </w:r>
+      <w:r>
+        <w:rPr>
+          <w:b w:val="0"/>
+        </w:rPr>
+        <w:t xml:space="preserve"> — all persistence is isolated behind DAO classes, so business logic can be exercised against a test database</w:t>
+      </w:r>
+      <w:r/>
+    </w:p>
+    <w:p>
+      <w:pPr>
+        <w:pStyle w:val="878"/>
+        <w:pBdr/>
+        <w:spacing w:after="140" w:before="300"/>
+        <w:ind/>
+        <w:rPr/>
+      </w:pPr>
+      <w:r>
+        <w:rPr>
+          <w:b w:val="0"/>
+        </w:rPr>
+        <w:t xml:space="preserve">9. Initial Class Diagram</w:t>
+      </w:r>
+      <w:r/>
+    </w:p>
+    <w:p>
+      <w:pPr>
+        <w:pBdr/>
+        <w:spacing/>
+        <w:ind/>
+        <w:rPr/>
+      </w:pPr>
+      <w:r>
+        <w:rPr>
+          <w:b w:val="0"/>
+        </w:rPr>
+        <w:t xml:space="preserve">The model below is the initial class diagram for every entity CDMS will manage. It was built by applying the four softwa</w:t>
+      </w:r>
+      <w:r>
+        <w:rPr>
+          <w:b w:val="0"/>
+        </w:rPr>
+        <w:t xml:space="preserve">re design principles, and it is drawn in standard UML notation: each class is a three-compartment box (class name, attributes, behaviour), every member carries a visibility marker, and every relationship carries a min..max multiplicity at both of its ends.</w:t>
+      </w:r>
+      <w:r/>
+    </w:p>
+    <w:p>
+      <w:pPr>
+        <w:pStyle w:val="879"/>
+        <w:pBdr/>
+        <w:spacing w:after="100" w:before="200"/>
+        <w:ind/>
+        <w:rPr/>
+      </w:pPr>
+      <w:r>
+        <w:rPr>
+          <w:b w:val="0"/>
+        </w:rPr>
+        <w:t xml:space="preserve">9.1 Software design principles applied</w:t>
+      </w:r>
+      <w:r/>
+    </w:p>
+    <w:p>
+      <w:pPr>
+        <w:pStyle w:val="885"/>
+        <w:numPr>
+          <w:ilvl w:val="0"/>
+          <w:numId w:val="1"/>
+        </w:numPr>
+        <w:pBdr/>
+        <w:spacing w:after="60"/>
+        <w:ind/>
+        <w:rPr/>
+      </w:pPr>
+      <w:r>
+        <w:rPr>
+          <w:b/>
+        </w:rPr>
+        <w:t xml:space="preserve">Abstraction</w:t>
+      </w:r>
+      <w:r>
+        <w:rPr>
+          <w:b w:val="0"/>
+        </w:rPr>
+        <w:t xml:space="preserve"> — only domain concepts appear as</w:t>
+      </w:r>
+      <w:r>
+        <w:rPr>
+          <w:b w:val="0"/>
+        </w:rPr>
+        <w:t xml:space="preserve"> classes. Each class is the simplified model of one real thing the dealership deals with, and technical artefacts (managed beans, DAOs, tables, JSF pages) are deliberately absent because they belong to the implementation layers and not to the domain model.</w:t>
+      </w:r>
+      <w:r/>
+    </w:p>
+    <w:p>
+      <w:pPr>
+        <w:pStyle w:val="885"/>
+        <w:numPr>
+          <w:ilvl w:val="0"/>
+          <w:numId w:val="1"/>
+        </w:numPr>
+        <w:pBdr/>
+        <w:spacing w:after="60"/>
+        <w:ind/>
+        <w:rPr/>
+      </w:pPr>
+      <w:r>
+        <w:rPr>
+          <w:b/>
+        </w:rPr>
+        <w:t xml:space="preserve">Encapsulation</w:t>
+      </w:r>
+      <w:r>
+        <w:rPr>
+          <w:b w:val="0"/>
+        </w:rPr>
+        <w:t xml:space="preserve"> — no class exposes its </w:t>
+      </w:r>
+      <w:r>
+        <w:rPr>
+          <w:b w:val="0"/>
+        </w:rPr>
+        <w:t xml:space="preserve">internal state. Every attribute is private (-), attributes that subclasses must reach are protected (#), and everything other classes are allowed to call is public (+). State is therefore reached only through the operations listed in the third compartment.</w:t>
+      </w:r>
+      <w:r/>
+    </w:p>
+    <w:p>
+      <w:pPr>
+        <w:pStyle w:val="885"/>
+        <w:numPr>
+          <w:ilvl w:val="0"/>
+          <w:numId w:val="1"/>
+        </w:numPr>
+        <w:pBdr/>
+        <w:spacing w:after="60"/>
+        <w:ind/>
+        <w:rPr/>
+      </w:pPr>
+      <w:r>
+        <w:rPr>
+          <w:b/>
+        </w:rPr>
+        <w:t xml:space="preserve">Decomposition</w:t>
+      </w:r>
+      <w:r>
+        <w:rPr>
+          <w:b w:val="0"/>
+        </w:rPr>
+        <w:t xml:space="preserve"> — the domain is broken into parts using the three relationship types: associ</w:t>
+      </w:r>
+      <w:r>
+        <w:rPr>
+          <w:b w:val="0"/>
+        </w:rPr>
+        <w:t xml:space="preserve">ation where two independent objects merely refer to each other, aggregation (hollow diamond) for a weak "has-a" where the part still exists without the whole, and composition (filled diamond) for a strong "has-a" where the part is destroyed with the whole.</w:t>
+      </w:r>
+      <w:r/>
+    </w:p>
+    <w:p>
+      <w:pPr>
+        <w:pStyle w:val="885"/>
+        <w:numPr>
+          <w:ilvl w:val="0"/>
+          <w:numId w:val="1"/>
+        </w:numPr>
+        <w:pBdr/>
+        <w:spacing w:after="60"/>
+        <w:ind/>
+        <w:rPr/>
+      </w:pPr>
+      <w:r>
+        <w:rPr>
+          <w:b/>
+        </w:rPr>
+        <w:t xml:space="preserve">Generalization</w:t>
+      </w:r>
+      <w:r>
+        <w:rPr>
+          <w:b w:val="0"/>
+        </w:rPr>
+        <w:t xml:space="preserve"> — Customer and Employee both carry the same identity and contact data, so those members are lifted into an abstract Person superclass and inherited through a hollow triangle, instead of being repeated in each class.</w:t>
+      </w:r>
+      <w:r/>
+    </w:p>
+    <w:p>
+      <w:pPr>
+        <w:pStyle w:val="879"/>
+        <w:pBdr/>
+        <w:spacing w:after="100" w:before="200"/>
+        <w:ind/>
+        <w:rPr/>
+      </w:pPr>
+      <w:r>
+        <w:rPr>
+          <w:b w:val="0"/>
+        </w:rPr>
+        <w:t xml:space="preserve">9.2 UML notation used</w:t>
+      </w:r>
+      <w:r/>
+    </w:p>
+    <w:p>
+      <w:pPr>
+        <w:pBdr/>
+        <w:spacing/>
+        <w:ind/>
+        <w:rPr/>
+      </w:pPr>
+      <w:r>
+        <w:rPr>
+          <w:b w:val="0"/>
+        </w:rPr>
+        <w:t xml:space="preserve">The four notations below are t</w:t>
+      </w:r>
+      <w:r>
+        <w:rPr>
+          <w:b w:val="0"/>
+        </w:rPr>
+        <w:t xml:space="preserve">he ones applied throughout the diagram. Reading a relationship means reading the multiplicity at the far end: for example Customer 1..1 to Sale 0..* is read as "a sale is placed by exactly one customer, and a customer may have between zero and many sales".</w:t>
+      </w:r>
+      <w:r/>
+    </w:p>
+    <w:p>
+      <w:pPr>
+        <w:pBdr/>
+        <w:spacing w:after="80"/>
         <w:ind/>
         <w:jc w:val="center"/>
         <w:rPr/>
@@ -824,9 +1825,9 @@
           <mc:Choice Requires="wpg">
             <w:drawing>
               <wp:inline xmlns:wp="http://schemas.openxmlformats.org/drawingml/2006/wordprocessingDrawing" distT="0" distB="0" distL="0" distR="0">
-                <wp:extent cx="5524500" cy="3619500"/>
+                <wp:extent cx="5669280" cy="720332"/>
                 <wp:effectExtent l="0" t="0" r="0" b="0"/>
-                <wp:docPr id="3" name="" descr="" title=""/>
+                <wp:docPr id="3" name="Picture 3"/>
                 <wp:cNvGraphicFramePr>
                   <a:graphicFrameLocks xmlns:a="http://schemas.openxmlformats.org/drawingml/2006/main" noChangeAspect="1"/>
                 </wp:cNvGraphicFramePr>
@@ -834,7 +1835,7 @@
                   <a:graphicData uri="http://schemas.openxmlformats.org/drawingml/2006/picture">
                     <pic:pic xmlns:pic="http://schemas.openxmlformats.org/drawingml/2006/picture">
                       <pic:nvPicPr>
-                        <pic:cNvPr id="0" name="" descr=""/>
+                        <pic:cNvPr id="0" name="legend_final.png"/>
                         <pic:cNvPicPr>
                           <a:picLocks noChangeAspect="1"/>
                         </pic:cNvPicPr>
@@ -847,7 +1848,7 @@
                       <pic:spPr bwMode="auto">
                         <a:xfrm>
                           <a:off x="0" y="0"/>
-                          <a:ext cx="5524500" cy="3619500"/>
+                          <a:ext cx="5669280" cy="720331"/>
                         </a:xfrm>
                         <a:prstGeom prst="rect">
                           <a:avLst/>
@@ -880,7 +1881,7 @@
                 <v:path o:extrusionok="f" gradientshapeok="t" o:connecttype="rect"/>
                 <o:lock v:ext="edit" aspectratio="t"/>
               </v:shapetype>
-              <v:shape id="_x0000_i2" o:spid="_x0000_s2" type="#_x0000_t75" style="width:435.00pt;height:285.00pt;mso-wrap-distance-left:0.00pt;mso-wrap-distance-top:0.00pt;mso-wrap-distance-right:0.00pt;mso-wrap-distance-bottom:0.00pt;z-index:1;" stroked="false">
+              <v:shape id="_x0000_i2" o:spid="_x0000_s2" type="#_x0000_t75" style="width:446.40pt;height:56.72pt;mso-wrap-distance-left:0.00pt;mso-wrap-distance-top:0.00pt;mso-wrap-distance-right:0.00pt;mso-wrap-distance-bottom:0.00pt;z-index:1;" stroked="false">
                 <v:imagedata r:id="rId11" o:title=""/>
                 <o:lock v:ext="edit" rotation="t"/>
               </v:shape>
@@ -892,32 +1893,155 @@
     </w:p>
     <w:p>
       <w:pPr>
-        <w:pStyle w:val="706"/>
-        <w:pBdr/>
-        <w:spacing w:after="150" w:before="300"/>
-        <w:ind/>
+        <w:pStyle w:val="863"/>
+        <w:pBdr/>
+        <w:spacing w:after="200"/>
+        <w:ind/>
+        <w:jc w:val="center"/>
         <w:rPr/>
       </w:pPr>
       <w:r>
-        <w:t xml:space="preserve">9. Practical Implementation (Part 2 of the Assignment)</w:t>
+        <w:rPr>
+          <w:b w:val="0"/>
+        </w:rPr>
+        <w:t xml:space="preserve">Figure 3 — UML notation key</w:t>
       </w:r>
       <w:r/>
     </w:p>
     <w:p>
       <w:pPr>
-        <w:pBdr/>
-        <w:spacing w:after="150"/>
+        <w:pStyle w:val="879"/>
+        <w:pBdr/>
+        <w:spacing w:after="100" w:before="200"/>
         <w:ind/>
         <w:rPr/>
       </w:pPr>
       <w:r>
-        <w:t xml:space="preserve">Entities chosen for full CRUD via JSF + Hibernate: Car and Customer.</w:t>
+        <w:rPr>
+          <w:b w:val="0"/>
+        </w:rPr>
+        <w:t xml:space="preserve">9.3 The class diagram</w:t>
       </w:r>
       <w:r/>
     </w:p>
     <w:p>
       <w:pPr>
-        <w:pStyle w:val="713"/>
+        <w:pBdr/>
+        <w:spacing w:after="80"/>
+        <w:ind/>
+        <w:jc w:val="center"/>
+        <w:rPr/>
+      </w:pPr>
+      <w:r>
+        <w:br w:type="page" w:clear="all"/>
+      </w:r>
+      <w:r>
+        <mc:AlternateContent>
+          <mc:Choice Requires="wpg">
+            <w:drawing>
+              <wp:inline xmlns:wp="http://schemas.openxmlformats.org/drawingml/2006/wordprocessingDrawing" distT="0" distB="0" distL="0" distR="0">
+                <wp:extent cx="5577840" cy="7245724"/>
+                <wp:effectExtent l="0" t="0" r="0" b="0"/>
+                <wp:docPr id="4" name="Picture 4"/>
+                <wp:cNvGraphicFramePr>
+                  <a:graphicFrameLocks xmlns:a="http://schemas.openxmlformats.org/drawingml/2006/main" noChangeAspect="1"/>
+                </wp:cNvGraphicFramePr>
+                <a:graphic xmlns:a="http://schemas.openxmlformats.org/drawingml/2006/main">
+                  <a:graphicData uri="http://schemas.openxmlformats.org/drawingml/2006/picture">
+                    <pic:pic xmlns:pic="http://schemas.openxmlformats.org/drawingml/2006/picture">
+                      <pic:nvPicPr>
+                        <pic:cNvPr id="0" name="cdms_final.png"/>
+                        <pic:cNvPicPr>
+                          <a:picLocks noChangeAspect="1"/>
+                        </pic:cNvPicPr>
+                        <pic:nvPr/>
+                      </pic:nvPicPr>
+                      <pic:blipFill rotWithShape="1">
+                        <a:blip r:embed="rId12"/>
+                        <a:stretch/>
+                      </pic:blipFill>
+                      <pic:spPr bwMode="auto">
+                        <a:xfrm>
+                          <a:off x="0" y="0"/>
+                          <a:ext cx="5577840" cy="7245724"/>
+                        </a:xfrm>
+                        <a:prstGeom prst="rect">
+                          <a:avLst/>
+                        </a:prstGeom>
+                      </pic:spPr>
+                    </pic:pic>
+                  </a:graphicData>
+                </a:graphic>
+              </wp:inline>
+            </w:drawing>
+          </mc:Choice>
+          <mc:Fallback>
+            <w:pict>
+              <v:shapetype id="_x0000_t75" coordsize="21600,21600" o:spt="75" o:preferrelative="t" path="m@4@5l@4@11@9@11@9@5xe" filled="f" stroked="f">
+                <v:stroke joinstyle="miter"/>
+                <v:formulas>
+                  <v:f eqn="if lineDrawn pixelLineWidth 0"/>
+                  <v:f eqn="sum @0 1 0"/>
+                  <v:f eqn="sum 0 0 @1"/>
+                  <v:f eqn="prod @2 1 2"/>
+                  <v:f eqn="prod @3 21600 pixelWidth"/>
+                  <v:f eqn="prod @3 21600 pixelHeight"/>
+                  <v:f eqn="sum @0 0 1"/>
+                  <v:f eqn="prod @6 1 2"/>
+                  <v:f eqn="prod @7 21600 pixelWidth"/>
+                  <v:f eqn="sum @8 21600 0"/>
+                  <v:f eqn="prod @7 21600 pixelHeight"/>
+                  <v:f eqn="sum @10 21600 0"/>
+                </v:formulas>
+                <v:path o:extrusionok="f" gradientshapeok="t" o:connecttype="rect"/>
+                <o:lock v:ext="edit" aspectratio="t"/>
+              </v:shapetype>
+              <v:shape id="_x0000_i3" o:spid="_x0000_s3" type="#_x0000_t75" style="width:439.20pt;height:570.53pt;mso-wrap-distance-left:0.00pt;mso-wrap-distance-top:0.00pt;mso-wrap-distance-right:0.00pt;mso-wrap-distance-bottom:0.00pt;z-index:1;" stroked="false">
+                <v:imagedata r:id="rId12" o:title=""/>
+                <o:lock v:ext="edit" rotation="t"/>
+              </v:shape>
+            </w:pict>
+          </mc:Fallback>
+        </mc:AlternateContent>
+      </w:r>
+      <w:r/>
+    </w:p>
+    <w:p>
+      <w:pPr>
+        <w:pStyle w:val="863"/>
+        <w:pBdr/>
+        <w:spacing w:after="200"/>
+        <w:ind/>
+        <w:jc w:val="center"/>
+        <w:rPr/>
+      </w:pPr>
+      <w:r>
+        <w:rPr>
+          <w:b w:val="0"/>
+        </w:rPr>
+        <w:t xml:space="preserve">Figure 4 — CDMS initial class diagram (domain model)</w:t>
+      </w:r>
+      <w:r/>
+    </w:p>
+    <w:p>
+      <w:pPr>
+        <w:pStyle w:val="879"/>
+        <w:pBdr/>
+        <w:spacing w:after="100" w:before="200"/>
+        <w:ind/>
+        <w:rPr/>
+      </w:pPr>
+      <w:r>
+        <w:rPr>
+          <w:b w:val="0"/>
+        </w:rPr>
+        <w:t xml:space="preserve">9.4 Entities and their responsibilities</w:t>
+      </w:r>
+      <w:r/>
+    </w:p>
+    <w:p>
+      <w:pPr>
+        <w:pStyle w:val="885"/>
         <w:numPr>
           <w:ilvl w:val="0"/>
           <w:numId w:val="1"/>
@@ -928,13 +2052,22 @@
         <w:rPr/>
       </w:pPr>
       <w:r>
-        <w:t xml:space="preserve">Validation type 1 — JSF built-in validators (e.g. f:validateLongRange on Car.year)</w:t>
+        <w:rPr>
+          <w:b/>
+        </w:rPr>
+        <w:t xml:space="preserve">Person (abstract)</w:t>
+      </w:r>
+      <w:r>
+        <w:rPr>
+          <w:b w:val="0"/>
+        </w:rPr>
+        <w:t xml:space="preserve"> — the identity and contact data shared by every human actor in the system. It is abstract because a bare Person is never stored on its own.</w:t>
       </w:r>
       <w:r/>
     </w:p>
     <w:p>
       <w:pPr>
-        <w:pStyle w:val="713"/>
+        <w:pStyle w:val="885"/>
         <w:numPr>
           <w:ilvl w:val="0"/>
           <w:numId w:val="1"/>
@@ -945,13 +2078,22 @@
         <w:rPr/>
       </w:pPr>
       <w:r>
-        <w:t xml:space="preserve">Validation type 2 — Bean Validation (Jakarta/JSR-380 annotations on the entity classes: @NotBlank, @Email, @DecimalMin, @Pattern), enforced automatically on every bound input</w:t>
+        <w:rPr>
+          <w:b/>
+        </w:rPr>
+        <w:t xml:space="preserve">Customer</w:t>
+      </w:r>
+      <w:r>
+        <w:rPr>
+          <w:b w:val="0"/>
+        </w:rPr>
+        <w:t xml:space="preserve"> — a person who buys cars; adds the date they were registered and their credit limit.</w:t>
       </w:r>
       <w:r/>
     </w:p>
     <w:p>
       <w:pPr>
-        <w:pStyle w:val="713"/>
+        <w:pStyle w:val="885"/>
         <w:numPr>
           <w:ilvl w:val="0"/>
           <w:numId w:val="1"/>
@@ -962,13 +2104,22 @@
         <w:rPr/>
       </w:pPr>
       <w:r>
-        <w:t xml:space="preserve">Validation type 3 — Client-side JavaScript validation on form submit, as a first line of feedback before server round-trip</w:t>
+        <w:rPr>
+          <w:b/>
+        </w:rPr>
+        <w:t xml:space="preserve">Employee</w:t>
+      </w:r>
+      <w:r>
+        <w:rPr>
+          <w:b w:val="0"/>
+        </w:rPr>
+        <w:t xml:space="preserve"> — a person who works for the dealership; adds employee number, hire date, role and salary.</w:t>
       </w:r>
       <w:r/>
     </w:p>
     <w:p>
       <w:pPr>
-        <w:pStyle w:val="713"/>
+        <w:pStyle w:val="885"/>
         <w:numPr>
           <w:ilvl w:val="0"/>
           <w:numId w:val="1"/>
@@ -979,20 +2130,1376 @@
         <w:rPr/>
       </w:pPr>
       <w:r>
-        <w:t xml:space="preserve">CSS: external stylesheet (resources/css/styles.css), internal (&lt;style&gt; block in each .xhtml &lt;h:head&gt;), and inline (style attribute on individual elements)</w:t>
+        <w:rPr>
+          <w:b/>
+        </w:rPr>
+        <w:t xml:space="preserve">Location</w:t>
+      </w:r>
+      <w:r>
+        <w:rPr>
+          <w:b w:val="0"/>
+        </w:rPr>
+        <w:t xml:space="preserve"> — one node of the Rwanda administrative tree. A single class models all five levels, because the level is held in the LocationType enumeration and the hierarchy is held in a self-reference.</w:t>
       </w:r>
       <w:r/>
     </w:p>
     <w:p>
       <w:pPr>
-        <w:pBdr/>
-        <w:spacing w:after="150"/>
+        <w:pStyle w:val="885"/>
+        <w:numPr>
+          <w:ilvl w:val="0"/>
+          <w:numId w:val="1"/>
+        </w:numPr>
+        <w:pBdr/>
+        <w:spacing w:after="60"/>
         <w:ind/>
         <w:rPr/>
       </w:pPr>
       <w:r>
-        <w:t xml:space="preserve">See the GitHub repository (link above) for full source, and the linked video for a walkthrough of the working CRUD screens and the project's overall workflow.</w:t>
+        <w:rPr>
+          <w:b/>
+        </w:rPr>
+        <w:t xml:space="preserve">Car</w:t>
       </w:r>
+      <w:r>
+        <w:rPr>
+          <w:b w:val="0"/>
+        </w:rPr>
+        <w:t xml:space="preserve"> — one physical vehicle in stock, identified by its VIN and carrying a lifecycle status.</w:t>
+      </w:r>
+      <w:r/>
+    </w:p>
+    <w:p>
+      <w:pPr>
+        <w:pStyle w:val="885"/>
+        <w:numPr>
+          <w:ilvl w:val="0"/>
+          <w:numId w:val="1"/>
+        </w:numPr>
+        <w:pBdr/>
+        <w:spacing w:after="60"/>
+        <w:ind/>
+        <w:rPr/>
+      </w:pPr>
+      <w:r>
+        <w:rPr>
+          <w:b/>
+        </w:rPr>
+        <w:t xml:space="preserve">Sale</w:t>
+      </w:r>
+      <w:r>
+        <w:rPr>
+          <w:b w:val="0"/>
+        </w:rPr>
+        <w:t xml:space="preserve"> — one completed transaction. It owns both its line items and its invoice.</w:t>
+      </w:r>
+      <w:r/>
+    </w:p>
+    <w:p>
+      <w:pPr>
+        <w:pStyle w:val="885"/>
+        <w:numPr>
+          <w:ilvl w:val="0"/>
+          <w:numId w:val="1"/>
+        </w:numPr>
+        <w:pBdr/>
+        <w:spacing w:after="60"/>
+        <w:ind/>
+        <w:rPr/>
+      </w:pPr>
+      <w:r>
+        <w:rPr>
+          <w:b/>
+        </w:rPr>
+        <w:t xml:space="preserve">SaleItem</w:t>
+      </w:r>
+      <w:r>
+        <w:rPr>
+          <w:b w:val="0"/>
+        </w:rPr>
+        <w:t xml:space="preserve"> — the association class between Sale and Car. It exists so that the price actually agreed for one specific car in one specific sale has somewhere to live.</w:t>
+      </w:r>
+      <w:r/>
+    </w:p>
+    <w:p>
+      <w:pPr>
+        <w:pStyle w:val="885"/>
+        <w:numPr>
+          <w:ilvl w:val="0"/>
+          <w:numId w:val="1"/>
+        </w:numPr>
+        <w:pBdr/>
+        <w:spacing w:after="60"/>
+        <w:ind/>
+        <w:rPr/>
+      </w:pPr>
+      <w:r>
+        <w:rPr>
+          <w:b/>
+        </w:rPr>
+        <w:t xml:space="preserve">Invoice</w:t>
+      </w:r>
+      <w:r>
+        <w:rPr>
+          <w:b w:val="0"/>
+        </w:rPr>
+        <w:t xml:space="preserve"> — the financial document raised for a sale.</w:t>
+      </w:r>
+      <w:r/>
+    </w:p>
+    <w:p>
+      <w:pPr>
+        <w:pStyle w:val="885"/>
+        <w:numPr>
+          <w:ilvl w:val="0"/>
+          <w:numId w:val="1"/>
+        </w:numPr>
+        <w:pBdr/>
+        <w:spacing w:after="60"/>
+        <w:ind/>
+        <w:rPr/>
+      </w:pPr>
+      <w:r>
+        <w:rPr>
+          <w:b/>
+        </w:rPr>
+        <w:t xml:space="preserve">LocationType, CarStatus, PaymentMethod, EmployeeRole</w:t>
+      </w:r>
+      <w:r>
+        <w:rPr>
+          <w:b w:val="0"/>
+        </w:rPr>
+        <w:t xml:space="preserve"> — enumerations that restrict the corresponding attributes to a fixed, validated set of values.</w:t>
+      </w:r>
+      <w:r/>
+    </w:p>
+    <w:p>
+      <w:pPr>
+        <w:pStyle w:val="879"/>
+        <w:pBdr/>
+        <w:spacing w:after="100" w:before="200"/>
+        <w:ind/>
+        <w:rPr/>
+      </w:pPr>
+      <w:r>
+        <w:rPr>
+          <w:b w:val="0"/>
+        </w:rPr>
+        <w:t xml:space="preserve">9.5 Relationships and multiplicities</w:t>
+      </w:r>
+      <w:r/>
+    </w:p>
+    <w:tbl>
+      <w:tblPr>
+        <w:tblStyle w:val="704"/>
+        <w:tblW w:w="0" w:type="auto"/>
+        <w:tblBorders/>
+        <w:tblLayout w:type="autofit"/>
+        <w:tblLook w:val="04A0" w:firstRow="1" w:lastRow="0" w:firstColumn="1" w:lastColumn="0" w:noHBand="0" w:noVBand="1"/>
+      </w:tblPr>
+      <w:tblGrid>
+        <w:gridCol w:w="2256"/>
+        <w:gridCol w:w="2256"/>
+        <w:gridCol w:w="2256"/>
+        <w:gridCol w:w="2256"/>
+      </w:tblGrid>
+      <w:tr>
+        <w:trPr/>
+        <w:tc>
+          <w:tcPr>
+            <w:tcBorders/>
+            <w:tcW w:w="2256" w:type="dxa"/>
+          </w:tcPr>
+          <w:p>
+            <w:pPr>
+              <w:pBdr/>
+              <w:spacing w:after="0"/>
+              <w:ind/>
+              <w:rPr/>
+            </w:pPr>
+            <w:r>
+              <w:rPr>
+                <w:b/>
+              </w:rPr>
+              <w:t xml:space="preserve">Relationship</w:t>
+            </w:r>
+            <w:r/>
+          </w:p>
+        </w:tc>
+        <w:tc>
+          <w:tcPr>
+            <w:tcBorders/>
+            <w:tcW w:w="2256" w:type="dxa"/>
+          </w:tcPr>
+          <w:p>
+            <w:pPr>
+              <w:pBdr/>
+              <w:spacing w:after="0"/>
+              <w:ind/>
+              <w:rPr/>
+            </w:pPr>
+            <w:r>
+              <w:rPr>
+                <w:b/>
+              </w:rPr>
+              <w:t xml:space="preserve">Type</w:t>
+            </w:r>
+            <w:r/>
+          </w:p>
+        </w:tc>
+        <w:tc>
+          <w:tcPr>
+            <w:tcBorders/>
+            <w:tcW w:w="2256" w:type="dxa"/>
+          </w:tcPr>
+          <w:p>
+            <w:pPr>
+              <w:pBdr/>
+              <w:spacing w:after="0"/>
+              <w:ind/>
+              <w:rPr/>
+            </w:pPr>
+            <w:r>
+              <w:rPr>
+                <w:b/>
+              </w:rPr>
+              <w:t xml:space="preserve">Multiplicity (both ends)</w:t>
+            </w:r>
+            <w:r/>
+          </w:p>
+        </w:tc>
+        <w:tc>
+          <w:tcPr>
+            <w:tcBorders/>
+            <w:tcW w:w="2256" w:type="dxa"/>
+          </w:tcPr>
+          <w:p>
+            <w:pPr>
+              <w:pBdr/>
+              <w:spacing w:after="0"/>
+              <w:ind/>
+              <w:rPr/>
+            </w:pPr>
+            <w:r>
+              <w:rPr>
+                <w:b/>
+              </w:rPr>
+              <w:t xml:space="preserve">How it is read</w:t>
+            </w:r>
+            <w:r/>
+          </w:p>
+        </w:tc>
+      </w:tr>
+      <w:tr>
+        <w:trPr/>
+        <w:tc>
+          <w:tcPr>
+            <w:tcBorders/>
+            <w:tcW w:w="2256" w:type="dxa"/>
+          </w:tcPr>
+          <w:p>
+            <w:pPr>
+              <w:pBdr/>
+              <w:spacing w:after="0"/>
+              <w:ind/>
+              <w:rPr/>
+            </w:pPr>
+            <w:r>
+              <w:t xml:space="preserve">Person — Location</w:t>
+            </w:r>
+            <w:r/>
+          </w:p>
+        </w:tc>
+        <w:tc>
+          <w:tcPr>
+            <w:tcBorders/>
+            <w:tcW w:w="2256" w:type="dxa"/>
+          </w:tcPr>
+          <w:p>
+            <w:pPr>
+              <w:pBdr/>
+              <w:spacing w:after="0"/>
+              <w:ind/>
+              <w:rPr/>
+            </w:pPr>
+            <w:r>
+              <w:t xml:space="preserve">Association</w:t>
+            </w:r>
+            <w:r/>
+          </w:p>
+        </w:tc>
+        <w:tc>
+          <w:tcPr>
+            <w:tcBorders/>
+            <w:tcW w:w="2256" w:type="dxa"/>
+          </w:tcPr>
+          <w:p>
+            <w:pPr>
+              <w:pBdr/>
+              <w:spacing w:after="0"/>
+              <w:ind/>
+              <w:rPr/>
+            </w:pPr>
+            <w:r>
+              <w:t xml:space="preserve">Location 1..1 — Person 0..*</w:t>
+            </w:r>
+            <w:r/>
+          </w:p>
+        </w:tc>
+        <w:tc>
+          <w:tcPr>
+            <w:tcBorders/>
+            <w:tcW w:w="2256" w:type="dxa"/>
+          </w:tcPr>
+          <w:p>
+            <w:pPr>
+              <w:pBdr/>
+              <w:spacing w:after="0"/>
+              <w:ind/>
+              <w:rPr/>
+            </w:pPr>
+            <w:r>
+              <w:t xml:space="preserve">Every person resides at exactly one location; a location may have no people or many.</w:t>
+            </w:r>
+            <w:r/>
+          </w:p>
+        </w:tc>
+      </w:tr>
+      <w:tr>
+        <w:trPr/>
+        <w:tc>
+          <w:tcPr>
+            <w:tcBorders/>
+            <w:tcW w:w="2256" w:type="dxa"/>
+          </w:tcPr>
+          <w:p>
+            <w:pPr>
+              <w:pBdr/>
+              <w:spacing w:after="0"/>
+              <w:ind/>
+              <w:rPr/>
+            </w:pPr>
+            <w:r>
+              <w:t xml:space="preserve">Location — Location</w:t>
+            </w:r>
+            <w:r/>
+          </w:p>
+        </w:tc>
+        <w:tc>
+          <w:tcPr>
+            <w:tcBorders/>
+            <w:tcW w:w="2256" w:type="dxa"/>
+          </w:tcPr>
+          <w:p>
+            <w:pPr>
+              <w:pBdr/>
+              <w:spacing w:after="0"/>
+              <w:ind/>
+              <w:rPr/>
+            </w:pPr>
+            <w:r>
+              <w:t xml:space="preserve">Aggregation</w:t>
+            </w:r>
+            <w:r/>
+          </w:p>
+        </w:tc>
+        <w:tc>
+          <w:tcPr>
+            <w:tcBorders/>
+            <w:tcW w:w="2256" w:type="dxa"/>
+          </w:tcPr>
+          <w:p>
+            <w:pPr>
+              <w:pBdr/>
+              <w:spacing w:after="0"/>
+              <w:ind/>
+              <w:rPr/>
+            </w:pPr>
+            <w:r>
+              <w:t xml:space="preserve">parent 0..1 — children 0..*</w:t>
+            </w:r>
+            <w:r/>
+          </w:p>
+        </w:tc>
+        <w:tc>
+          <w:tcPr>
+            <w:tcBorders/>
+            <w:tcW w:w="2256" w:type="dxa"/>
+          </w:tcPr>
+          <w:p>
+            <w:pPr>
+              <w:pBdr/>
+              <w:spacing w:after="0"/>
+              <w:ind/>
+              <w:rPr/>
+            </w:pPr>
+            <w:r>
+              <w:t xml:space="preserve">A province aggregates districts, a district aggregates sectors, and so on. A child node can be re-assigned to another parent and still exists in its own right, so this is a weak "has-a".</w:t>
+            </w:r>
+            <w:r/>
+          </w:p>
+        </w:tc>
+      </w:tr>
+      <w:tr>
+        <w:trPr/>
+        <w:tc>
+          <w:tcPr>
+            <w:tcBorders/>
+            <w:tcW w:w="2256" w:type="dxa"/>
+          </w:tcPr>
+          <w:p>
+            <w:pPr>
+              <w:pBdr/>
+              <w:spacing w:after="0"/>
+              <w:ind/>
+              <w:rPr/>
+            </w:pPr>
+            <w:r>
+              <w:t xml:space="preserve">Customer — Sale</w:t>
+            </w:r>
+            <w:r/>
+          </w:p>
+        </w:tc>
+        <w:tc>
+          <w:tcPr>
+            <w:tcBorders/>
+            <w:tcW w:w="2256" w:type="dxa"/>
+          </w:tcPr>
+          <w:p>
+            <w:pPr>
+              <w:pBdr/>
+              <w:spacing w:after="0"/>
+              <w:ind/>
+              <w:rPr/>
+            </w:pPr>
+            <w:r>
+              <w:t xml:space="preserve">Association</w:t>
+            </w:r>
+            <w:r/>
+          </w:p>
+        </w:tc>
+        <w:tc>
+          <w:tcPr>
+            <w:tcBorders/>
+            <w:tcW w:w="2256" w:type="dxa"/>
+          </w:tcPr>
+          <w:p>
+            <w:pPr>
+              <w:pBdr/>
+              <w:spacing w:after="0"/>
+              <w:ind/>
+              <w:rPr/>
+            </w:pPr>
+            <w:r>
+              <w:t xml:space="preserve">Customer 1..1 — Sale 0..*</w:t>
+            </w:r>
+            <w:r/>
+          </w:p>
+        </w:tc>
+        <w:tc>
+          <w:tcPr>
+            <w:tcBorders/>
+            <w:tcW w:w="2256" w:type="dxa"/>
+          </w:tcPr>
+          <w:p>
+            <w:pPr>
+              <w:pBdr/>
+              <w:spacing w:after="0"/>
+              <w:ind/>
+              <w:rPr/>
+            </w:pPr>
+            <w:r>
+              <w:t xml:space="preserve">A sale is placed by exactly one customer; a customer may have no sales yet, or many.</w:t>
+            </w:r>
+            <w:r/>
+          </w:p>
+        </w:tc>
+      </w:tr>
+      <w:tr>
+        <w:trPr/>
+        <w:tc>
+          <w:tcPr>
+            <w:tcBorders/>
+            <w:tcW w:w="2256" w:type="dxa"/>
+          </w:tcPr>
+          <w:p>
+            <w:pPr>
+              <w:pBdr/>
+              <w:spacing w:after="0"/>
+              <w:ind/>
+              <w:rPr/>
+            </w:pPr>
+            <w:r>
+              <w:t xml:space="preserve">Employee — Sale</w:t>
+            </w:r>
+            <w:r/>
+          </w:p>
+        </w:tc>
+        <w:tc>
+          <w:tcPr>
+            <w:tcBorders/>
+            <w:tcW w:w="2256" w:type="dxa"/>
+          </w:tcPr>
+          <w:p>
+            <w:pPr>
+              <w:pBdr/>
+              <w:spacing w:after="0"/>
+              <w:ind/>
+              <w:rPr/>
+            </w:pPr>
+            <w:r>
+              <w:t xml:space="preserve">Association</w:t>
+            </w:r>
+            <w:r/>
+          </w:p>
+        </w:tc>
+        <w:tc>
+          <w:tcPr>
+            <w:tcBorders/>
+            <w:tcW w:w="2256" w:type="dxa"/>
+          </w:tcPr>
+          <w:p>
+            <w:pPr>
+              <w:pBdr/>
+              <w:spacing w:after="0"/>
+              <w:ind/>
+              <w:rPr/>
+            </w:pPr>
+            <w:r>
+              <w:t xml:space="preserve">Employee 1..1 — Sale 0..*</w:t>
+            </w:r>
+            <w:r/>
+          </w:p>
+        </w:tc>
+        <w:tc>
+          <w:tcPr>
+            <w:tcBorders/>
+            <w:tcW w:w="2256" w:type="dxa"/>
+          </w:tcPr>
+          <w:p>
+            <w:pPr>
+              <w:pBdr/>
+              <w:spacing w:after="0"/>
+              <w:ind/>
+              <w:rPr/>
+            </w:pPr>
+            <w:r>
+              <w:t xml:space="preserve">A sale is handled by exactly one employee; an employee may handle many sales.</w:t>
+            </w:r>
+            <w:r/>
+          </w:p>
+        </w:tc>
+      </w:tr>
+      <w:tr>
+        <w:trPr/>
+        <w:tc>
+          <w:tcPr>
+            <w:tcBorders/>
+            <w:tcW w:w="2256" w:type="dxa"/>
+          </w:tcPr>
+          <w:p>
+            <w:pPr>
+              <w:pBdr/>
+              <w:spacing w:after="0"/>
+              <w:ind/>
+              <w:rPr/>
+            </w:pPr>
+            <w:r>
+              <w:t xml:space="preserve">Sale — SaleItem</w:t>
+            </w:r>
+            <w:r/>
+          </w:p>
+        </w:tc>
+        <w:tc>
+          <w:tcPr>
+            <w:tcBorders/>
+            <w:tcW w:w="2256" w:type="dxa"/>
+          </w:tcPr>
+          <w:p>
+            <w:pPr>
+              <w:pBdr/>
+              <w:spacing w:after="0"/>
+              <w:ind/>
+              <w:rPr/>
+            </w:pPr>
+            <w:r>
+              <w:t xml:space="preserve">Composition</w:t>
+            </w:r>
+            <w:r/>
+          </w:p>
+        </w:tc>
+        <w:tc>
+          <w:tcPr>
+            <w:tcBorders/>
+            <w:tcW w:w="2256" w:type="dxa"/>
+          </w:tcPr>
+          <w:p>
+            <w:pPr>
+              <w:pBdr/>
+              <w:spacing w:after="0"/>
+              <w:ind/>
+              <w:rPr/>
+            </w:pPr>
+            <w:r>
+              <w:t xml:space="preserve">Sale 1..1 — SaleItem 1..*</w:t>
+            </w:r>
+            <w:r/>
+          </w:p>
+        </w:tc>
+        <w:tc>
+          <w:tcPr>
+            <w:tcBorders/>
+            <w:tcW w:w="2256" w:type="dxa"/>
+          </w:tcPr>
+          <w:p>
+            <w:pPr>
+              <w:pBdr/>
+              <w:spacing w:after="0"/>
+              <w:ind/>
+              <w:rPr/>
+            </w:pPr>
+            <w:r>
+              <w:t xml:space="preserve">A sale owns its line items and must have at least one. Deleting the sale deletes them, so this is a strong "has-a".</w:t>
+            </w:r>
+            <w:r/>
+          </w:p>
+        </w:tc>
+      </w:tr>
+      <w:tr>
+        <w:trPr/>
+        <w:tc>
+          <w:tcPr>
+            <w:tcBorders/>
+            <w:tcW w:w="2256" w:type="dxa"/>
+          </w:tcPr>
+          <w:p>
+            <w:pPr>
+              <w:pBdr/>
+              <w:spacing w:after="0"/>
+              <w:ind/>
+              <w:rPr/>
+            </w:pPr>
+            <w:r>
+              <w:t xml:space="preserve">Sale — Invoice</w:t>
+            </w:r>
+            <w:r/>
+          </w:p>
+        </w:tc>
+        <w:tc>
+          <w:tcPr>
+            <w:tcBorders/>
+            <w:tcW w:w="2256" w:type="dxa"/>
+          </w:tcPr>
+          <w:p>
+            <w:pPr>
+              <w:pBdr/>
+              <w:spacing w:after="0"/>
+              <w:ind/>
+              <w:rPr/>
+            </w:pPr>
+            <w:r>
+              <w:t xml:space="preserve">Composition</w:t>
+            </w:r>
+            <w:r/>
+          </w:p>
+        </w:tc>
+        <w:tc>
+          <w:tcPr>
+            <w:tcBorders/>
+            <w:tcW w:w="2256" w:type="dxa"/>
+          </w:tcPr>
+          <w:p>
+            <w:pPr>
+              <w:pBdr/>
+              <w:spacing w:after="0"/>
+              <w:ind/>
+              <w:rPr/>
+            </w:pPr>
+            <w:r>
+              <w:t xml:space="preserve">Sale 1..1 — Invoice 1..1</w:t>
+            </w:r>
+            <w:r/>
+          </w:p>
+        </w:tc>
+        <w:tc>
+          <w:tcPr>
+            <w:tcBorders/>
+            <w:tcW w:w="2256" w:type="dxa"/>
+          </w:tcPr>
+          <w:p>
+            <w:pPr>
+              <w:pBdr/>
+              <w:spacing w:after="0"/>
+              <w:ind/>
+              <w:rPr/>
+            </w:pPr>
+            <w:r>
+              <w:t xml:space="preserve">Exactly one invoice belongs to a sale and it cannot exist without that sale.</w:t>
+            </w:r>
+            <w:r/>
+          </w:p>
+        </w:tc>
+      </w:tr>
+      <w:tr>
+        <w:trPr/>
+        <w:tc>
+          <w:tcPr>
+            <w:tcBorders/>
+            <w:tcW w:w="2256" w:type="dxa"/>
+          </w:tcPr>
+          <w:p>
+            <w:pPr>
+              <w:pBdr/>
+              <w:spacing w:after="0"/>
+              <w:ind/>
+              <w:rPr/>
+            </w:pPr>
+            <w:r>
+              <w:t xml:space="preserve">Car — SaleItem</w:t>
+            </w:r>
+            <w:r/>
+          </w:p>
+        </w:tc>
+        <w:tc>
+          <w:tcPr>
+            <w:tcBorders/>
+            <w:tcW w:w="2256" w:type="dxa"/>
+          </w:tcPr>
+          <w:p>
+            <w:pPr>
+              <w:pBdr/>
+              <w:spacing w:after="0"/>
+              <w:ind/>
+              <w:rPr/>
+            </w:pPr>
+            <w:r>
+              <w:t xml:space="preserve">Association</w:t>
+            </w:r>
+            <w:r/>
+          </w:p>
+        </w:tc>
+        <w:tc>
+          <w:tcPr>
+            <w:tcBorders/>
+            <w:tcW w:w="2256" w:type="dxa"/>
+          </w:tcPr>
+          <w:p>
+            <w:pPr>
+              <w:pBdr/>
+              <w:spacing w:after="0"/>
+              <w:ind/>
+              <w:rPr/>
+            </w:pPr>
+            <w:r>
+              <w:t xml:space="preserve">Car 1..1 — SaleItem 0..*</w:t>
+            </w:r>
+            <w:r/>
+          </w:p>
+        </w:tc>
+        <w:tc>
+          <w:tcPr>
+            <w:tcBorders/>
+            <w:tcW w:w="2256" w:type="dxa"/>
+          </w:tcPr>
+          <w:p>
+            <w:pPr>
+              <w:pBdr/>
+              <w:spacing w:after="0"/>
+              <w:ind/>
+              <w:rPr/>
+            </w:pPr>
+            <w:r>
+              <w:t xml:space="preserve">A line item refers to exactly one car; a car has no line items until it is sold.</w:t>
+            </w:r>
+            <w:r/>
+          </w:p>
+        </w:tc>
+      </w:tr>
+      <w:tr>
+        <w:trPr/>
+        <w:tc>
+          <w:tcPr>
+            <w:tcBorders/>
+            <w:tcW w:w="2256" w:type="dxa"/>
+          </w:tcPr>
+          <w:p>
+            <w:pPr>
+              <w:pBdr/>
+              <w:spacing w:after="0"/>
+              <w:ind/>
+              <w:rPr/>
+            </w:pPr>
+            <w:r>
+              <w:t xml:space="preserve">Person ← Customer / Employee</w:t>
+            </w:r>
+            <w:r/>
+          </w:p>
+        </w:tc>
+        <w:tc>
+          <w:tcPr>
+            <w:tcBorders/>
+            <w:tcW w:w="2256" w:type="dxa"/>
+          </w:tcPr>
+          <w:p>
+            <w:pPr>
+              <w:pBdr/>
+              <w:spacing w:after="0"/>
+              <w:ind/>
+              <w:rPr/>
+            </w:pPr>
+            <w:r>
+              <w:t xml:space="preserve">Generalization</w:t>
+            </w:r>
+            <w:r/>
+          </w:p>
+        </w:tc>
+        <w:tc>
+          <w:tcPr>
+            <w:tcBorders/>
+            <w:tcW w:w="2256" w:type="dxa"/>
+          </w:tcPr>
+          <w:p>
+            <w:pPr>
+              <w:pBdr/>
+              <w:spacing w:after="0"/>
+              <w:ind/>
+              <w:rPr/>
+            </w:pPr>
+            <w:r>
+              <w:t xml:space="preserve">not applicable</w:t>
+            </w:r>
+            <w:r/>
+          </w:p>
+        </w:tc>
+        <w:tc>
+          <w:tcPr>
+            <w:tcBorders/>
+            <w:tcW w:w="2256" w:type="dxa"/>
+          </w:tcPr>
+          <w:p>
+            <w:pPr>
+              <w:pBdr/>
+              <w:spacing w:after="0"/>
+              <w:ind/>
+              <w:rPr/>
+            </w:pPr>
+            <w:r>
+              <w:t xml:space="preserve">Customer "is-a" Person and Employee "is-a" Person; both inherit the protected members of Person.</w:t>
+            </w:r>
+            <w:r/>
+          </w:p>
+        </w:tc>
+      </w:tr>
+    </w:tbl>
+    <w:p>
+      <w:pPr>
+        <w:pBdr/>
+        <w:spacing w:after="120"/>
+        <w:ind/>
+        <w:rPr/>
+      </w:pPr>
+      <w:r/>
+      <w:r/>
+    </w:p>
+    <w:p>
+      <w:pPr>
+        <w:pStyle w:val="879"/>
+        <w:pBdr/>
+        <w:spacing w:after="100" w:before="200"/>
+        <w:ind/>
+        <w:rPr/>
+      </w:pPr>
+      <w:r>
+        <w:rPr>
+          <w:b w:val="0"/>
+        </w:rPr>
+        <w:t xml:space="preserve">9.6 Corrections made to the first version of this diagram</w:t>
+      </w:r>
+      <w:r/>
+    </w:p>
+    <w:p>
+      <w:pPr>
+        <w:pBdr/>
+        <w:spacing/>
+        <w:ind/>
+        <w:rPr/>
+      </w:pPr>
+      <w:r>
+        <w:rPr>
+          <w:b w:val="0"/>
+        </w:rPr>
+        <w:t xml:space="preserve">The diagram above replaces the one submitted previously. The following points were corrected against the UML rules covered in the session:</w:t>
+      </w:r>
+      <w:r/>
+    </w:p>
+    <w:p>
+      <w:pPr>
+        <w:pStyle w:val="885"/>
+        <w:numPr>
+          <w:ilvl w:val="0"/>
+          <w:numId w:val="1"/>
+        </w:numPr>
+        <w:pBdr/>
+        <w:spacing w:after="60"/>
+        <w:ind/>
+        <w:rPr/>
+      </w:pPr>
+      <w:r>
+        <w:rPr>
+          <w:b w:val="0"/>
+        </w:rPr>
+        <w:t xml:space="preserve">A behaviour compartment was added to every class. The earlier diagram showed attributes only, so the classes described data but no operations.</w:t>
+      </w:r>
+      <w:r/>
+    </w:p>
+    <w:p>
+      <w:pPr>
+        <w:pStyle w:val="885"/>
+        <w:numPr>
+          <w:ilvl w:val="0"/>
+          <w:numId w:val="1"/>
+        </w:numPr>
+        <w:pBdr/>
+        <w:spacing w:after="60"/>
+        <w:ind/>
+        <w:rPr/>
+      </w:pPr>
+      <w:r>
+        <w:rPr>
+          <w:b w:val="0"/>
+        </w:rPr>
+        <w:t xml:space="preserve">Multiplicity is now written as min..max at both ends of every relationship, instead of a single figure on one end only.</w:t>
+      </w:r>
+      <w:r/>
+    </w:p>
+    <w:p>
+      <w:pPr>
+        <w:pStyle w:val="885"/>
+        <w:numPr>
+          <w:ilvl w:val="0"/>
+          <w:numId w:val="1"/>
+        </w:numPr>
+        <w:pBdr/>
+        <w:spacing w:after="60"/>
+        <w:ind/>
+        <w:rPr/>
+      </w:pPr>
+      <w:r>
+        <w:rPr>
+          <w:b w:val="0"/>
+        </w:rPr>
+        <w:t xml:space="preserve">Aggregation and composition are now distinguished from plain association using the hollow and the filled diamond. The earlier diagram drew every relationship with the same arrow, so weak and strong ownership could not be told apart.</w:t>
+      </w:r>
+      <w:r/>
+    </w:p>
+    <w:p>
+      <w:pPr>
+        <w:pStyle w:val="885"/>
+        <w:numPr>
+          <w:ilvl w:val="0"/>
+          <w:numId w:val="1"/>
+        </w:numPr>
+        <w:pBdr/>
+        <w:spacing w:after="60"/>
+        <w:ind/>
+        <w:rPr/>
+      </w:pPr>
+      <w:r>
+        <w:rPr>
+          <w:b w:val="0"/>
+        </w:rPr>
+        <w:t xml:space="preserve">Generalization was introduced. The identity and contact attributes that were duplicated in Customer and Employee are now declared once in an abstract Person superclass and inherited.</w:t>
+      </w:r>
+      <w:r/>
+    </w:p>
+    <w:p>
+      <w:pPr>
+        <w:pStyle w:val="885"/>
+        <w:numPr>
+          <w:ilvl w:val="0"/>
+          <w:numId w:val="1"/>
+        </w:numPr>
+        <w:pBdr/>
+        <w:spacing w:after="60"/>
+        <w:ind/>
+        <w:rPr/>
+      </w:pPr>
+      <w:r>
+        <w:rPr>
+          <w:b w:val="0"/>
+        </w:rPr>
+        <w:t xml:space="preserve">Foreign-key attributes (customer, employee, location, cars) were removed from the attribute compartments, because the association line together with its multiplicity already carries that information; keeping both was redundant.</w:t>
+      </w:r>
+      <w:r/>
+    </w:p>
+    <w:p>
+      <w:pPr>
+        <w:pStyle w:val="885"/>
+        <w:numPr>
+          <w:ilvl w:val="0"/>
+          <w:numId w:val="1"/>
+        </w:numPr>
+        <w:pBdr/>
+        <w:spacing w:after="60"/>
+        <w:ind/>
+        <w:rPr/>
+      </w:pPr>
+      <w:r>
+        <w:rPr>
+          <w:b w:val="0"/>
+        </w:rPr>
+        <w:t xml:space="preserve">Enumerated values are now modelled as separate «enumeration» classes instead of being written inside an attribute as "Enum (PROVINCE..VILLAGE)".</w:t>
+      </w:r>
+      <w:r/>
+    </w:p>
+    <w:p>
+      <w:pPr>
+        <w:pStyle w:val="885"/>
+        <w:numPr>
+          <w:ilvl w:val="0"/>
+          <w:numId w:val="1"/>
+        </w:numPr>
+        <w:pBdr/>
+        <w:spacing w:after="60"/>
+        <w:ind/>
+        <w:rPr/>
+      </w:pPr>
+      <w:r>
+        <w:rPr>
+          <w:b w:val="0"/>
+        </w:rPr>
+        <w:t xml:space="preserve">The many-to-many relationship between Sale and Car was resolved into the SaleItem association class, which gives the agreed price and quantity per car a proper home.</w:t>
+      </w:r>
+      <w:r/>
+    </w:p>
+    <w:p>
+      <w:pPr>
+        <w:pStyle w:val="885"/>
+        <w:numPr>
+          <w:ilvl w:val="0"/>
+          <w:numId w:val="1"/>
+        </w:numPr>
+        <w:pBdr/>
+        <w:spacing w:after="60"/>
+        <w:ind/>
+        <w:rPr/>
+      </w:pPr>
+      <w:r>
+        <w:rPr>
+          <w:b w:val="0"/>
+        </w:rPr>
+        <w:t xml:space="preserve">Identifier types were aligned with the implementation: Long generated by the database, rather than UUID.</w:t>
+      </w:r>
+      <w:r/>
+    </w:p>
+    <w:p>
+      <w:pPr>
+        <w:pStyle w:val="878"/>
+        <w:pBdr/>
+        <w:spacing w:after="140" w:before="300"/>
+        <w:ind/>
+        <w:rPr/>
+      </w:pPr>
+      <w:r>
+        <w:rPr>
+          <w:b w:val="0"/>
+        </w:rPr>
+        <w:t xml:space="preserve">10. Practical Implementation (Part 2 of the Assignment)</w:t>
+      </w:r>
+      <w:r/>
+    </w:p>
+    <w:p>
+      <w:pPr>
+        <w:pBdr/>
+        <w:spacing/>
+        <w:ind/>
+        <w:rPr/>
+      </w:pPr>
+      <w:r>
+        <w:rPr>
+          <w:b w:val="0"/>
+        </w:rPr>
+        <w:t xml:space="preserve">Two entities from the class diagram were chosen for full CRUD through JSF and Hibernate: Car and Customer. All three required types of validation and all three ways of applying CSS are present.</w:t>
+      </w:r>
+      <w:r/>
+    </w:p>
+    <w:p>
+      <w:pPr>
+        <w:pStyle w:val="879"/>
+        <w:pBdr/>
+        <w:spacing w:after="100" w:before="200"/>
+        <w:ind/>
+        <w:rPr/>
+      </w:pPr>
+      <w:r>
+        <w:rPr>
+          <w:b w:val="0"/>
+        </w:rPr>
+        <w:t xml:space="preserve">10.1 The three types of validation</w:t>
+      </w:r>
+      <w:r/>
+    </w:p>
+    <w:p>
+      <w:pPr>
+        <w:pStyle w:val="885"/>
+        <w:numPr>
+          <w:ilvl w:val="0"/>
+          <w:numId w:val="1"/>
+        </w:numPr>
+        <w:pBdr/>
+        <w:spacing w:after="60"/>
+        <w:ind/>
+        <w:rPr/>
+      </w:pPr>
+      <w:r>
+        <w:rPr>
+          <w:b/>
+        </w:rPr>
+        <w:t xml:space="preserve">Validation type 1 — JSF built-in validators</w:t>
+      </w:r>
+      <w:r>
+        <w:rPr>
+          <w:b w:val="0"/>
+        </w:rPr>
+        <w:t xml:space="preserve">: required with a custom requiredMessage on every input, f:validateLongRange on Car.year (1980–2027) and f:validateRegex on Customer.email.</w:t>
+      </w:r>
+      <w:r/>
+    </w:p>
+    <w:p>
+      <w:pPr>
+        <w:pStyle w:val="885"/>
+        <w:numPr>
+          <w:ilvl w:val="0"/>
+          <w:numId w:val="1"/>
+        </w:numPr>
+        <w:pBdr/>
+        <w:spacing w:after="60"/>
+        <w:ind/>
+        <w:rPr/>
+      </w:pPr>
+      <w:r>
+        <w:rPr>
+          <w:b/>
+        </w:rPr>
+        <w:t xml:space="preserve">Validation type 2 — Bean Validation</w:t>
+      </w:r>
+      <w:r>
+        <w:rPr>
+          <w:b w:val="0"/>
+        </w:rPr>
+        <w:t xml:space="preserve"> (JSR-380 annotations on the entity classes): @NotBlank on</w:t>
+      </w:r>
+      <w:r>
+        <w:rPr>
+          <w:b w:val="0"/>
+        </w:rPr>
+        <w:t xml:space="preserve"> names, brand and model, @Email and a unique column on the customer email, @Pattern on the phone number, @Min/@Max on the car year and @DecimalMin on the price. These run automatically on every bound input, so they hold even if a request bypasses the page.</w:t>
+      </w:r>
+      <w:r/>
+    </w:p>
+    <w:p>
+      <w:pPr>
+        <w:pStyle w:val="885"/>
+        <w:numPr>
+          <w:ilvl w:val="0"/>
+          <w:numId w:val="1"/>
+        </w:numPr>
+        <w:pBdr/>
+        <w:spacing w:after="60"/>
+        <w:ind/>
+        <w:rPr/>
+      </w:pPr>
+      <w:r>
+        <w:rPr>
+          <w:b/>
+        </w:rPr>
+        <w:t xml:space="preserve">Validation type 3 — Client-side JavaScript</w:t>
+      </w:r>
+      <w:r>
+        <w:rPr>
+          <w:b w:val="0"/>
+        </w:rPr>
+        <w:t xml:space="preserve">: validateCarForm() and validateCustomerForm() run on form submit and give immediate feedback before the server round-trip. They are a convenience layer only; the server-side checks remain authoritative.</w:t>
+      </w:r>
+      <w:r/>
+    </w:p>
+    <w:p>
+      <w:pPr>
+        <w:pStyle w:val="879"/>
+        <w:pBdr/>
+        <w:spacing w:after="100" w:before="200"/>
+        <w:ind/>
+        <w:rPr/>
+      </w:pPr>
+      <w:r>
+        <w:rPr>
+          <w:b w:val="0"/>
+        </w:rPr>
+        <w:t xml:space="preserve">10.2 The three ways of applying CSS</w:t>
+      </w:r>
+      <w:r/>
+    </w:p>
+    <w:p>
+      <w:pPr>
+        <w:pStyle w:val="885"/>
+        <w:numPr>
+          <w:ilvl w:val="0"/>
+          <w:numId w:val="1"/>
+        </w:numPr>
+        <w:pBdr/>
+        <w:spacing w:after="60"/>
+        <w:ind/>
+        <w:rPr/>
+      </w:pPr>
+      <w:r>
+        <w:rPr>
+          <w:b/>
+        </w:rPr>
+        <w:t xml:space="preserve">External</w:t>
+      </w:r>
+      <w:r>
+        <w:rPr>
+          <w:b w:val="0"/>
+        </w:rPr>
+        <w:t xml:space="preserve"> — src/main/webapp/resources/css/style.css, linked with h:outputStylesheet.</w:t>
+      </w:r>
+      <w:r/>
+    </w:p>
+    <w:p>
+      <w:pPr>
+        <w:pStyle w:val="885"/>
+        <w:numPr>
+          <w:ilvl w:val="0"/>
+          <w:numId w:val="1"/>
+        </w:numPr>
+        <w:pBdr/>
+        <w:spacing w:after="60"/>
+        <w:ind/>
+        <w:rPr/>
+      </w:pPr>
+      <w:r>
+        <w:rPr>
+          <w:b/>
+        </w:rPr>
+        <w:t xml:space="preserve">Internal</w:t>
+      </w:r>
+      <w:r>
+        <w:rPr>
+          <w:b w:val="0"/>
+        </w:rPr>
+        <w:t xml:space="preserve"> — a &lt;style&gt; block inside h:head of both cars.xhtml and customers.xhtml, holding the table and .error rules.</w:t>
+      </w:r>
+      <w:r/>
+    </w:p>
+    <w:p>
+      <w:pPr>
+        <w:pStyle w:val="885"/>
+        <w:numPr>
+          <w:ilvl w:val="0"/>
+          <w:numId w:val="1"/>
+        </w:numPr>
+        <w:pBdr/>
+        <w:spacing w:after="60"/>
+        <w:ind/>
+        <w:rPr/>
+      </w:pPr>
+      <w:r>
+        <w:rPr>
+          <w:b/>
+        </w:rPr>
+        <w:t xml:space="preserve">Inline</w:t>
+      </w:r>
+      <w:r>
+        <w:rPr>
+          <w:b w:val="0"/>
+        </w:rPr>
+        <w:t xml:space="preserve"> — a style attribute on individual elements, for example the page heading style="color:#2c3e50;".</w:t>
+      </w:r>
+      <w:r/>
+    </w:p>
+    <w:p>
+      <w:pPr>
+        <w:pStyle w:val="879"/>
+        <w:pBdr/>
+        <w:spacing w:after="100" w:before="200"/>
+        <w:ind/>
+        <w:rPr/>
+      </w:pPr>
+      <w:r>
+        <w:rPr>
+          <w:b w:val="0"/>
+        </w:rPr>
+        <w:t xml:space="preserve">10.3 How the code maps back to the class diagram</w:t>
+      </w:r>
+      <w:r/>
+    </w:p>
+    <w:p>
+      <w:pPr>
+        <w:pBdr/>
+        <w:spacing/>
+        <w:ind/>
+        <w:rPr/>
+      </w:pPr>
+      <w:r>
+        <w:rPr>
+          <w:b w:val="0"/>
+        </w:rPr>
+        <w:t xml:space="preserve">Car is implemented exactly as modelled. Customer is implemented together with its generalization: the shared members sit in an abstract Person class annotated @MappedSupercla</w:t>
+      </w:r>
+      <w:r>
+        <w:rPr>
+          <w:b w:val="0"/>
+        </w:rPr>
+        <w:t xml:space="preserve">ss, and Customer extends it, so the inheritance shown in the diagram is real in the code and not only on paper. The remaining classes — Employee, Location, Sale, SaleItem and Invoice — are Phase-1 design and are scheduled for the next phase of the project.</w:t>
+      </w:r>
+      <w:r/>
+    </w:p>
+    <w:p>
+      <w:pPr>
+        <w:pStyle w:val="878"/>
+        <w:pBdr/>
+        <w:spacing w:after="140" w:before="300"/>
+        <w:ind/>
+        <w:rPr/>
+      </w:pPr>
+      <w:r>
+        <w:rPr>
+          <w:b w:val="0"/>
+        </w:rPr>
+        <w:t xml:space="preserve">11. Links</w:t>
+      </w:r>
+      <w:r/>
+    </w:p>
+    <w:p>
+      <w:pPr>
+        <w:pStyle w:val="885"/>
+        <w:numPr>
+          <w:ilvl w:val="0"/>
+          <w:numId w:val="1"/>
+        </w:numPr>
+        <w:pBdr/>
+        <w:spacing w:after="60"/>
+        <w:ind/>
+        <w:rPr/>
+      </w:pPr>
+      <w:r>
+        <w:rPr>
+          <w:b/>
+        </w:rPr>
+        <w:t xml:space="preserve">GitHub repository (full source code): </w:t>
+      </w:r>
+      <w:r>
+        <w:rPr>
+          <w:b/>
+        </w:rPr>
+        <w:t xml:space="preserve">https://github.com/mukunzijonathan/car-dealership</w:t>
+      </w:r>
+      <w:r>
+        <w:rPr>
+          <w:b/>
+        </w:rPr>
+      </w:r>
+      <w:r/>
       <w:r/>
     </w:p>
     <w:sectPr>
@@ -1017,7 +3524,6 @@
         <w:ind/>
         <w:rPr/>
       </w:pPr>
-      <w:r/>
       <w:r>
         <w:separator/>
       </w:r>
@@ -1032,7 +3538,6 @@
         <w:ind/>
         <w:rPr/>
       </w:pPr>
-      <w:r/>
       <w:r>
         <w:continuationSeparator/>
       </w:r>
@@ -1052,7 +3557,6 @@
         <w:ind/>
         <w:rPr/>
       </w:pPr>
-      <w:r/>
       <w:r>
         <w:separator/>
       </w:r>
@@ -1067,7 +3571,6 @@
         <w:ind/>
         <w:rPr/>
       </w:pPr>
-      <w:r/>
       <w:r>
         <w:continuationSeparator/>
       </w:r>
@@ -1361,7 +3864,7 @@
     <w:lsdException w:name="Bibliography" w:uiPriority="37"/>
     <w:lsdException w:name="TOC Heading" w:uiPriority="39" w:qFormat="1"/>
   </w:latentStyles>
-  <w:style w:type="table" w:styleId="11" w:default="1">
+  <w:style w:type="table" w:styleId="703" w:default="1">
     <w:name w:val="Normal Table"/>
     <w:uiPriority w:val="99"/>
     <w:semiHidden/>
@@ -1554,9 +4057,9 @@
       </w:tcPr>
     </w:tblStylePr>
   </w:style>
-  <w:style w:type="table" w:styleId="12">
+  <w:style w:type="table" w:styleId="704">
     <w:name w:val="Table Grid"/>
-    <w:basedOn w:val="11"/>
+    <w:basedOn w:val="703"/>
     <w:uiPriority w:val="59"/>
     <w:pPr>
       <w:pBdr/>
@@ -1753,9 +4256,9 @@
       </w:tcPr>
     </w:tblStylePr>
   </w:style>
-  <w:style w:type="table" w:styleId="13">
+  <w:style w:type="table" w:styleId="705">
     <w:name w:val="Table Grid Light"/>
-    <w:basedOn w:val="11"/>
+    <w:basedOn w:val="703"/>
     <w:uiPriority w:val="59"/>
     <w:pPr>
       <w:pBdr/>
@@ -1952,9 +4455,9 @@
       </w:tcPr>
     </w:tblStylePr>
   </w:style>
-  <w:style w:type="table" w:styleId="14">
+  <w:style w:type="table" w:styleId="706">
     <w:name w:val="Plain Table 1"/>
-    <w:basedOn w:val="11"/>
+    <w:basedOn w:val="703"/>
     <w:uiPriority w:val="59"/>
     <w:pPr>
       <w:pBdr/>
@@ -2177,9 +4680,9 @@
       </w:tcPr>
     </w:tblStylePr>
   </w:style>
-  <w:style w:type="table" w:styleId="15">
+  <w:style w:type="table" w:styleId="707">
     <w:name w:val="Plain Table 2"/>
-    <w:basedOn w:val="11"/>
+    <w:basedOn w:val="703"/>
     <w:uiPriority w:val="59"/>
     <w:pPr>
       <w:pBdr/>
@@ -2410,9 +4913,9 @@
       </w:tcPr>
     </w:tblStylePr>
   </w:style>
-  <w:style w:type="table" w:styleId="16">
+  <w:style w:type="table" w:styleId="708">
     <w:name w:val="Plain Table 3"/>
-    <w:basedOn w:val="11"/>
+    <w:basedOn w:val="703"/>
     <w:uiPriority w:val="99"/>
     <w:pPr>
       <w:pBdr/>
@@ -2640,9 +5143,9 @@
       </w:tcPr>
     </w:tblStylePr>
   </w:style>
-  <w:style w:type="table" w:styleId="17">
+  <w:style w:type="table" w:styleId="709">
     <w:name w:val="Plain Table 4"/>
-    <w:basedOn w:val="11"/>
+    <w:basedOn w:val="703"/>
     <w:uiPriority w:val="99"/>
     <w:pPr>
       <w:pBdr/>
@@ -2856,9 +5359,9 @@
       </w:tcPr>
     </w:tblStylePr>
   </w:style>
-  <w:style w:type="table" w:styleId="18">
+  <w:style w:type="table" w:styleId="710">
     <w:name w:val="Plain Table 5"/>
-    <w:basedOn w:val="11"/>
+    <w:basedOn w:val="703"/>
     <w:uiPriority w:val="99"/>
     <w:pPr>
       <w:pBdr/>
@@ -3089,9 +5592,9 @@
       </w:tcPr>
     </w:tblStylePr>
   </w:style>
-  <w:style w:type="table" w:styleId="19">
+  <w:style w:type="table" w:styleId="711">
     <w:name w:val="Grid Table 1 Light"/>
-    <w:basedOn w:val="11"/>
+    <w:basedOn w:val="703"/>
     <w:uiPriority w:val="99"/>
     <w:pPr>
       <w:pBdr/>
@@ -3312,9 +5815,9 @@
       </w:tcPr>
     </w:tblStylePr>
   </w:style>
-  <w:style w:type="table" w:styleId="20">
+  <w:style w:type="table" w:styleId="712">
     <w:name w:val="Grid Table 1 Light - Accent 1"/>
-    <w:basedOn w:val="11"/>
+    <w:basedOn w:val="703"/>
     <w:uiPriority w:val="99"/>
     <w:pPr>
       <w:pBdr/>
@@ -3535,9 +6038,9 @@
       </w:tcPr>
     </w:tblStylePr>
   </w:style>
-  <w:style w:type="table" w:styleId="21">
+  <w:style w:type="table" w:styleId="713">
     <w:name w:val="Grid Table 1 Light - Accent 2"/>
-    <w:basedOn w:val="11"/>
+    <w:basedOn w:val="703"/>
     <w:uiPriority w:val="99"/>
     <w:pPr>
       <w:pBdr/>
@@ -3758,9 +6261,9 @@
       </w:tcPr>
     </w:tblStylePr>
   </w:style>
-  <w:style w:type="table" w:styleId="22">
+  <w:style w:type="table" w:styleId="714">
     <w:name w:val="Grid Table 1 Light - Accent 3"/>
-    <w:basedOn w:val="11"/>
+    <w:basedOn w:val="703"/>
     <w:uiPriority w:val="99"/>
     <w:pPr>
       <w:pBdr/>
@@ -3981,9 +6484,9 @@
       </w:tcPr>
     </w:tblStylePr>
   </w:style>
-  <w:style w:type="table" w:styleId="23">
+  <w:style w:type="table" w:styleId="715">
     <w:name w:val="Grid Table 1 Light - Accent 4"/>
-    <w:basedOn w:val="11"/>
+    <w:basedOn w:val="703"/>
     <w:uiPriority w:val="99"/>
     <w:pPr>
       <w:pBdr/>
@@ -4204,9 +6707,9 @@
       </w:tcPr>
     </w:tblStylePr>
   </w:style>
-  <w:style w:type="table" w:styleId="24">
+  <w:style w:type="table" w:styleId="716">
     <w:name w:val="Grid Table 1 Light - Accent 5"/>
-    <w:basedOn w:val="11"/>
+    <w:basedOn w:val="703"/>
     <w:uiPriority w:val="99"/>
     <w:pPr>
       <w:pBdr/>
@@ -4427,9 +6930,9 @@
       </w:tcPr>
     </w:tblStylePr>
   </w:style>
-  <w:style w:type="table" w:styleId="25">
+  <w:style w:type="table" w:styleId="717">
     <w:name w:val="Grid Table 1 Light - Accent 6"/>
-    <w:basedOn w:val="11"/>
+    <w:basedOn w:val="703"/>
     <w:uiPriority w:val="99"/>
     <w:pPr>
       <w:pBdr/>
@@ -4650,9 +7153,9 @@
       </w:tcPr>
     </w:tblStylePr>
   </w:style>
-  <w:style w:type="table" w:styleId="26">
+  <w:style w:type="table" w:styleId="718">
     <w:name w:val="Grid Table 2"/>
-    <w:basedOn w:val="11"/>
+    <w:basedOn w:val="703"/>
     <w:uiPriority w:val="99"/>
     <w:pPr>
       <w:pBdr/>
@@ -4882,9 +7385,9 @@
       </w:tcPr>
     </w:tblStylePr>
   </w:style>
-  <w:style w:type="table" w:styleId="27">
+  <w:style w:type="table" w:styleId="719">
     <w:name w:val="Grid Table 2 - Accent 1"/>
-    <w:basedOn w:val="11"/>
+    <w:basedOn w:val="703"/>
     <w:uiPriority w:val="99"/>
     <w:pPr>
       <w:pBdr/>
@@ -5114,9 +7617,9 @@
       </w:tcPr>
     </w:tblStylePr>
   </w:style>
-  <w:style w:type="table" w:styleId="28">
+  <w:style w:type="table" w:styleId="720">
     <w:name w:val="Grid Table 2 - Accent 2"/>
-    <w:basedOn w:val="11"/>
+    <w:basedOn w:val="703"/>
     <w:uiPriority w:val="99"/>
     <w:pPr>
       <w:pBdr/>
@@ -5346,9 +7849,9 @@
       </w:tcPr>
     </w:tblStylePr>
   </w:style>
-  <w:style w:type="table" w:styleId="29">
+  <w:style w:type="table" w:styleId="721">
     <w:name w:val="Grid Table 2 - Accent 3"/>
-    <w:basedOn w:val="11"/>
+    <w:basedOn w:val="703"/>
     <w:uiPriority w:val="99"/>
     <w:pPr>
       <w:pBdr/>
@@ -5578,9 +8081,9 @@
       </w:tcPr>
     </w:tblStylePr>
   </w:style>
-  <w:style w:type="table" w:styleId="30">
+  <w:style w:type="table" w:styleId="722">
     <w:name w:val="Grid Table 2 - Accent 4"/>
-    <w:basedOn w:val="11"/>
+    <w:basedOn w:val="703"/>
     <w:uiPriority w:val="99"/>
     <w:pPr>
       <w:pBdr/>
@@ -5810,9 +8313,9 @@
       </w:tcPr>
     </w:tblStylePr>
   </w:style>
-  <w:style w:type="table" w:styleId="31">
+  <w:style w:type="table" w:styleId="723">
     <w:name w:val="Grid Table 2 - Accent 5"/>
-    <w:basedOn w:val="11"/>
+    <w:basedOn w:val="703"/>
     <w:uiPriority w:val="99"/>
     <w:pPr>
       <w:pBdr/>
@@ -6042,9 +8545,9 @@
       </w:tcPr>
     </w:tblStylePr>
   </w:style>
-  <w:style w:type="table" w:styleId="32">
+  <w:style w:type="table" w:styleId="724">
     <w:name w:val="Grid Table 2 - Accent 6"/>
-    <w:basedOn w:val="11"/>
+    <w:basedOn w:val="703"/>
     <w:uiPriority w:val="99"/>
     <w:pPr>
       <w:pBdr/>
@@ -6274,9 +8777,9 @@
       </w:tcPr>
     </w:tblStylePr>
   </w:style>
-  <w:style w:type="table" w:styleId="33">
+  <w:style w:type="table" w:styleId="725">
     <w:name w:val="Grid Table 3"/>
-    <w:basedOn w:val="11"/>
+    <w:basedOn w:val="703"/>
     <w:uiPriority w:val="99"/>
     <w:pPr>
       <w:pBdr/>
@@ -6375,29 +8878,6 @@
         <w:tblBorders/>
       </w:tblPr>
       <w:tcPr>
-        <w:shd w:color="ffffff"/>
-        <w:tcBorders>
-          <w:top w:val="none" w:color="000000" w:sz="4" w:space="0"/>
-          <w:left w:val="none" w:color="000000" w:sz="4" w:space="0"/>
-          <w:bottom w:val="none" w:color="000000" w:sz="4" w:space="0"/>
-          <w:right w:val="none" w:color="000000" w:sz="4" w:space="0"/>
-        </w:tcBorders>
-      </w:tcPr>
-    </w:tblStylePr>
-    <w:tblStylePr w:type="firstRow">
-      <w:rPr>
-        <w:b/>
-        <w:color w:val="404040"/>
-      </w:rPr>
-      <w:pPr>
-        <w:pBdr/>
-        <w:spacing/>
-        <w:ind/>
-      </w:pPr>
-      <w:tblPr>
-        <w:tblBorders/>
-      </w:tblPr>
-      <w:tcPr>
         <w:shd w:val="clear" w:color="ffffff"/>
         <w:tcBorders>
           <w:top w:val="none" w:color="000000" w:sz="4" w:space="0"/>
@@ -6407,30 +8887,7 @@
         </w:tcBorders>
       </w:tcPr>
     </w:tblStylePr>
-    <w:tblStylePr w:type="lastCol">
-      <w:rPr>
-        <w:i/>
-        <w:color w:val="404040"/>
-      </w:rPr>
-      <w:pPr>
-        <w:pBdr/>
-        <w:spacing/>
-        <w:ind/>
-      </w:pPr>
-      <w:tblPr>
-        <w:tblBorders/>
-      </w:tblPr>
-      <w:tcPr>
-        <w:shd w:color="ffffff"/>
-        <w:tcBorders>
-          <w:top w:val="none" w:color="000000" w:sz="4" w:space="0"/>
-          <w:left w:val="none" w:color="000000" w:sz="4" w:space="0"/>
-          <w:bottom w:val="none" w:color="000000" w:sz="4" w:space="0"/>
-          <w:right w:val="none" w:color="000000" w:sz="4" w:space="0"/>
-        </w:tcBorders>
-      </w:tcPr>
-    </w:tblStylePr>
-    <w:tblStylePr w:type="lastRow">
+    <w:tblStylePr w:type="firstRow">
       <w:rPr>
         <w:b/>
         <w:color w:val="404040"/>
@@ -6453,6 +8910,52 @@
         </w:tcBorders>
       </w:tcPr>
     </w:tblStylePr>
+    <w:tblStylePr w:type="lastCol">
+      <w:rPr>
+        <w:i/>
+        <w:color w:val="404040"/>
+      </w:rPr>
+      <w:pPr>
+        <w:pBdr/>
+        <w:spacing/>
+        <w:ind/>
+      </w:pPr>
+      <w:tblPr>
+        <w:tblBorders/>
+      </w:tblPr>
+      <w:tcPr>
+        <w:shd w:val="clear" w:color="ffffff"/>
+        <w:tcBorders>
+          <w:top w:val="none" w:color="000000" w:sz="4" w:space="0"/>
+          <w:left w:val="none" w:color="000000" w:sz="4" w:space="0"/>
+          <w:bottom w:val="none" w:color="000000" w:sz="4" w:space="0"/>
+          <w:right w:val="none" w:color="000000" w:sz="4" w:space="0"/>
+        </w:tcBorders>
+      </w:tcPr>
+    </w:tblStylePr>
+    <w:tblStylePr w:type="lastRow">
+      <w:rPr>
+        <w:b/>
+        <w:color w:val="404040"/>
+      </w:rPr>
+      <w:pPr>
+        <w:pBdr/>
+        <w:spacing/>
+        <w:ind/>
+      </w:pPr>
+      <w:tblPr>
+        <w:tblBorders/>
+      </w:tblPr>
+      <w:tcPr>
+        <w:shd w:val="clear" w:color="ffffff"/>
+        <w:tcBorders>
+          <w:top w:val="none" w:color="000000" w:sz="4" w:space="0"/>
+          <w:left w:val="none" w:color="000000" w:sz="4" w:space="0"/>
+          <w:bottom w:val="none" w:color="000000" w:sz="4" w:space="0"/>
+          <w:right w:val="none" w:color="000000" w:sz="4" w:space="0"/>
+        </w:tcBorders>
+      </w:tcPr>
+    </w:tblStylePr>
     <w:tblStylePr w:type="nwCell">
       <w:pPr>
         <w:pBdr/>
@@ -6519,9 +9022,9 @@
       </w:tcPr>
     </w:tblStylePr>
   </w:style>
-  <w:style w:type="table" w:styleId="34">
+  <w:style w:type="table" w:styleId="726">
     <w:name w:val="Grid Table 3 - Accent 1"/>
-    <w:basedOn w:val="11"/>
+    <w:basedOn w:val="703"/>
     <w:uiPriority w:val="99"/>
     <w:pPr>
       <w:pBdr/>
@@ -6620,29 +9123,6 @@
         <w:tblBorders/>
       </w:tblPr>
       <w:tcPr>
-        <w:shd w:color="ffffff"/>
-        <w:tcBorders>
-          <w:top w:val="none" w:color="000000" w:sz="4" w:space="0"/>
-          <w:left w:val="none" w:color="000000" w:sz="4" w:space="0"/>
-          <w:bottom w:val="none" w:color="000000" w:sz="4" w:space="0"/>
-          <w:right w:val="none" w:color="000000" w:sz="4" w:space="0"/>
-        </w:tcBorders>
-      </w:tcPr>
-    </w:tblStylePr>
-    <w:tblStylePr w:type="firstRow">
-      <w:rPr>
-        <w:b/>
-        <w:color w:val="404040"/>
-      </w:rPr>
-      <w:pPr>
-        <w:pBdr/>
-        <w:spacing/>
-        <w:ind/>
-      </w:pPr>
-      <w:tblPr>
-        <w:tblBorders/>
-      </w:tblPr>
-      <w:tcPr>
         <w:shd w:val="clear" w:color="ffffff"/>
         <w:tcBorders>
           <w:top w:val="none" w:color="000000" w:sz="4" w:space="0"/>
@@ -6652,30 +9132,7 @@
         </w:tcBorders>
       </w:tcPr>
     </w:tblStylePr>
-    <w:tblStylePr w:type="lastCol">
-      <w:rPr>
-        <w:i/>
-        <w:color w:val="404040"/>
-      </w:rPr>
-      <w:pPr>
-        <w:pBdr/>
-        <w:spacing/>
-        <w:ind/>
-      </w:pPr>
-      <w:tblPr>
-        <w:tblBorders/>
-      </w:tblPr>
-      <w:tcPr>
-        <w:shd w:color="ffffff"/>
-        <w:tcBorders>
-          <w:top w:val="none" w:color="000000" w:sz="4" w:space="0"/>
-          <w:left w:val="none" w:color="000000" w:sz="4" w:space="0"/>
-          <w:bottom w:val="none" w:color="000000" w:sz="4" w:space="0"/>
-          <w:right w:val="none" w:color="000000" w:sz="4" w:space="0"/>
-        </w:tcBorders>
-      </w:tcPr>
-    </w:tblStylePr>
-    <w:tblStylePr w:type="lastRow">
+    <w:tblStylePr w:type="firstRow">
       <w:rPr>
         <w:b/>
         <w:color w:val="404040"/>
@@ -6698,6 +9155,52 @@
         </w:tcBorders>
       </w:tcPr>
     </w:tblStylePr>
+    <w:tblStylePr w:type="lastCol">
+      <w:rPr>
+        <w:i/>
+        <w:color w:val="404040"/>
+      </w:rPr>
+      <w:pPr>
+        <w:pBdr/>
+        <w:spacing/>
+        <w:ind/>
+      </w:pPr>
+      <w:tblPr>
+        <w:tblBorders/>
+      </w:tblPr>
+      <w:tcPr>
+        <w:shd w:val="clear" w:color="ffffff"/>
+        <w:tcBorders>
+          <w:top w:val="none" w:color="000000" w:sz="4" w:space="0"/>
+          <w:left w:val="none" w:color="000000" w:sz="4" w:space="0"/>
+          <w:bottom w:val="none" w:color="000000" w:sz="4" w:space="0"/>
+          <w:right w:val="none" w:color="000000" w:sz="4" w:space="0"/>
+        </w:tcBorders>
+      </w:tcPr>
+    </w:tblStylePr>
+    <w:tblStylePr w:type="lastRow">
+      <w:rPr>
+        <w:b/>
+        <w:color w:val="404040"/>
+      </w:rPr>
+      <w:pPr>
+        <w:pBdr/>
+        <w:spacing/>
+        <w:ind/>
+      </w:pPr>
+      <w:tblPr>
+        <w:tblBorders/>
+      </w:tblPr>
+      <w:tcPr>
+        <w:shd w:val="clear" w:color="ffffff"/>
+        <w:tcBorders>
+          <w:top w:val="none" w:color="000000" w:sz="4" w:space="0"/>
+          <w:left w:val="none" w:color="000000" w:sz="4" w:space="0"/>
+          <w:bottom w:val="none" w:color="000000" w:sz="4" w:space="0"/>
+          <w:right w:val="none" w:color="000000" w:sz="4" w:space="0"/>
+        </w:tcBorders>
+      </w:tcPr>
+    </w:tblStylePr>
     <w:tblStylePr w:type="nwCell">
       <w:pPr>
         <w:pBdr/>
@@ -6764,9 +9267,9 @@
       </w:tcPr>
     </w:tblStylePr>
   </w:style>
-  <w:style w:type="table" w:styleId="35">
+  <w:style w:type="table" w:styleId="727">
     <w:name w:val="Grid Table 3 - Accent 2"/>
-    <w:basedOn w:val="11"/>
+    <w:basedOn w:val="703"/>
     <w:uiPriority w:val="99"/>
     <w:pPr>
       <w:pBdr/>
@@ -6865,29 +9368,6 @@
         <w:tblBorders/>
       </w:tblPr>
       <w:tcPr>
-        <w:shd w:color="ffffff"/>
-        <w:tcBorders>
-          <w:top w:val="none" w:color="000000" w:sz="4" w:space="0"/>
-          <w:left w:val="none" w:color="000000" w:sz="4" w:space="0"/>
-          <w:bottom w:val="none" w:color="000000" w:sz="4" w:space="0"/>
-          <w:right w:val="none" w:color="000000" w:sz="4" w:space="0"/>
-        </w:tcBorders>
-      </w:tcPr>
-    </w:tblStylePr>
-    <w:tblStylePr w:type="firstRow">
-      <w:rPr>
-        <w:b/>
-        <w:color w:val="404040"/>
-      </w:rPr>
-      <w:pPr>
-        <w:pBdr/>
-        <w:spacing/>
-        <w:ind/>
-      </w:pPr>
-      <w:tblPr>
-        <w:tblBorders/>
-      </w:tblPr>
-      <w:tcPr>
         <w:shd w:val="clear" w:color="ffffff"/>
         <w:tcBorders>
           <w:top w:val="none" w:color="000000" w:sz="4" w:space="0"/>
@@ -6897,30 +9377,7 @@
         </w:tcBorders>
       </w:tcPr>
     </w:tblStylePr>
-    <w:tblStylePr w:type="lastCol">
-      <w:rPr>
-        <w:i/>
-        <w:color w:val="404040"/>
-      </w:rPr>
-      <w:pPr>
-        <w:pBdr/>
-        <w:spacing/>
-        <w:ind/>
-      </w:pPr>
-      <w:tblPr>
-        <w:tblBorders/>
-      </w:tblPr>
-      <w:tcPr>
-        <w:shd w:color="ffffff"/>
-        <w:tcBorders>
-          <w:top w:val="none" w:color="000000" w:sz="4" w:space="0"/>
-          <w:left w:val="none" w:color="000000" w:sz="4" w:space="0"/>
-          <w:bottom w:val="none" w:color="000000" w:sz="4" w:space="0"/>
-          <w:right w:val="none" w:color="000000" w:sz="4" w:space="0"/>
-        </w:tcBorders>
-      </w:tcPr>
-    </w:tblStylePr>
-    <w:tblStylePr w:type="lastRow">
+    <w:tblStylePr w:type="firstRow">
       <w:rPr>
         <w:b/>
         <w:color w:val="404040"/>
@@ -6943,6 +9400,52 @@
         </w:tcBorders>
       </w:tcPr>
     </w:tblStylePr>
+    <w:tblStylePr w:type="lastCol">
+      <w:rPr>
+        <w:i/>
+        <w:color w:val="404040"/>
+      </w:rPr>
+      <w:pPr>
+        <w:pBdr/>
+        <w:spacing/>
+        <w:ind/>
+      </w:pPr>
+      <w:tblPr>
+        <w:tblBorders/>
+      </w:tblPr>
+      <w:tcPr>
+        <w:shd w:val="clear" w:color="ffffff"/>
+        <w:tcBorders>
+          <w:top w:val="none" w:color="000000" w:sz="4" w:space="0"/>
+          <w:left w:val="none" w:color="000000" w:sz="4" w:space="0"/>
+          <w:bottom w:val="none" w:color="000000" w:sz="4" w:space="0"/>
+          <w:right w:val="none" w:color="000000" w:sz="4" w:space="0"/>
+        </w:tcBorders>
+      </w:tcPr>
+    </w:tblStylePr>
+    <w:tblStylePr w:type="lastRow">
+      <w:rPr>
+        <w:b/>
+        <w:color w:val="404040"/>
+      </w:rPr>
+      <w:pPr>
+        <w:pBdr/>
+        <w:spacing/>
+        <w:ind/>
+      </w:pPr>
+      <w:tblPr>
+        <w:tblBorders/>
+      </w:tblPr>
+      <w:tcPr>
+        <w:shd w:val="clear" w:color="ffffff"/>
+        <w:tcBorders>
+          <w:top w:val="none" w:color="000000" w:sz="4" w:space="0"/>
+          <w:left w:val="none" w:color="000000" w:sz="4" w:space="0"/>
+          <w:bottom w:val="none" w:color="000000" w:sz="4" w:space="0"/>
+          <w:right w:val="none" w:color="000000" w:sz="4" w:space="0"/>
+        </w:tcBorders>
+      </w:tcPr>
+    </w:tblStylePr>
     <w:tblStylePr w:type="nwCell">
       <w:pPr>
         <w:pBdr/>
@@ -7009,9 +9512,9 @@
       </w:tcPr>
     </w:tblStylePr>
   </w:style>
-  <w:style w:type="table" w:styleId="36">
+  <w:style w:type="table" w:styleId="728">
     <w:name w:val="Grid Table 3 - Accent 3"/>
-    <w:basedOn w:val="11"/>
+    <w:basedOn w:val="703"/>
     <w:uiPriority w:val="99"/>
     <w:pPr>
       <w:pBdr/>
@@ -7110,29 +9613,6 @@
         <w:tblBorders/>
       </w:tblPr>
       <w:tcPr>
-        <w:shd w:color="ffffff"/>
-        <w:tcBorders>
-          <w:top w:val="none" w:color="000000" w:sz="4" w:space="0"/>
-          <w:left w:val="none" w:color="000000" w:sz="4" w:space="0"/>
-          <w:bottom w:val="none" w:color="000000" w:sz="4" w:space="0"/>
-          <w:right w:val="none" w:color="000000" w:sz="4" w:space="0"/>
-        </w:tcBorders>
-      </w:tcPr>
-    </w:tblStylePr>
-    <w:tblStylePr w:type="firstRow">
-      <w:rPr>
-        <w:b/>
-        <w:color w:val="404040"/>
-      </w:rPr>
-      <w:pPr>
-        <w:pBdr/>
-        <w:spacing/>
-        <w:ind/>
-      </w:pPr>
-      <w:tblPr>
-        <w:tblBorders/>
-      </w:tblPr>
-      <w:tcPr>
         <w:shd w:val="clear" w:color="ffffff"/>
         <w:tcBorders>
           <w:top w:val="none" w:color="000000" w:sz="4" w:space="0"/>
@@ -7142,30 +9622,7 @@
         </w:tcBorders>
       </w:tcPr>
     </w:tblStylePr>
-    <w:tblStylePr w:type="lastCol">
-      <w:rPr>
-        <w:i/>
-        <w:color w:val="404040"/>
-      </w:rPr>
-      <w:pPr>
-        <w:pBdr/>
-        <w:spacing/>
-        <w:ind/>
-      </w:pPr>
-      <w:tblPr>
-        <w:tblBorders/>
-      </w:tblPr>
-      <w:tcPr>
-        <w:shd w:color="ffffff"/>
-        <w:tcBorders>
-          <w:top w:val="none" w:color="000000" w:sz="4" w:space="0"/>
-          <w:left w:val="none" w:color="000000" w:sz="4" w:space="0"/>
-          <w:bottom w:val="none" w:color="000000" w:sz="4" w:space="0"/>
-          <w:right w:val="none" w:color="000000" w:sz="4" w:space="0"/>
-        </w:tcBorders>
-      </w:tcPr>
-    </w:tblStylePr>
-    <w:tblStylePr w:type="lastRow">
+    <w:tblStylePr w:type="firstRow">
       <w:rPr>
         <w:b/>
         <w:color w:val="404040"/>
@@ -7188,6 +9645,52 @@
         </w:tcBorders>
       </w:tcPr>
     </w:tblStylePr>
+    <w:tblStylePr w:type="lastCol">
+      <w:rPr>
+        <w:i/>
+        <w:color w:val="404040"/>
+      </w:rPr>
+      <w:pPr>
+        <w:pBdr/>
+        <w:spacing/>
+        <w:ind/>
+      </w:pPr>
+      <w:tblPr>
+        <w:tblBorders/>
+      </w:tblPr>
+      <w:tcPr>
+        <w:shd w:val="clear" w:color="ffffff"/>
+        <w:tcBorders>
+          <w:top w:val="none" w:color="000000" w:sz="4" w:space="0"/>
+          <w:left w:val="none" w:color="000000" w:sz="4" w:space="0"/>
+          <w:bottom w:val="none" w:color="000000" w:sz="4" w:space="0"/>
+          <w:right w:val="none" w:color="000000" w:sz="4" w:space="0"/>
+        </w:tcBorders>
+      </w:tcPr>
+    </w:tblStylePr>
+    <w:tblStylePr w:type="lastRow">
+      <w:rPr>
+        <w:b/>
+        <w:color w:val="404040"/>
+      </w:rPr>
+      <w:pPr>
+        <w:pBdr/>
+        <w:spacing/>
+        <w:ind/>
+      </w:pPr>
+      <w:tblPr>
+        <w:tblBorders/>
+      </w:tblPr>
+      <w:tcPr>
+        <w:shd w:val="clear" w:color="ffffff"/>
+        <w:tcBorders>
+          <w:top w:val="none" w:color="000000" w:sz="4" w:space="0"/>
+          <w:left w:val="none" w:color="000000" w:sz="4" w:space="0"/>
+          <w:bottom w:val="none" w:color="000000" w:sz="4" w:space="0"/>
+          <w:right w:val="none" w:color="000000" w:sz="4" w:space="0"/>
+        </w:tcBorders>
+      </w:tcPr>
+    </w:tblStylePr>
     <w:tblStylePr w:type="nwCell">
       <w:pPr>
         <w:pBdr/>
@@ -7254,9 +9757,9 @@
       </w:tcPr>
     </w:tblStylePr>
   </w:style>
-  <w:style w:type="table" w:styleId="37">
+  <w:style w:type="table" w:styleId="729">
     <w:name w:val="Grid Table 3 - Accent 4"/>
-    <w:basedOn w:val="11"/>
+    <w:basedOn w:val="703"/>
     <w:uiPriority w:val="99"/>
     <w:pPr>
       <w:pBdr/>
@@ -7355,29 +9858,6 @@
         <w:tblBorders/>
       </w:tblPr>
       <w:tcPr>
-        <w:shd w:color="ffffff"/>
-        <w:tcBorders>
-          <w:top w:val="none" w:color="000000" w:sz="4" w:space="0"/>
-          <w:left w:val="none" w:color="000000" w:sz="4" w:space="0"/>
-          <w:bottom w:val="none" w:color="000000" w:sz="4" w:space="0"/>
-          <w:right w:val="none" w:color="000000" w:sz="4" w:space="0"/>
-        </w:tcBorders>
-      </w:tcPr>
-    </w:tblStylePr>
-    <w:tblStylePr w:type="firstRow">
-      <w:rPr>
-        <w:b/>
-        <w:color w:val="404040"/>
-      </w:rPr>
-      <w:pPr>
-        <w:pBdr/>
-        <w:spacing/>
-        <w:ind/>
-      </w:pPr>
-      <w:tblPr>
-        <w:tblBorders/>
-      </w:tblPr>
-      <w:tcPr>
         <w:shd w:val="clear" w:color="ffffff"/>
         <w:tcBorders>
           <w:top w:val="none" w:color="000000" w:sz="4" w:space="0"/>
@@ -7387,30 +9867,7 @@
         </w:tcBorders>
       </w:tcPr>
     </w:tblStylePr>
-    <w:tblStylePr w:type="lastCol">
-      <w:rPr>
-        <w:i/>
-        <w:color w:val="404040"/>
-      </w:rPr>
-      <w:pPr>
-        <w:pBdr/>
-        <w:spacing/>
-        <w:ind/>
-      </w:pPr>
-      <w:tblPr>
-        <w:tblBorders/>
-      </w:tblPr>
-      <w:tcPr>
-        <w:shd w:color="ffffff"/>
-        <w:tcBorders>
-          <w:top w:val="none" w:color="000000" w:sz="4" w:space="0"/>
-          <w:left w:val="none" w:color="000000" w:sz="4" w:space="0"/>
-          <w:bottom w:val="none" w:color="000000" w:sz="4" w:space="0"/>
-          <w:right w:val="none" w:color="000000" w:sz="4" w:space="0"/>
-        </w:tcBorders>
-      </w:tcPr>
-    </w:tblStylePr>
-    <w:tblStylePr w:type="lastRow">
+    <w:tblStylePr w:type="firstRow">
       <w:rPr>
         <w:b/>
         <w:color w:val="404040"/>
@@ -7433,6 +9890,52 @@
         </w:tcBorders>
       </w:tcPr>
     </w:tblStylePr>
+    <w:tblStylePr w:type="lastCol">
+      <w:rPr>
+        <w:i/>
+        <w:color w:val="404040"/>
+      </w:rPr>
+      <w:pPr>
+        <w:pBdr/>
+        <w:spacing/>
+        <w:ind/>
+      </w:pPr>
+      <w:tblPr>
+        <w:tblBorders/>
+      </w:tblPr>
+      <w:tcPr>
+        <w:shd w:val="clear" w:color="ffffff"/>
+        <w:tcBorders>
+          <w:top w:val="none" w:color="000000" w:sz="4" w:space="0"/>
+          <w:left w:val="none" w:color="000000" w:sz="4" w:space="0"/>
+          <w:bottom w:val="none" w:color="000000" w:sz="4" w:space="0"/>
+          <w:right w:val="none" w:color="000000" w:sz="4" w:space="0"/>
+        </w:tcBorders>
+      </w:tcPr>
+    </w:tblStylePr>
+    <w:tblStylePr w:type="lastRow">
+      <w:rPr>
+        <w:b/>
+        <w:color w:val="404040"/>
+      </w:rPr>
+      <w:pPr>
+        <w:pBdr/>
+        <w:spacing/>
+        <w:ind/>
+      </w:pPr>
+      <w:tblPr>
+        <w:tblBorders/>
+      </w:tblPr>
+      <w:tcPr>
+        <w:shd w:val="clear" w:color="ffffff"/>
+        <w:tcBorders>
+          <w:top w:val="none" w:color="000000" w:sz="4" w:space="0"/>
+          <w:left w:val="none" w:color="000000" w:sz="4" w:space="0"/>
+          <w:bottom w:val="none" w:color="000000" w:sz="4" w:space="0"/>
+          <w:right w:val="none" w:color="000000" w:sz="4" w:space="0"/>
+        </w:tcBorders>
+      </w:tcPr>
+    </w:tblStylePr>
     <w:tblStylePr w:type="nwCell">
       <w:pPr>
         <w:pBdr/>
@@ -7499,9 +10002,9 @@
       </w:tcPr>
     </w:tblStylePr>
   </w:style>
-  <w:style w:type="table" w:styleId="38">
+  <w:style w:type="table" w:styleId="730">
     <w:name w:val="Grid Table 3 - Accent 5"/>
-    <w:basedOn w:val="11"/>
+    <w:basedOn w:val="703"/>
     <w:uiPriority w:val="99"/>
     <w:pPr>
       <w:pBdr/>
@@ -7600,29 +10103,6 @@
         <w:tblBorders/>
       </w:tblPr>
       <w:tcPr>
-        <w:shd w:color="ffffff"/>
-        <w:tcBorders>
-          <w:top w:val="none" w:color="000000" w:sz="4" w:space="0"/>
-          <w:left w:val="none" w:color="000000" w:sz="4" w:space="0"/>
-          <w:bottom w:val="none" w:color="000000" w:sz="4" w:space="0"/>
-          <w:right w:val="none" w:color="000000" w:sz="4" w:space="0"/>
-        </w:tcBorders>
-      </w:tcPr>
-    </w:tblStylePr>
-    <w:tblStylePr w:type="firstRow">
-      <w:rPr>
-        <w:b/>
-        <w:color w:val="404040"/>
-      </w:rPr>
-      <w:pPr>
-        <w:pBdr/>
-        <w:spacing/>
-        <w:ind/>
-      </w:pPr>
-      <w:tblPr>
-        <w:tblBorders/>
-      </w:tblPr>
-      <w:tcPr>
         <w:shd w:val="clear" w:color="ffffff"/>
         <w:tcBorders>
           <w:top w:val="none" w:color="000000" w:sz="4" w:space="0"/>
@@ -7632,30 +10112,7 @@
         </w:tcBorders>
       </w:tcPr>
     </w:tblStylePr>
-    <w:tblStylePr w:type="lastCol">
-      <w:rPr>
-        <w:i/>
-        <w:color w:val="404040"/>
-      </w:rPr>
-      <w:pPr>
-        <w:pBdr/>
-        <w:spacing/>
-        <w:ind/>
-      </w:pPr>
-      <w:tblPr>
-        <w:tblBorders/>
-      </w:tblPr>
-      <w:tcPr>
-        <w:shd w:color="ffffff"/>
-        <w:tcBorders>
-          <w:top w:val="none" w:color="000000" w:sz="4" w:space="0"/>
-          <w:left w:val="none" w:color="000000" w:sz="4" w:space="0"/>
-          <w:bottom w:val="none" w:color="000000" w:sz="4" w:space="0"/>
-          <w:right w:val="none" w:color="000000" w:sz="4" w:space="0"/>
-        </w:tcBorders>
-      </w:tcPr>
-    </w:tblStylePr>
-    <w:tblStylePr w:type="lastRow">
+    <w:tblStylePr w:type="firstRow">
       <w:rPr>
         <w:b/>
         <w:color w:val="404040"/>
@@ -7678,6 +10135,52 @@
         </w:tcBorders>
       </w:tcPr>
     </w:tblStylePr>
+    <w:tblStylePr w:type="lastCol">
+      <w:rPr>
+        <w:i/>
+        <w:color w:val="404040"/>
+      </w:rPr>
+      <w:pPr>
+        <w:pBdr/>
+        <w:spacing/>
+        <w:ind/>
+      </w:pPr>
+      <w:tblPr>
+        <w:tblBorders/>
+      </w:tblPr>
+      <w:tcPr>
+        <w:shd w:val="clear" w:color="ffffff"/>
+        <w:tcBorders>
+          <w:top w:val="none" w:color="000000" w:sz="4" w:space="0"/>
+          <w:left w:val="none" w:color="000000" w:sz="4" w:space="0"/>
+          <w:bottom w:val="none" w:color="000000" w:sz="4" w:space="0"/>
+          <w:right w:val="none" w:color="000000" w:sz="4" w:space="0"/>
+        </w:tcBorders>
+      </w:tcPr>
+    </w:tblStylePr>
+    <w:tblStylePr w:type="lastRow">
+      <w:rPr>
+        <w:b/>
+        <w:color w:val="404040"/>
+      </w:rPr>
+      <w:pPr>
+        <w:pBdr/>
+        <w:spacing/>
+        <w:ind/>
+      </w:pPr>
+      <w:tblPr>
+        <w:tblBorders/>
+      </w:tblPr>
+      <w:tcPr>
+        <w:shd w:val="clear" w:color="ffffff"/>
+        <w:tcBorders>
+          <w:top w:val="none" w:color="000000" w:sz="4" w:space="0"/>
+          <w:left w:val="none" w:color="000000" w:sz="4" w:space="0"/>
+          <w:bottom w:val="none" w:color="000000" w:sz="4" w:space="0"/>
+          <w:right w:val="none" w:color="000000" w:sz="4" w:space="0"/>
+        </w:tcBorders>
+      </w:tcPr>
+    </w:tblStylePr>
     <w:tblStylePr w:type="nwCell">
       <w:pPr>
         <w:pBdr/>
@@ -7744,9 +10247,9 @@
       </w:tcPr>
     </w:tblStylePr>
   </w:style>
-  <w:style w:type="table" w:styleId="39">
+  <w:style w:type="table" w:styleId="731">
     <w:name w:val="Grid Table 3 - Accent 6"/>
-    <w:basedOn w:val="11"/>
+    <w:basedOn w:val="703"/>
     <w:uiPriority w:val="99"/>
     <w:pPr>
       <w:pBdr/>
@@ -7845,29 +10348,6 @@
         <w:tblBorders/>
       </w:tblPr>
       <w:tcPr>
-        <w:shd w:color="ffffff"/>
-        <w:tcBorders>
-          <w:top w:val="none" w:color="000000" w:sz="4" w:space="0"/>
-          <w:left w:val="none" w:color="000000" w:sz="4" w:space="0"/>
-          <w:bottom w:val="none" w:color="000000" w:sz="4" w:space="0"/>
-          <w:right w:val="none" w:color="000000" w:sz="4" w:space="0"/>
-        </w:tcBorders>
-      </w:tcPr>
-    </w:tblStylePr>
-    <w:tblStylePr w:type="firstRow">
-      <w:rPr>
-        <w:b/>
-        <w:color w:val="404040"/>
-      </w:rPr>
-      <w:pPr>
-        <w:pBdr/>
-        <w:spacing/>
-        <w:ind/>
-      </w:pPr>
-      <w:tblPr>
-        <w:tblBorders/>
-      </w:tblPr>
-      <w:tcPr>
         <w:shd w:val="clear" w:color="ffffff"/>
         <w:tcBorders>
           <w:top w:val="none" w:color="000000" w:sz="4" w:space="0"/>
@@ -7877,30 +10357,7 @@
         </w:tcBorders>
       </w:tcPr>
     </w:tblStylePr>
-    <w:tblStylePr w:type="lastCol">
-      <w:rPr>
-        <w:i/>
-        <w:color w:val="404040"/>
-      </w:rPr>
-      <w:pPr>
-        <w:pBdr/>
-        <w:spacing/>
-        <w:ind/>
-      </w:pPr>
-      <w:tblPr>
-        <w:tblBorders/>
-      </w:tblPr>
-      <w:tcPr>
-        <w:shd w:color="ffffff"/>
-        <w:tcBorders>
-          <w:top w:val="none" w:color="000000" w:sz="4" w:space="0"/>
-          <w:left w:val="none" w:color="000000" w:sz="4" w:space="0"/>
-          <w:bottom w:val="none" w:color="000000" w:sz="4" w:space="0"/>
-          <w:right w:val="none" w:color="000000" w:sz="4" w:space="0"/>
-        </w:tcBorders>
-      </w:tcPr>
-    </w:tblStylePr>
-    <w:tblStylePr w:type="lastRow">
+    <w:tblStylePr w:type="firstRow">
       <w:rPr>
         <w:b/>
         <w:color w:val="404040"/>
@@ -7923,6 +10380,52 @@
         </w:tcBorders>
       </w:tcPr>
     </w:tblStylePr>
+    <w:tblStylePr w:type="lastCol">
+      <w:rPr>
+        <w:i/>
+        <w:color w:val="404040"/>
+      </w:rPr>
+      <w:pPr>
+        <w:pBdr/>
+        <w:spacing/>
+        <w:ind/>
+      </w:pPr>
+      <w:tblPr>
+        <w:tblBorders/>
+      </w:tblPr>
+      <w:tcPr>
+        <w:shd w:val="clear" w:color="ffffff"/>
+        <w:tcBorders>
+          <w:top w:val="none" w:color="000000" w:sz="4" w:space="0"/>
+          <w:left w:val="none" w:color="000000" w:sz="4" w:space="0"/>
+          <w:bottom w:val="none" w:color="000000" w:sz="4" w:space="0"/>
+          <w:right w:val="none" w:color="000000" w:sz="4" w:space="0"/>
+        </w:tcBorders>
+      </w:tcPr>
+    </w:tblStylePr>
+    <w:tblStylePr w:type="lastRow">
+      <w:rPr>
+        <w:b/>
+        <w:color w:val="404040"/>
+      </w:rPr>
+      <w:pPr>
+        <w:pBdr/>
+        <w:spacing/>
+        <w:ind/>
+      </w:pPr>
+      <w:tblPr>
+        <w:tblBorders/>
+      </w:tblPr>
+      <w:tcPr>
+        <w:shd w:val="clear" w:color="ffffff"/>
+        <w:tcBorders>
+          <w:top w:val="none" w:color="000000" w:sz="4" w:space="0"/>
+          <w:left w:val="none" w:color="000000" w:sz="4" w:space="0"/>
+          <w:bottom w:val="none" w:color="000000" w:sz="4" w:space="0"/>
+          <w:right w:val="none" w:color="000000" w:sz="4" w:space="0"/>
+        </w:tcBorders>
+      </w:tcPr>
+    </w:tblStylePr>
     <w:tblStylePr w:type="nwCell">
       <w:pPr>
         <w:pBdr/>
@@ -7989,9 +10492,9 @@
       </w:tcPr>
     </w:tblStylePr>
   </w:style>
-  <w:style w:type="table" w:styleId="40">
+  <w:style w:type="table" w:styleId="732">
     <w:name w:val="Grid Table 4"/>
-    <w:basedOn w:val="11"/>
+    <w:basedOn w:val="703"/>
     <w:uiPriority w:val="59"/>
     <w:pPr>
       <w:pBdr/>
@@ -8222,9 +10725,9 @@
       </w:tcPr>
     </w:tblStylePr>
   </w:style>
-  <w:style w:type="table" w:styleId="41">
+  <w:style w:type="table" w:styleId="733">
     <w:name w:val="Grid Table 4 - Accent 1"/>
-    <w:basedOn w:val="11"/>
+    <w:basedOn w:val="703"/>
     <w:uiPriority w:val="59"/>
     <w:pPr>
       <w:pBdr/>
@@ -8455,9 +10958,9 @@
       </w:tcPr>
     </w:tblStylePr>
   </w:style>
-  <w:style w:type="table" w:styleId="42">
+  <w:style w:type="table" w:styleId="734">
     <w:name w:val="Grid Table 4 - Accent 2"/>
-    <w:basedOn w:val="11"/>
+    <w:basedOn w:val="703"/>
     <w:uiPriority w:val="59"/>
     <w:pPr>
       <w:pBdr/>
@@ -8688,9 +11191,9 @@
       </w:tcPr>
     </w:tblStylePr>
   </w:style>
-  <w:style w:type="table" w:styleId="43">
+  <w:style w:type="table" w:styleId="735">
     <w:name w:val="Grid Table 4 - Accent 3"/>
-    <w:basedOn w:val="11"/>
+    <w:basedOn w:val="703"/>
     <w:uiPriority w:val="59"/>
     <w:pPr>
       <w:pBdr/>
@@ -8921,9 +11424,9 @@
       </w:tcPr>
     </w:tblStylePr>
   </w:style>
-  <w:style w:type="table" w:styleId="44">
+  <w:style w:type="table" w:styleId="736">
     <w:name w:val="Grid Table 4 - Accent 4"/>
-    <w:basedOn w:val="11"/>
+    <w:basedOn w:val="703"/>
     <w:uiPriority w:val="59"/>
     <w:pPr>
       <w:pBdr/>
@@ -9154,9 +11657,9 @@
       </w:tcPr>
     </w:tblStylePr>
   </w:style>
-  <w:style w:type="table" w:styleId="45">
+  <w:style w:type="table" w:styleId="737">
     <w:name w:val="Grid Table 4 - Accent 5"/>
-    <w:basedOn w:val="11"/>
+    <w:basedOn w:val="703"/>
     <w:uiPriority w:val="59"/>
     <w:pPr>
       <w:pBdr/>
@@ -9387,9 +11890,9 @@
       </w:tcPr>
     </w:tblStylePr>
   </w:style>
-  <w:style w:type="table" w:styleId="46">
+  <w:style w:type="table" w:styleId="738">
     <w:name w:val="Grid Table 4 - Accent 6"/>
-    <w:basedOn w:val="11"/>
+    <w:basedOn w:val="703"/>
     <w:uiPriority w:val="59"/>
     <w:pPr>
       <w:pBdr/>
@@ -9620,9 +12123,9 @@
       </w:tcPr>
     </w:tblStylePr>
   </w:style>
-  <w:style w:type="table" w:styleId="47">
+  <w:style w:type="table" w:styleId="739">
     <w:name w:val="Grid Table 5 Dark"/>
-    <w:basedOn w:val="11"/>
+    <w:basedOn w:val="703"/>
     <w:uiPriority w:val="99"/>
     <w:pPr>
       <w:pBdr/>
@@ -9848,9 +12351,9 @@
       </w:tcPr>
     </w:tblStylePr>
   </w:style>
-  <w:style w:type="table" w:styleId="48">
+  <w:style w:type="table" w:styleId="740">
     <w:name w:val="Grid Table 5 Dark- Accent 1"/>
-    <w:basedOn w:val="11"/>
+    <w:basedOn w:val="703"/>
     <w:uiPriority w:val="99"/>
     <w:pPr>
       <w:pBdr/>
@@ -10076,9 +12579,9 @@
       </w:tcPr>
     </w:tblStylePr>
   </w:style>
-  <w:style w:type="table" w:styleId="49">
+  <w:style w:type="table" w:styleId="741">
     <w:name w:val="Grid Table 5 Dark - Accent 2"/>
-    <w:basedOn w:val="11"/>
+    <w:basedOn w:val="703"/>
     <w:uiPriority w:val="99"/>
     <w:pPr>
       <w:pBdr/>
@@ -10304,9 +12807,9 @@
       </w:tcPr>
     </w:tblStylePr>
   </w:style>
-  <w:style w:type="table" w:styleId="50">
+  <w:style w:type="table" w:styleId="742">
     <w:name w:val="Grid Table 5 Dark - Accent 3"/>
-    <w:basedOn w:val="11"/>
+    <w:basedOn w:val="703"/>
     <w:uiPriority w:val="99"/>
     <w:pPr>
       <w:pBdr/>
@@ -10532,9 +13035,9 @@
       </w:tcPr>
     </w:tblStylePr>
   </w:style>
-  <w:style w:type="table" w:styleId="51">
+  <w:style w:type="table" w:styleId="743">
     <w:name w:val="Grid Table 5 Dark- Accent 4"/>
-    <w:basedOn w:val="11"/>
+    <w:basedOn w:val="703"/>
     <w:uiPriority w:val="99"/>
     <w:pPr>
       <w:pBdr/>
@@ -10760,9 +13263,9 @@
       </w:tcPr>
     </w:tblStylePr>
   </w:style>
-  <w:style w:type="table" w:styleId="52">
+  <w:style w:type="table" w:styleId="744">
     <w:name w:val="Grid Table 5 Dark - Accent 5"/>
-    <w:basedOn w:val="11"/>
+    <w:basedOn w:val="703"/>
     <w:uiPriority w:val="99"/>
     <w:pPr>
       <w:pBdr/>
@@ -10988,9 +13491,9 @@
       </w:tcPr>
     </w:tblStylePr>
   </w:style>
-  <w:style w:type="table" w:styleId="53">
+  <w:style w:type="table" w:styleId="745">
     <w:name w:val="Grid Table 5 Dark - Accent 6"/>
-    <w:basedOn w:val="11"/>
+    <w:basedOn w:val="703"/>
     <w:uiPriority w:val="99"/>
     <w:pPr>
       <w:pBdr/>
@@ -11216,9 +13719,9 @@
       </w:tcPr>
     </w:tblStylePr>
   </w:style>
-  <w:style w:type="table" w:styleId="54">
+  <w:style w:type="table" w:styleId="746">
     <w:name w:val="Grid Table 6 Colorful"/>
-    <w:basedOn w:val="11"/>
+    <w:basedOn w:val="703"/>
     <w:uiPriority w:val="99"/>
     <w:pPr>
       <w:pBdr/>
@@ -11446,9 +13949,9 @@
       </w:tcPr>
     </w:tblStylePr>
   </w:style>
-  <w:style w:type="table" w:styleId="55">
+  <w:style w:type="table" w:styleId="747">
     <w:name w:val="Grid Table 6 Colorful - Accent 1"/>
-    <w:basedOn w:val="11"/>
+    <w:basedOn w:val="703"/>
     <w:uiPriority w:val="99"/>
     <w:pPr>
       <w:pBdr/>
@@ -11676,9 +14179,9 @@
       </w:tcPr>
     </w:tblStylePr>
   </w:style>
-  <w:style w:type="table" w:styleId="56">
+  <w:style w:type="table" w:styleId="748">
     <w:name w:val="Grid Table 6 Colorful - Accent 2"/>
-    <w:basedOn w:val="11"/>
+    <w:basedOn w:val="703"/>
     <w:uiPriority w:val="99"/>
     <w:pPr>
       <w:pBdr/>
@@ -11906,9 +14409,9 @@
       </w:tcPr>
     </w:tblStylePr>
   </w:style>
-  <w:style w:type="table" w:styleId="57">
+  <w:style w:type="table" w:styleId="749">
     <w:name w:val="Grid Table 6 Colorful - Accent 3"/>
-    <w:basedOn w:val="11"/>
+    <w:basedOn w:val="703"/>
     <w:uiPriority w:val="99"/>
     <w:pPr>
       <w:pBdr/>
@@ -12136,9 +14639,9 @@
       </w:tcPr>
     </w:tblStylePr>
   </w:style>
-  <w:style w:type="table" w:styleId="58">
+  <w:style w:type="table" w:styleId="750">
     <w:name w:val="Grid Table 6 Colorful - Accent 4"/>
-    <w:basedOn w:val="11"/>
+    <w:basedOn w:val="703"/>
     <w:uiPriority w:val="99"/>
     <w:pPr>
       <w:pBdr/>
@@ -12366,9 +14869,9 @@
       </w:tcPr>
     </w:tblStylePr>
   </w:style>
-  <w:style w:type="table" w:styleId="59">
+  <w:style w:type="table" w:styleId="751">
     <w:name w:val="Grid Table 6 Colorful - Accent 5"/>
-    <w:basedOn w:val="11"/>
+    <w:basedOn w:val="703"/>
     <w:uiPriority w:val="99"/>
     <w:pPr>
       <w:pBdr/>
@@ -12596,9 +15099,9 @@
       </w:tcPr>
     </w:tblStylePr>
   </w:style>
-  <w:style w:type="table" w:styleId="60">
+  <w:style w:type="table" w:styleId="752">
     <w:name w:val="Grid Table 6 Colorful - Accent 6"/>
-    <w:basedOn w:val="11"/>
+    <w:basedOn w:val="703"/>
     <w:uiPriority w:val="99"/>
     <w:pPr>
       <w:pBdr/>
@@ -12826,9 +15329,9 @@
       </w:tcPr>
     </w:tblStylePr>
   </w:style>
-  <w:style w:type="table" w:styleId="61">
+  <w:style w:type="table" w:styleId="753">
     <w:name w:val="Grid Table 7 Colorful"/>
-    <w:basedOn w:val="11"/>
+    <w:basedOn w:val="703"/>
     <w:uiPriority w:val="99"/>
     <w:pPr>
       <w:pBdr/>
@@ -12930,11 +15433,11 @@
         <w:tblBorders/>
       </w:tblPr>
       <w:tcPr>
-        <w:shd w:color="ffffff"/>
+        <w:shd w:val="clear" w:color="ffffff"/>
         <w:tcBorders>
-          <w:top w:val="none"/>
-          <w:left w:val="none"/>
-          <w:bottom w:val="none"/>
+          <w:top w:val="none" w:color="000000" w:sz="4" w:space="0"/>
+          <w:left w:val="none" w:color="000000" w:sz="4" w:space="0"/>
+          <w:bottom w:val="none" w:color="000000" w:sz="4" w:space="0"/>
           <w:right w:val="single" w:color="000000" w:themeColor="text1" w:themeTint="80" w:sz="4" w:space="0"/>
         </w:tcBorders>
       </w:tcPr>
@@ -12957,10 +15460,10 @@
       <w:tcPr>
         <w:shd w:val="clear" w:color="ffffff" w:themeColor="light1" w:fill="ffffff" w:themeFill="light1"/>
         <w:tcBorders>
-          <w:top w:val="none"/>
-          <w:left w:val="none"/>
+          <w:top w:val="none" w:color="000000" w:sz="4" w:space="0"/>
+          <w:left w:val="none" w:color="000000" w:sz="4" w:space="0"/>
           <w:bottom w:val="single" w:color="000000" w:themeColor="text1" w:themeTint="80" w:sz="4" w:space="0"/>
-          <w:right w:val="none"/>
+          <w:right w:val="none" w:color="000000" w:sz="4" w:space="0"/>
         </w:tcBorders>
       </w:tcPr>
     </w:tblStylePr>
@@ -12980,12 +15483,12 @@
         <w:tblBorders/>
       </w:tblPr>
       <w:tcPr>
-        <w:shd w:color="ffffff"/>
+        <w:shd w:val="clear" w:color="ffffff"/>
         <w:tcBorders>
-          <w:top w:val="none"/>
+          <w:top w:val="none" w:color="000000" w:sz="4" w:space="0"/>
           <w:left w:val="single" w:color="000000" w:themeColor="text1" w:themeTint="80" w:sz="4" w:space="0"/>
-          <w:bottom w:val="none"/>
-          <w:right w:val="none"/>
+          <w:bottom w:val="none" w:color="000000" w:sz="4" w:space="0"/>
+          <w:right w:val="none" w:color="000000" w:sz="4" w:space="0"/>
         </w:tcBorders>
       </w:tcPr>
     </w:tblStylePr>
@@ -13008,9 +15511,9 @@
         <w:shd w:val="clear" w:color="ffffff" w:themeColor="light1" w:fill="ffffff" w:themeFill="light1"/>
         <w:tcBorders>
           <w:top w:val="single" w:color="000000" w:themeColor="text1" w:themeTint="80" w:sz="4" w:space="0"/>
-          <w:left w:val="none"/>
-          <w:bottom w:val="none"/>
-          <w:right w:val="none"/>
+          <w:left w:val="none" w:color="000000" w:sz="4" w:space="0"/>
+          <w:bottom w:val="none" w:color="000000" w:sz="4" w:space="0"/>
+          <w:right w:val="none" w:color="000000" w:sz="4" w:space="0"/>
         </w:tcBorders>
       </w:tcPr>
     </w:tblStylePr>
@@ -13080,9 +15583,9 @@
       </w:tcPr>
     </w:tblStylePr>
   </w:style>
-  <w:style w:type="table" w:styleId="62">
+  <w:style w:type="table" w:styleId="754">
     <w:name w:val="Grid Table 7 Colorful - Accent 1"/>
-    <w:basedOn w:val="11"/>
+    <w:basedOn w:val="703"/>
     <w:uiPriority w:val="99"/>
     <w:pPr>
       <w:pBdr/>
@@ -13184,11 +15687,11 @@
         <w:tblBorders/>
       </w:tblPr>
       <w:tcPr>
-        <w:shd w:color="ffffff"/>
+        <w:shd w:val="clear" w:color="ffffff"/>
         <w:tcBorders>
-          <w:top w:val="none"/>
-          <w:left w:val="none"/>
-          <w:bottom w:val="none"/>
+          <w:top w:val="none" w:color="000000" w:sz="4" w:space="0"/>
+          <w:left w:val="none" w:color="000000" w:sz="4" w:space="0"/>
+          <w:bottom w:val="none" w:color="000000" w:sz="4" w:space="0"/>
           <w:right w:val="single" w:color="000000" w:themeColor="accent1" w:themeTint="80" w:sz="4" w:space="0"/>
         </w:tcBorders>
       </w:tcPr>
@@ -13211,10 +15714,10 @@
       <w:tcPr>
         <w:shd w:val="clear" w:color="ffffff" w:themeColor="light1" w:fill="ffffff" w:themeFill="light1"/>
         <w:tcBorders>
-          <w:top w:val="none"/>
-          <w:left w:val="none"/>
+          <w:top w:val="none" w:color="000000" w:sz="4" w:space="0"/>
+          <w:left w:val="none" w:color="000000" w:sz="4" w:space="0"/>
           <w:bottom w:val="single" w:color="000000" w:themeColor="accent1" w:themeTint="80" w:sz="4" w:space="0"/>
-          <w:right w:val="none"/>
+          <w:right w:val="none" w:color="000000" w:sz="4" w:space="0"/>
         </w:tcBorders>
       </w:tcPr>
     </w:tblStylePr>
@@ -13234,12 +15737,12 @@
         <w:tblBorders/>
       </w:tblPr>
       <w:tcPr>
-        <w:shd w:color="ffffff"/>
+        <w:shd w:val="clear" w:color="ffffff"/>
         <w:tcBorders>
-          <w:top w:val="none"/>
+          <w:top w:val="none" w:color="000000" w:sz="4" w:space="0"/>
           <w:left w:val="single" w:color="000000" w:themeColor="accent1" w:themeTint="80" w:sz="4" w:space="0"/>
-          <w:bottom w:val="none"/>
-          <w:right w:val="none"/>
+          <w:bottom w:val="none" w:color="000000" w:sz="4" w:space="0"/>
+          <w:right w:val="none" w:color="000000" w:sz="4" w:space="0"/>
         </w:tcBorders>
       </w:tcPr>
     </w:tblStylePr>
@@ -13262,9 +15765,9 @@
         <w:shd w:val="clear" w:color="ffffff" w:themeColor="light1" w:fill="ffffff" w:themeFill="light1"/>
         <w:tcBorders>
           <w:top w:val="single" w:color="000000" w:themeColor="accent1" w:themeTint="80" w:sz="4" w:space="0"/>
-          <w:left w:val="none"/>
-          <w:bottom w:val="none"/>
-          <w:right w:val="none"/>
+          <w:left w:val="none" w:color="000000" w:sz="4" w:space="0"/>
+          <w:bottom w:val="none" w:color="000000" w:sz="4" w:space="0"/>
+          <w:right w:val="none" w:color="000000" w:sz="4" w:space="0"/>
         </w:tcBorders>
       </w:tcPr>
     </w:tblStylePr>
@@ -13334,9 +15837,9 @@
       </w:tcPr>
     </w:tblStylePr>
   </w:style>
-  <w:style w:type="table" w:styleId="63">
+  <w:style w:type="table" w:styleId="755">
     <w:name w:val="Grid Table 7 Colorful - Accent 2"/>
-    <w:basedOn w:val="11"/>
+    <w:basedOn w:val="703"/>
     <w:uiPriority w:val="99"/>
     <w:pPr>
       <w:pBdr/>
@@ -13438,11 +15941,11 @@
         <w:tblBorders/>
       </w:tblPr>
       <w:tcPr>
-        <w:shd w:color="ffffff"/>
+        <w:shd w:val="clear" w:color="ffffff"/>
         <w:tcBorders>
-          <w:top w:val="none"/>
-          <w:left w:val="none"/>
-          <w:bottom w:val="none"/>
+          <w:top w:val="none" w:color="000000" w:sz="4" w:space="0"/>
+          <w:left w:val="none" w:color="000000" w:sz="4" w:space="0"/>
+          <w:bottom w:val="none" w:color="000000" w:sz="4" w:space="0"/>
           <w:right w:val="single" w:color="000000" w:themeColor="accent2" w:themeTint="97" w:sz="4" w:space="0"/>
         </w:tcBorders>
       </w:tcPr>
@@ -13465,10 +15968,10 @@
       <w:tcPr>
         <w:shd w:val="clear" w:color="ffffff" w:themeColor="light1" w:fill="ffffff" w:themeFill="light1"/>
         <w:tcBorders>
-          <w:top w:val="none"/>
-          <w:left w:val="none"/>
+          <w:top w:val="none" w:color="000000" w:sz="4" w:space="0"/>
+          <w:left w:val="none" w:color="000000" w:sz="4" w:space="0"/>
           <w:bottom w:val="single" w:color="000000" w:themeColor="accent2" w:themeTint="97" w:sz="4" w:space="0"/>
-          <w:right w:val="none"/>
+          <w:right w:val="none" w:color="000000" w:sz="4" w:space="0"/>
         </w:tcBorders>
       </w:tcPr>
     </w:tblStylePr>
@@ -13488,12 +15991,12 @@
         <w:tblBorders/>
       </w:tblPr>
       <w:tcPr>
-        <w:shd w:color="ffffff"/>
+        <w:shd w:val="clear" w:color="ffffff"/>
         <w:tcBorders>
-          <w:top w:val="none"/>
+          <w:top w:val="none" w:color="000000" w:sz="4" w:space="0"/>
           <w:left w:val="single" w:color="000000" w:themeColor="accent2" w:themeTint="97" w:sz="4" w:space="0"/>
-          <w:bottom w:val="none"/>
-          <w:right w:val="none"/>
+          <w:bottom w:val="none" w:color="000000" w:sz="4" w:space="0"/>
+          <w:right w:val="none" w:color="000000" w:sz="4" w:space="0"/>
         </w:tcBorders>
       </w:tcPr>
     </w:tblStylePr>
@@ -13516,9 +16019,9 @@
         <w:shd w:val="clear" w:color="ffffff" w:themeColor="light1" w:fill="ffffff" w:themeFill="light1"/>
         <w:tcBorders>
           <w:top w:val="single" w:color="000000" w:themeColor="accent2" w:themeTint="97" w:sz="4" w:space="0"/>
-          <w:left w:val="none"/>
-          <w:bottom w:val="none"/>
-          <w:right w:val="none"/>
+          <w:left w:val="none" w:color="000000" w:sz="4" w:space="0"/>
+          <w:bottom w:val="none" w:color="000000" w:sz="4" w:space="0"/>
+          <w:right w:val="none" w:color="000000" w:sz="4" w:space="0"/>
         </w:tcBorders>
       </w:tcPr>
     </w:tblStylePr>
@@ -13588,9 +16091,9 @@
       </w:tcPr>
     </w:tblStylePr>
   </w:style>
-  <w:style w:type="table" w:styleId="64">
+  <w:style w:type="table" w:styleId="756">
     <w:name w:val="Grid Table 7 Colorful - Accent 3"/>
-    <w:basedOn w:val="11"/>
+    <w:basedOn w:val="703"/>
     <w:uiPriority w:val="99"/>
     <w:pPr>
       <w:pBdr/>
@@ -13692,11 +16195,11 @@
         <w:tblBorders/>
       </w:tblPr>
       <w:tcPr>
-        <w:shd w:color="ffffff"/>
+        <w:shd w:val="clear" w:color="ffffff"/>
         <w:tcBorders>
-          <w:top w:val="none"/>
-          <w:left w:val="none"/>
-          <w:bottom w:val="none"/>
+          <w:top w:val="none" w:color="000000" w:sz="4" w:space="0"/>
+          <w:left w:val="none" w:color="000000" w:sz="4" w:space="0"/>
+          <w:bottom w:val="none" w:color="000000" w:sz="4" w:space="0"/>
           <w:right w:val="single" w:color="000000" w:themeColor="accent3" w:themeTint="FE" w:sz="4" w:space="0"/>
         </w:tcBorders>
       </w:tcPr>
@@ -13719,10 +16222,10 @@
       <w:tcPr>
         <w:shd w:val="clear" w:color="ffffff" w:themeColor="light1" w:fill="ffffff" w:themeFill="light1"/>
         <w:tcBorders>
-          <w:top w:val="none"/>
-          <w:left w:val="none"/>
+          <w:top w:val="none" w:color="000000" w:sz="4" w:space="0"/>
+          <w:left w:val="none" w:color="000000" w:sz="4" w:space="0"/>
           <w:bottom w:val="single" w:color="000000" w:themeColor="accent3" w:themeTint="FE" w:sz="4" w:space="0"/>
-          <w:right w:val="none"/>
+          <w:right w:val="none" w:color="000000" w:sz="4" w:space="0"/>
         </w:tcBorders>
       </w:tcPr>
     </w:tblStylePr>
@@ -13742,12 +16245,12 @@
         <w:tblBorders/>
       </w:tblPr>
       <w:tcPr>
-        <w:shd w:color="ffffff"/>
+        <w:shd w:val="clear" w:color="ffffff"/>
         <w:tcBorders>
-          <w:top w:val="none"/>
+          <w:top w:val="none" w:color="000000" w:sz="4" w:space="0"/>
           <w:left w:val="single" w:color="000000" w:themeColor="accent3" w:themeTint="FE" w:sz="4" w:space="0"/>
-          <w:bottom w:val="none"/>
-          <w:right w:val="none"/>
+          <w:bottom w:val="none" w:color="000000" w:sz="4" w:space="0"/>
+          <w:right w:val="none" w:color="000000" w:sz="4" w:space="0"/>
         </w:tcBorders>
       </w:tcPr>
     </w:tblStylePr>
@@ -13770,9 +16273,9 @@
         <w:shd w:val="clear" w:color="ffffff" w:themeColor="light1" w:fill="ffffff" w:themeFill="light1"/>
         <w:tcBorders>
           <w:top w:val="single" w:color="000000" w:themeColor="accent3" w:themeTint="FE" w:sz="4" w:space="0"/>
-          <w:left w:val="none"/>
-          <w:bottom w:val="none"/>
-          <w:right w:val="none"/>
+          <w:left w:val="none" w:color="000000" w:sz="4" w:space="0"/>
+          <w:bottom w:val="none" w:color="000000" w:sz="4" w:space="0"/>
+          <w:right w:val="none" w:color="000000" w:sz="4" w:space="0"/>
         </w:tcBorders>
       </w:tcPr>
     </w:tblStylePr>
@@ -13842,9 +16345,9 @@
       </w:tcPr>
     </w:tblStylePr>
   </w:style>
-  <w:style w:type="table" w:styleId="65">
+  <w:style w:type="table" w:styleId="757">
     <w:name w:val="Grid Table 7 Colorful - Accent 4"/>
-    <w:basedOn w:val="11"/>
+    <w:basedOn w:val="703"/>
     <w:uiPriority w:val="99"/>
     <w:pPr>
       <w:pBdr/>
@@ -13946,11 +16449,11 @@
         <w:tblBorders/>
       </w:tblPr>
       <w:tcPr>
-        <w:shd w:color="ffffff"/>
+        <w:shd w:val="clear" w:color="ffffff"/>
         <w:tcBorders>
-          <w:top w:val="none"/>
-          <w:left w:val="none"/>
-          <w:bottom w:val="none"/>
+          <w:top w:val="none" w:color="000000" w:sz="4" w:space="0"/>
+          <w:left w:val="none" w:color="000000" w:sz="4" w:space="0"/>
+          <w:bottom w:val="none" w:color="000000" w:sz="4" w:space="0"/>
           <w:right w:val="single" w:color="000000" w:themeColor="accent4" w:themeTint="9A" w:sz="4" w:space="0"/>
         </w:tcBorders>
       </w:tcPr>
@@ -13973,10 +16476,10 @@
       <w:tcPr>
         <w:shd w:val="clear" w:color="ffffff" w:themeColor="light1" w:fill="ffffff" w:themeFill="light1"/>
         <w:tcBorders>
-          <w:top w:val="none"/>
-          <w:left w:val="none"/>
+          <w:top w:val="none" w:color="000000" w:sz="4" w:space="0"/>
+          <w:left w:val="none" w:color="000000" w:sz="4" w:space="0"/>
           <w:bottom w:val="single" w:color="000000" w:themeColor="accent4" w:themeTint="9A" w:sz="4" w:space="0"/>
-          <w:right w:val="none"/>
+          <w:right w:val="none" w:color="000000" w:sz="4" w:space="0"/>
         </w:tcBorders>
       </w:tcPr>
     </w:tblStylePr>
@@ -13996,12 +16499,12 @@
         <w:tblBorders/>
       </w:tblPr>
       <w:tcPr>
-        <w:shd w:color="ffffff"/>
+        <w:shd w:val="clear" w:color="ffffff"/>
         <w:tcBorders>
-          <w:top w:val="none"/>
+          <w:top w:val="none" w:color="000000" w:sz="4" w:space="0"/>
           <w:left w:val="single" w:color="000000" w:themeColor="accent4" w:themeTint="9A" w:sz="4" w:space="0"/>
-          <w:bottom w:val="none"/>
-          <w:right w:val="none"/>
+          <w:bottom w:val="none" w:color="000000" w:sz="4" w:space="0"/>
+          <w:right w:val="none" w:color="000000" w:sz="4" w:space="0"/>
         </w:tcBorders>
       </w:tcPr>
     </w:tblStylePr>
@@ -14024,9 +16527,9 @@
         <w:shd w:val="clear" w:color="ffffff" w:themeColor="light1" w:fill="ffffff" w:themeFill="light1"/>
         <w:tcBorders>
           <w:top w:val="single" w:color="000000" w:themeColor="accent4" w:themeTint="9A" w:sz="4" w:space="0"/>
-          <w:left w:val="none"/>
-          <w:bottom w:val="none"/>
-          <w:right w:val="none"/>
+          <w:left w:val="none" w:color="000000" w:sz="4" w:space="0"/>
+          <w:bottom w:val="none" w:color="000000" w:sz="4" w:space="0"/>
+          <w:right w:val="none" w:color="000000" w:sz="4" w:space="0"/>
         </w:tcBorders>
       </w:tcPr>
     </w:tblStylePr>
@@ -14096,9 +16599,9 @@
       </w:tcPr>
     </w:tblStylePr>
   </w:style>
-  <w:style w:type="table" w:styleId="66">
+  <w:style w:type="table" w:styleId="758">
     <w:name w:val="Grid Table 7 Colorful - Accent 5"/>
-    <w:basedOn w:val="11"/>
+    <w:basedOn w:val="703"/>
     <w:uiPriority w:val="99"/>
     <w:pPr>
       <w:pBdr/>
@@ -14200,11 +16703,11 @@
         <w:tblBorders/>
       </w:tblPr>
       <w:tcPr>
-        <w:shd w:color="ffffff"/>
+        <w:shd w:val="clear" w:color="ffffff"/>
         <w:tcBorders>
-          <w:top w:val="none"/>
-          <w:left w:val="none"/>
-          <w:bottom w:val="none"/>
+          <w:top w:val="none" w:color="000000" w:sz="4" w:space="0"/>
+          <w:left w:val="none" w:color="000000" w:sz="4" w:space="0"/>
+          <w:bottom w:val="none" w:color="000000" w:sz="4" w:space="0"/>
           <w:right w:val="single" w:color="000000" w:themeColor="accent5" w:themeTint="90" w:sz="4" w:space="0"/>
         </w:tcBorders>
       </w:tcPr>
@@ -14227,10 +16730,10 @@
       <w:tcPr>
         <w:shd w:val="clear" w:color="ffffff" w:themeColor="light1" w:fill="ffffff" w:themeFill="light1"/>
         <w:tcBorders>
-          <w:top w:val="none"/>
-          <w:left w:val="none"/>
+          <w:top w:val="none" w:color="000000" w:sz="4" w:space="0"/>
+          <w:left w:val="none" w:color="000000" w:sz="4" w:space="0"/>
           <w:bottom w:val="single" w:color="000000" w:themeColor="accent5" w:themeTint="90" w:sz="4" w:space="0"/>
-          <w:right w:val="none"/>
+          <w:right w:val="none" w:color="000000" w:sz="4" w:space="0"/>
         </w:tcBorders>
       </w:tcPr>
     </w:tblStylePr>
@@ -14250,12 +16753,12 @@
         <w:tblBorders/>
       </w:tblPr>
       <w:tcPr>
-        <w:shd w:color="ffffff"/>
+        <w:shd w:val="clear" w:color="ffffff"/>
         <w:tcBorders>
-          <w:top w:val="none"/>
+          <w:top w:val="none" w:color="000000" w:sz="4" w:space="0"/>
           <w:left w:val="single" w:color="000000" w:themeColor="accent5" w:themeTint="90" w:sz="4" w:space="0"/>
-          <w:bottom w:val="none"/>
-          <w:right w:val="none"/>
+          <w:bottom w:val="none" w:color="000000" w:sz="4" w:space="0"/>
+          <w:right w:val="none" w:color="000000" w:sz="4" w:space="0"/>
         </w:tcBorders>
       </w:tcPr>
     </w:tblStylePr>
@@ -14278,9 +16781,9 @@
         <w:shd w:val="clear" w:color="ffffff" w:themeColor="light1" w:fill="ffffff" w:themeFill="light1"/>
         <w:tcBorders>
           <w:top w:val="single" w:color="000000" w:themeColor="accent5" w:themeTint="90" w:sz="4" w:space="0"/>
-          <w:left w:val="none"/>
-          <w:bottom w:val="none"/>
-          <w:right w:val="none"/>
+          <w:left w:val="none" w:color="000000" w:sz="4" w:space="0"/>
+          <w:bottom w:val="none" w:color="000000" w:sz="4" w:space="0"/>
+          <w:right w:val="none" w:color="000000" w:sz="4" w:space="0"/>
         </w:tcBorders>
       </w:tcPr>
     </w:tblStylePr>
@@ -14350,9 +16853,9 @@
       </w:tcPr>
     </w:tblStylePr>
   </w:style>
-  <w:style w:type="table" w:styleId="67">
+  <w:style w:type="table" w:styleId="759">
     <w:name w:val="Grid Table 7 Colorful - Accent 6"/>
-    <w:basedOn w:val="11"/>
+    <w:basedOn w:val="703"/>
     <w:uiPriority w:val="99"/>
     <w:pPr>
       <w:pBdr/>
@@ -14454,11 +16957,11 @@
         <w:tblBorders/>
       </w:tblPr>
       <w:tcPr>
-        <w:shd w:color="ffffff"/>
+        <w:shd w:val="clear" w:color="ffffff"/>
         <w:tcBorders>
-          <w:top w:val="none"/>
-          <w:left w:val="none"/>
-          <w:bottom w:val="none"/>
+          <w:top w:val="none" w:color="000000" w:sz="4" w:space="0"/>
+          <w:left w:val="none" w:color="000000" w:sz="4" w:space="0"/>
+          <w:bottom w:val="none" w:color="000000" w:sz="4" w:space="0"/>
           <w:right w:val="single" w:color="000000" w:themeColor="accent6" w:themeTint="90" w:sz="4" w:space="0"/>
         </w:tcBorders>
       </w:tcPr>
@@ -14481,10 +16984,10 @@
       <w:tcPr>
         <w:shd w:val="clear" w:color="ffffff" w:themeColor="light1" w:fill="ffffff" w:themeFill="light1"/>
         <w:tcBorders>
-          <w:top w:val="none"/>
-          <w:left w:val="none"/>
+          <w:top w:val="none" w:color="000000" w:sz="4" w:space="0"/>
+          <w:left w:val="none" w:color="000000" w:sz="4" w:space="0"/>
           <w:bottom w:val="single" w:color="000000" w:themeColor="accent6" w:themeTint="90" w:sz="4" w:space="0"/>
-          <w:right w:val="none"/>
+          <w:right w:val="none" w:color="000000" w:sz="4" w:space="0"/>
         </w:tcBorders>
       </w:tcPr>
     </w:tblStylePr>
@@ -14504,12 +17007,12 @@
         <w:tblBorders/>
       </w:tblPr>
       <w:tcPr>
-        <w:shd w:color="ffffff"/>
+        <w:shd w:val="clear" w:color="ffffff"/>
         <w:tcBorders>
-          <w:top w:val="none"/>
+          <w:top w:val="none" w:color="000000" w:sz="4" w:space="0"/>
           <w:left w:val="single" w:color="000000" w:themeColor="accent6" w:themeTint="90" w:sz="4" w:space="0"/>
-          <w:bottom w:val="none"/>
-          <w:right w:val="none"/>
+          <w:bottom w:val="none" w:color="000000" w:sz="4" w:space="0"/>
+          <w:right w:val="none" w:color="000000" w:sz="4" w:space="0"/>
         </w:tcBorders>
       </w:tcPr>
     </w:tblStylePr>
@@ -14532,9 +17035,9 @@
         <w:shd w:val="clear" w:color="ffffff" w:themeColor="light1" w:fill="ffffff" w:themeFill="light1"/>
         <w:tcBorders>
           <w:top w:val="single" w:color="000000" w:themeColor="accent6" w:themeTint="90" w:sz="4" w:space="0"/>
-          <w:left w:val="none"/>
-          <w:bottom w:val="none"/>
-          <w:right w:val="none"/>
+          <w:left w:val="none" w:color="000000" w:sz="4" w:space="0"/>
+          <w:bottom w:val="none" w:color="000000" w:sz="4" w:space="0"/>
+          <w:right w:val="none" w:color="000000" w:sz="4" w:space="0"/>
         </w:tcBorders>
       </w:tcPr>
     </w:tblStylePr>
@@ -14604,9 +17107,9 @@
       </w:tcPr>
     </w:tblStylePr>
   </w:style>
-  <w:style w:type="table" w:styleId="68">
+  <w:style w:type="table" w:styleId="760">
     <w:name w:val="List Table 1 Light"/>
-    <w:basedOn w:val="11"/>
+    <w:basedOn w:val="703"/>
     <w:uiPriority w:val="99"/>
     <w:pPr>
       <w:pBdr/>
@@ -14820,9 +17323,9 @@
       </w:tcPr>
     </w:tblStylePr>
   </w:style>
-  <w:style w:type="table" w:styleId="69">
+  <w:style w:type="table" w:styleId="761">
     <w:name w:val="List Table 1 Light - Accent 1"/>
-    <w:basedOn w:val="11"/>
+    <w:basedOn w:val="703"/>
     <w:uiPriority w:val="99"/>
     <w:pPr>
       <w:pBdr/>
@@ -15036,9 +17539,9 @@
       </w:tcPr>
     </w:tblStylePr>
   </w:style>
-  <w:style w:type="table" w:styleId="70">
+  <w:style w:type="table" w:styleId="762">
     <w:name w:val="List Table 1 Light - Accent 2"/>
-    <w:basedOn w:val="11"/>
+    <w:basedOn w:val="703"/>
     <w:uiPriority w:val="99"/>
     <w:pPr>
       <w:pBdr/>
@@ -15252,9 +17755,9 @@
       </w:tcPr>
     </w:tblStylePr>
   </w:style>
-  <w:style w:type="table" w:styleId="71">
+  <w:style w:type="table" w:styleId="763">
     <w:name w:val="List Table 1 Light - Accent 3"/>
-    <w:basedOn w:val="11"/>
+    <w:basedOn w:val="703"/>
     <w:uiPriority w:val="99"/>
     <w:pPr>
       <w:pBdr/>
@@ -15468,9 +17971,9 @@
       </w:tcPr>
     </w:tblStylePr>
   </w:style>
-  <w:style w:type="table" w:styleId="72">
+  <w:style w:type="table" w:styleId="764">
     <w:name w:val="List Table 1 Light - Accent 4"/>
-    <w:basedOn w:val="11"/>
+    <w:basedOn w:val="703"/>
     <w:uiPriority w:val="99"/>
     <w:pPr>
       <w:pBdr/>
@@ -15684,9 +18187,9 @@
       </w:tcPr>
     </w:tblStylePr>
   </w:style>
-  <w:style w:type="table" w:styleId="73">
+  <w:style w:type="table" w:styleId="765">
     <w:name w:val="List Table 1 Light - Accent 5"/>
-    <w:basedOn w:val="11"/>
+    <w:basedOn w:val="703"/>
     <w:uiPriority w:val="99"/>
     <w:pPr>
       <w:pBdr/>
@@ -15900,9 +18403,9 @@
       </w:tcPr>
     </w:tblStylePr>
   </w:style>
-  <w:style w:type="table" w:styleId="74">
+  <w:style w:type="table" w:styleId="766">
     <w:name w:val="List Table 1 Light - Accent 6"/>
-    <w:basedOn w:val="11"/>
+    <w:basedOn w:val="703"/>
     <w:uiPriority w:val="99"/>
     <w:pPr>
       <w:pBdr/>
@@ -16116,9 +18619,9 @@
       </w:tcPr>
     </w:tblStylePr>
   </w:style>
-  <w:style w:type="table" w:styleId="75">
+  <w:style w:type="table" w:styleId="767">
     <w:name w:val="List Table 2"/>
-    <w:basedOn w:val="11"/>
+    <w:basedOn w:val="703"/>
     <w:uiPriority w:val="99"/>
     <w:pPr>
       <w:pBdr/>
@@ -16354,9 +18857,9 @@
       </w:tcPr>
     </w:tblStylePr>
   </w:style>
-  <w:style w:type="table" w:styleId="76">
+  <w:style w:type="table" w:styleId="768">
     <w:name w:val="List Table 2 - Accent 1"/>
-    <w:basedOn w:val="11"/>
+    <w:basedOn w:val="703"/>
     <w:uiPriority w:val="99"/>
     <w:pPr>
       <w:pBdr/>
@@ -16592,9 +19095,9 @@
       </w:tcPr>
     </w:tblStylePr>
   </w:style>
-  <w:style w:type="table" w:styleId="77">
+  <w:style w:type="table" w:styleId="769">
     <w:name w:val="List Table 2 - Accent 2"/>
-    <w:basedOn w:val="11"/>
+    <w:basedOn w:val="703"/>
     <w:uiPriority w:val="99"/>
     <w:pPr>
       <w:pBdr/>
@@ -16830,9 +19333,9 @@
       </w:tcPr>
     </w:tblStylePr>
   </w:style>
-  <w:style w:type="table" w:styleId="78">
+  <w:style w:type="table" w:styleId="770">
     <w:name w:val="List Table 2 - Accent 3"/>
-    <w:basedOn w:val="11"/>
+    <w:basedOn w:val="703"/>
     <w:uiPriority w:val="99"/>
     <w:pPr>
       <w:pBdr/>
@@ -17068,9 +19571,9 @@
       </w:tcPr>
     </w:tblStylePr>
   </w:style>
-  <w:style w:type="table" w:styleId="79">
+  <w:style w:type="table" w:styleId="771">
     <w:name w:val="List Table 2 - Accent 4"/>
-    <w:basedOn w:val="11"/>
+    <w:basedOn w:val="703"/>
     <w:uiPriority w:val="99"/>
     <w:pPr>
       <w:pBdr/>
@@ -17306,9 +19809,9 @@
       </w:tcPr>
     </w:tblStylePr>
   </w:style>
-  <w:style w:type="table" w:styleId="80">
+  <w:style w:type="table" w:styleId="772">
     <w:name w:val="List Table 2 - Accent 5"/>
-    <w:basedOn w:val="11"/>
+    <w:basedOn w:val="703"/>
     <w:uiPriority w:val="99"/>
     <w:pPr>
       <w:pBdr/>
@@ -17544,9 +20047,9 @@
       </w:tcPr>
     </w:tblStylePr>
   </w:style>
-  <w:style w:type="table" w:styleId="81">
+  <w:style w:type="table" w:styleId="773">
     <w:name w:val="List Table 2 - Accent 6"/>
-    <w:basedOn w:val="11"/>
+    <w:basedOn w:val="703"/>
     <w:uiPriority w:val="99"/>
     <w:pPr>
       <w:pBdr/>
@@ -17782,9 +20285,9 @@
       </w:tcPr>
     </w:tblStylePr>
   </w:style>
-  <w:style w:type="table" w:styleId="82">
+  <w:style w:type="table" w:styleId="774">
     <w:name w:val="List Table 3"/>
-    <w:basedOn w:val="11"/>
+    <w:basedOn w:val="703"/>
     <w:uiPriority w:val="99"/>
     <w:pPr>
       <w:pBdr/>
@@ -18010,9 +20513,9 @@
       </w:tcPr>
     </w:tblStylePr>
   </w:style>
-  <w:style w:type="table" w:styleId="83">
+  <w:style w:type="table" w:styleId="775">
     <w:name w:val="List Table 3 - Accent 1"/>
-    <w:basedOn w:val="11"/>
+    <w:basedOn w:val="703"/>
     <w:uiPriority w:val="99"/>
     <w:pPr>
       <w:pBdr/>
@@ -18238,9 +20741,9 @@
       </w:tcPr>
     </w:tblStylePr>
   </w:style>
-  <w:style w:type="table" w:styleId="84">
+  <w:style w:type="table" w:styleId="776">
     <w:name w:val="List Table 3 - Accent 2"/>
-    <w:basedOn w:val="11"/>
+    <w:basedOn w:val="703"/>
     <w:uiPriority w:val="99"/>
     <w:pPr>
       <w:pBdr/>
@@ -18466,9 +20969,9 @@
       </w:tcPr>
     </w:tblStylePr>
   </w:style>
-  <w:style w:type="table" w:styleId="85">
+  <w:style w:type="table" w:styleId="777">
     <w:name w:val="List Table 3 - Accent 3"/>
-    <w:basedOn w:val="11"/>
+    <w:basedOn w:val="703"/>
     <w:uiPriority w:val="99"/>
     <w:pPr>
       <w:pBdr/>
@@ -18694,9 +21197,9 @@
       </w:tcPr>
     </w:tblStylePr>
   </w:style>
-  <w:style w:type="table" w:styleId="86">
+  <w:style w:type="table" w:styleId="778">
     <w:name w:val="List Table 3 - Accent 4"/>
-    <w:basedOn w:val="11"/>
+    <w:basedOn w:val="703"/>
     <w:uiPriority w:val="99"/>
     <w:pPr>
       <w:pBdr/>
@@ -18922,9 +21425,9 @@
       </w:tcPr>
     </w:tblStylePr>
   </w:style>
-  <w:style w:type="table" w:styleId="87">
+  <w:style w:type="table" w:styleId="779">
     <w:name w:val="List Table 3 - Accent 5"/>
-    <w:basedOn w:val="11"/>
+    <w:basedOn w:val="703"/>
     <w:uiPriority w:val="99"/>
     <w:pPr>
       <w:pBdr/>
@@ -19150,9 +21653,9 @@
       </w:tcPr>
     </w:tblStylePr>
   </w:style>
-  <w:style w:type="table" w:styleId="88">
+  <w:style w:type="table" w:styleId="780">
     <w:name w:val="List Table 3 - Accent 6"/>
-    <w:basedOn w:val="11"/>
+    <w:basedOn w:val="703"/>
     <w:uiPriority w:val="99"/>
     <w:pPr>
       <w:pBdr/>
@@ -19378,9 +21881,9 @@
       </w:tcPr>
     </w:tblStylePr>
   </w:style>
-  <w:style w:type="table" w:styleId="89">
+  <w:style w:type="table" w:styleId="781">
     <w:name w:val="List Table 4"/>
-    <w:basedOn w:val="11"/>
+    <w:basedOn w:val="703"/>
     <w:uiPriority w:val="99"/>
     <w:pPr>
       <w:pBdr/>
@@ -19603,9 +22106,9 @@
       </w:tcPr>
     </w:tblStylePr>
   </w:style>
-  <w:style w:type="table" w:styleId="90">
+  <w:style w:type="table" w:styleId="782">
     <w:name w:val="List Table 4 - Accent 1"/>
-    <w:basedOn w:val="11"/>
+    <w:basedOn w:val="703"/>
     <w:uiPriority w:val="99"/>
     <w:pPr>
       <w:pBdr/>
@@ -19828,9 +22331,9 @@
       </w:tcPr>
     </w:tblStylePr>
   </w:style>
-  <w:style w:type="table" w:styleId="91">
+  <w:style w:type="table" w:styleId="783">
     <w:name w:val="List Table 4 - Accent 2"/>
-    <w:basedOn w:val="11"/>
+    <w:basedOn w:val="703"/>
     <w:uiPriority w:val="99"/>
     <w:pPr>
       <w:pBdr/>
@@ -20053,9 +22556,9 @@
       </w:tcPr>
     </w:tblStylePr>
   </w:style>
-  <w:style w:type="table" w:styleId="92">
+  <w:style w:type="table" w:styleId="784">
     <w:name w:val="List Table 4 - Accent 3"/>
-    <w:basedOn w:val="11"/>
+    <w:basedOn w:val="703"/>
     <w:uiPriority w:val="99"/>
     <w:pPr>
       <w:pBdr/>
@@ -20278,9 +22781,9 @@
       </w:tcPr>
     </w:tblStylePr>
   </w:style>
-  <w:style w:type="table" w:styleId="93">
+  <w:style w:type="table" w:styleId="785">
     <w:name w:val="List Table 4 - Accent 4"/>
-    <w:basedOn w:val="11"/>
+    <w:basedOn w:val="703"/>
     <w:uiPriority w:val="99"/>
     <w:pPr>
       <w:pBdr/>
@@ -20503,9 +23006,9 @@
       </w:tcPr>
     </w:tblStylePr>
   </w:style>
-  <w:style w:type="table" w:styleId="94">
+  <w:style w:type="table" w:styleId="786">
     <w:name w:val="List Table 4 - Accent 5"/>
-    <w:basedOn w:val="11"/>
+    <w:basedOn w:val="703"/>
     <w:uiPriority w:val="99"/>
     <w:pPr>
       <w:pBdr/>
@@ -20728,9 +23231,9 @@
       </w:tcPr>
     </w:tblStylePr>
   </w:style>
-  <w:style w:type="table" w:styleId="95">
+  <w:style w:type="table" w:styleId="787">
     <w:name w:val="List Table 4 - Accent 6"/>
-    <w:basedOn w:val="11"/>
+    <w:basedOn w:val="703"/>
     <w:uiPriority w:val="99"/>
     <w:pPr>
       <w:pBdr/>
@@ -20953,9 +23456,9 @@
       </w:tcPr>
     </w:tblStylePr>
   </w:style>
-  <w:style w:type="table" w:styleId="96">
+  <w:style w:type="table" w:styleId="788">
     <w:name w:val="List Table 5 Dark"/>
-    <w:basedOn w:val="11"/>
+    <w:basedOn w:val="703"/>
     <w:uiPriority w:val="99"/>
     <w:pPr>
       <w:pBdr/>
@@ -21195,9 +23698,9 @@
       </w:tcPr>
     </w:tblStylePr>
   </w:style>
-  <w:style w:type="table" w:styleId="97">
+  <w:style w:type="table" w:styleId="789">
     <w:name w:val="List Table 5 Dark - Accent 1"/>
-    <w:basedOn w:val="11"/>
+    <w:basedOn w:val="703"/>
     <w:uiPriority w:val="99"/>
     <w:pPr>
       <w:pBdr/>
@@ -21437,9 +23940,9 @@
       </w:tcPr>
     </w:tblStylePr>
   </w:style>
-  <w:style w:type="table" w:styleId="98">
+  <w:style w:type="table" w:styleId="790">
     <w:name w:val="List Table 5 Dark - Accent 2"/>
-    <w:basedOn w:val="11"/>
+    <w:basedOn w:val="703"/>
     <w:uiPriority w:val="99"/>
     <w:pPr>
       <w:pBdr/>
@@ -21679,9 +24182,9 @@
       </w:tcPr>
     </w:tblStylePr>
   </w:style>
-  <w:style w:type="table" w:styleId="99">
+  <w:style w:type="table" w:styleId="791">
     <w:name w:val="List Table 5 Dark - Accent 3"/>
-    <w:basedOn w:val="11"/>
+    <w:basedOn w:val="703"/>
     <w:uiPriority w:val="99"/>
     <w:pPr>
       <w:pBdr/>
@@ -21921,9 +24424,9 @@
       </w:tcPr>
     </w:tblStylePr>
   </w:style>
-  <w:style w:type="table" w:styleId="100">
+  <w:style w:type="table" w:styleId="792">
     <w:name w:val="List Table 5 Dark - Accent 4"/>
-    <w:basedOn w:val="11"/>
+    <w:basedOn w:val="703"/>
     <w:uiPriority w:val="99"/>
     <w:pPr>
       <w:pBdr/>
@@ -22163,9 +24666,9 @@
       </w:tcPr>
     </w:tblStylePr>
   </w:style>
-  <w:style w:type="table" w:styleId="101">
+  <w:style w:type="table" w:styleId="793">
     <w:name w:val="List Table 5 Dark - Accent 5"/>
-    <w:basedOn w:val="11"/>
+    <w:basedOn w:val="703"/>
     <w:uiPriority w:val="99"/>
     <w:pPr>
       <w:pBdr/>
@@ -22405,9 +24908,9 @@
       </w:tcPr>
     </w:tblStylePr>
   </w:style>
-  <w:style w:type="table" w:styleId="102">
+  <w:style w:type="table" w:styleId="794">
     <w:name w:val="List Table 5 Dark - Accent 6"/>
-    <w:basedOn w:val="11"/>
+    <w:basedOn w:val="703"/>
     <w:uiPriority w:val="99"/>
     <w:pPr>
       <w:pBdr/>
@@ -22647,9 +25150,9 @@
       </w:tcPr>
     </w:tblStylePr>
   </w:style>
-  <w:style w:type="table" w:styleId="103">
+  <w:style w:type="table" w:styleId="795">
     <w:name w:val="List Table 6 Colorful"/>
-    <w:basedOn w:val="11"/>
+    <w:basedOn w:val="703"/>
     <w:uiPriority w:val="99"/>
     <w:pPr>
       <w:pBdr/>
@@ -22870,9 +25373,9 @@
       </w:tcPr>
     </w:tblStylePr>
   </w:style>
-  <w:style w:type="table" w:styleId="104">
+  <w:style w:type="table" w:styleId="796">
     <w:name w:val="List Table 6 Colorful - Accent 1"/>
-    <w:basedOn w:val="11"/>
+    <w:basedOn w:val="703"/>
     <w:uiPriority w:val="99"/>
     <w:pPr>
       <w:pBdr/>
@@ -23093,9 +25596,9 @@
       </w:tcPr>
     </w:tblStylePr>
   </w:style>
-  <w:style w:type="table" w:styleId="105">
+  <w:style w:type="table" w:styleId="797">
     <w:name w:val="List Table 6 Colorful - Accent 2"/>
-    <w:basedOn w:val="11"/>
+    <w:basedOn w:val="703"/>
     <w:uiPriority w:val="99"/>
     <w:pPr>
       <w:pBdr/>
@@ -23316,9 +25819,9 @@
       </w:tcPr>
     </w:tblStylePr>
   </w:style>
-  <w:style w:type="table" w:styleId="106">
+  <w:style w:type="table" w:styleId="798">
     <w:name w:val="List Table 6 Colorful - Accent 3"/>
-    <w:basedOn w:val="11"/>
+    <w:basedOn w:val="703"/>
     <w:uiPriority w:val="99"/>
     <w:pPr>
       <w:pBdr/>
@@ -23539,9 +26042,9 @@
       </w:tcPr>
     </w:tblStylePr>
   </w:style>
-  <w:style w:type="table" w:styleId="107">
+  <w:style w:type="table" w:styleId="799">
     <w:name w:val="List Table 6 Colorful - Accent 4"/>
-    <w:basedOn w:val="11"/>
+    <w:basedOn w:val="703"/>
     <w:uiPriority w:val="99"/>
     <w:pPr>
       <w:pBdr/>
@@ -23762,9 +26265,9 @@
       </w:tcPr>
     </w:tblStylePr>
   </w:style>
-  <w:style w:type="table" w:styleId="108">
+  <w:style w:type="table" w:styleId="800">
     <w:name w:val="List Table 6 Colorful - Accent 5"/>
-    <w:basedOn w:val="11"/>
+    <w:basedOn w:val="703"/>
     <w:uiPriority w:val="99"/>
     <w:pPr>
       <w:pBdr/>
@@ -23985,9 +26488,9 @@
       </w:tcPr>
     </w:tblStylePr>
   </w:style>
-  <w:style w:type="table" w:styleId="109">
+  <w:style w:type="table" w:styleId="801">
     <w:name w:val="List Table 6 Colorful - Accent 6"/>
-    <w:basedOn w:val="11"/>
+    <w:basedOn w:val="703"/>
     <w:uiPriority w:val="99"/>
     <w:pPr>
       <w:pBdr/>
@@ -24208,9 +26711,9 @@
       </w:tcPr>
     </w:tblStylePr>
   </w:style>
-  <w:style w:type="table" w:styleId="110">
+  <w:style w:type="table" w:styleId="802">
     <w:name w:val="List Table 7 Colorful"/>
-    <w:basedOn w:val="11"/>
+    <w:basedOn w:val="703"/>
     <w:uiPriority w:val="99"/>
     <w:pPr>
       <w:pBdr/>
@@ -24309,11 +26812,11 @@
         <w:tblBorders/>
       </w:tblPr>
       <w:tcPr>
-        <w:shd w:color="ffffff"/>
+        <w:shd w:val="clear" w:color="ffffff"/>
         <w:tcBorders>
-          <w:top w:val="none"/>
-          <w:left w:val="none"/>
-          <w:bottom w:val="none"/>
+          <w:top w:val="none" w:color="000000" w:sz="4" w:space="0"/>
+          <w:left w:val="none" w:color="000000" w:sz="4" w:space="0"/>
+          <w:bottom w:val="none" w:color="000000" w:sz="4" w:space="0"/>
           <w:right w:val="single" w:color="000000" w:themeColor="text1" w:themeTint="80" w:sz="4" w:space="0"/>
         </w:tcBorders>
       </w:tcPr>
@@ -24336,10 +26839,10 @@
       <w:tcPr>
         <w:shd w:val="clear" w:color="ffffff" w:themeColor="light1" w:fill="ffffff" w:themeFill="light1"/>
         <w:tcBorders>
-          <w:top w:val="none"/>
-          <w:left w:val="none"/>
+          <w:top w:val="none" w:color="000000" w:sz="4" w:space="0"/>
+          <w:left w:val="none" w:color="000000" w:sz="4" w:space="0"/>
           <w:bottom w:val="single" w:color="000000" w:themeColor="text1" w:themeTint="80" w:sz="4" w:space="0"/>
-          <w:right w:val="none"/>
+          <w:right w:val="none" w:color="000000" w:sz="4" w:space="0"/>
         </w:tcBorders>
       </w:tcPr>
     </w:tblStylePr>
@@ -24359,12 +26862,12 @@
         <w:tblBorders/>
       </w:tblPr>
       <w:tcPr>
-        <w:shd w:color="ffffff"/>
+        <w:shd w:val="clear" w:color="ffffff"/>
         <w:tcBorders>
-          <w:top w:val="none"/>
+          <w:top w:val="none" w:color="000000" w:sz="4" w:space="0"/>
           <w:left w:val="single" w:color="000000" w:themeColor="text1" w:themeTint="80" w:sz="4" w:space="0"/>
-          <w:bottom w:val="none"/>
-          <w:right w:val="none"/>
+          <w:bottom w:val="none" w:color="000000" w:sz="4" w:space="0"/>
+          <w:right w:val="none" w:color="000000" w:sz="4" w:space="0"/>
         </w:tcBorders>
       </w:tcPr>
     </w:tblStylePr>
@@ -24387,9 +26890,9 @@
         <w:shd w:val="clear" w:color="ffffff" w:themeColor="light1" w:fill="ffffff" w:themeFill="light1"/>
         <w:tcBorders>
           <w:top w:val="single" w:color="000000" w:themeColor="text1" w:themeTint="80" w:sz="4" w:space="0"/>
-          <w:left w:val="none"/>
-          <w:bottom w:val="none"/>
-          <w:right w:val="none"/>
+          <w:left w:val="none" w:color="000000" w:sz="4" w:space="0"/>
+          <w:bottom w:val="none" w:color="000000" w:sz="4" w:space="0"/>
+          <w:right w:val="none" w:color="000000" w:sz="4" w:space="0"/>
         </w:tcBorders>
       </w:tcPr>
     </w:tblStylePr>
@@ -24464,9 +26967,9 @@
       </w:tcPr>
     </w:tblStylePr>
   </w:style>
-  <w:style w:type="table" w:styleId="111">
+  <w:style w:type="table" w:styleId="803">
     <w:name w:val="List Table 7 Colorful - Accent 1"/>
-    <w:basedOn w:val="11"/>
+    <w:basedOn w:val="703"/>
     <w:uiPriority w:val="99"/>
     <w:pPr>
       <w:pBdr/>
@@ -24565,11 +27068,11 @@
         <w:tblBorders/>
       </w:tblPr>
       <w:tcPr>
-        <w:shd w:color="ffffff"/>
+        <w:shd w:val="clear" w:color="ffffff"/>
         <w:tcBorders>
-          <w:top w:val="none"/>
-          <w:left w:val="none"/>
-          <w:bottom w:val="none"/>
+          <w:top w:val="none" w:color="000000" w:sz="4" w:space="0"/>
+          <w:left w:val="none" w:color="000000" w:sz="4" w:space="0"/>
+          <w:bottom w:val="none" w:color="000000" w:sz="4" w:space="0"/>
           <w:right w:val="single" w:color="000000" w:themeColor="accent1" w:sz="4" w:space="0"/>
         </w:tcBorders>
       </w:tcPr>
@@ -24592,10 +27095,10 @@
       <w:tcPr>
         <w:shd w:val="clear" w:color="ffffff" w:themeColor="light1" w:fill="ffffff" w:themeFill="light1"/>
         <w:tcBorders>
-          <w:top w:val="none"/>
-          <w:left w:val="none"/>
+          <w:top w:val="none" w:color="000000" w:sz="4" w:space="0"/>
+          <w:left w:val="none" w:color="000000" w:sz="4" w:space="0"/>
           <w:bottom w:val="single" w:color="000000" w:themeColor="accent1" w:sz="4" w:space="0"/>
-          <w:right w:val="none"/>
+          <w:right w:val="none" w:color="000000" w:sz="4" w:space="0"/>
         </w:tcBorders>
       </w:tcPr>
     </w:tblStylePr>
@@ -24615,12 +27118,12 @@
         <w:tblBorders/>
       </w:tblPr>
       <w:tcPr>
-        <w:shd w:color="ffffff"/>
+        <w:shd w:val="clear" w:color="ffffff"/>
         <w:tcBorders>
-          <w:top w:val="none"/>
+          <w:top w:val="none" w:color="000000" w:sz="4" w:space="0"/>
           <w:left w:val="single" w:color="000000" w:themeColor="accent1" w:sz="4" w:space="0"/>
-          <w:bottom w:val="none"/>
-          <w:right w:val="none"/>
+          <w:bottom w:val="none" w:color="000000" w:sz="4" w:space="0"/>
+          <w:right w:val="none" w:color="000000" w:sz="4" w:space="0"/>
         </w:tcBorders>
       </w:tcPr>
     </w:tblStylePr>
@@ -24643,9 +27146,9 @@
         <w:shd w:val="clear" w:color="ffffff" w:themeColor="light1" w:fill="ffffff" w:themeFill="light1"/>
         <w:tcBorders>
           <w:top w:val="single" w:color="000000" w:themeColor="accent1" w:sz="4" w:space="0"/>
-          <w:left w:val="none"/>
-          <w:bottom w:val="none"/>
-          <w:right w:val="none"/>
+          <w:left w:val="none" w:color="000000" w:sz="4" w:space="0"/>
+          <w:bottom w:val="none" w:color="000000" w:sz="4" w:space="0"/>
+          <w:right w:val="none" w:color="000000" w:sz="4" w:space="0"/>
         </w:tcBorders>
       </w:tcPr>
     </w:tblStylePr>
@@ -24720,9 +27223,9 @@
       </w:tcPr>
     </w:tblStylePr>
   </w:style>
-  <w:style w:type="table" w:styleId="112">
+  <w:style w:type="table" w:styleId="804">
     <w:name w:val="List Table 7 Colorful - Accent 2"/>
-    <w:basedOn w:val="11"/>
+    <w:basedOn w:val="703"/>
     <w:uiPriority w:val="99"/>
     <w:pPr>
       <w:pBdr/>
@@ -24821,11 +27324,11 @@
         <w:tblBorders/>
       </w:tblPr>
       <w:tcPr>
-        <w:shd w:color="ffffff"/>
+        <w:shd w:val="clear" w:color="ffffff"/>
         <w:tcBorders>
-          <w:top w:val="none"/>
-          <w:left w:val="none"/>
-          <w:bottom w:val="none"/>
+          <w:top w:val="none" w:color="000000" w:sz="4" w:space="0"/>
+          <w:left w:val="none" w:color="000000" w:sz="4" w:space="0"/>
+          <w:bottom w:val="none" w:color="000000" w:sz="4" w:space="0"/>
           <w:right w:val="single" w:color="000000" w:themeColor="accent2" w:themeTint="97" w:sz="4" w:space="0"/>
         </w:tcBorders>
       </w:tcPr>
@@ -24848,10 +27351,10 @@
       <w:tcPr>
         <w:shd w:val="clear" w:color="ffffff" w:themeColor="light1" w:fill="ffffff" w:themeFill="light1"/>
         <w:tcBorders>
-          <w:top w:val="none"/>
-          <w:left w:val="none"/>
+          <w:top w:val="none" w:color="000000" w:sz="4" w:space="0"/>
+          <w:left w:val="none" w:color="000000" w:sz="4" w:space="0"/>
           <w:bottom w:val="single" w:color="000000" w:themeColor="accent2" w:themeTint="97" w:sz="4" w:space="0"/>
-          <w:right w:val="none"/>
+          <w:right w:val="none" w:color="000000" w:sz="4" w:space="0"/>
         </w:tcBorders>
       </w:tcPr>
     </w:tblStylePr>
@@ -24871,12 +27374,12 @@
         <w:tblBorders/>
       </w:tblPr>
       <w:tcPr>
-        <w:shd w:color="ffffff"/>
+        <w:shd w:val="clear" w:color="ffffff"/>
         <w:tcBorders>
-          <w:top w:val="none"/>
+          <w:top w:val="none" w:color="000000" w:sz="4" w:space="0"/>
           <w:left w:val="single" w:color="000000" w:themeColor="accent2" w:themeTint="97" w:sz="4" w:space="0"/>
-          <w:bottom w:val="none"/>
-          <w:right w:val="none"/>
+          <w:bottom w:val="none" w:color="000000" w:sz="4" w:space="0"/>
+          <w:right w:val="none" w:color="000000" w:sz="4" w:space="0"/>
         </w:tcBorders>
       </w:tcPr>
     </w:tblStylePr>
@@ -24899,9 +27402,9 @@
         <w:shd w:val="clear" w:color="ffffff" w:themeColor="light1" w:fill="ffffff" w:themeFill="light1"/>
         <w:tcBorders>
           <w:top w:val="single" w:color="000000" w:themeColor="accent2" w:themeTint="97" w:sz="4" w:space="0"/>
-          <w:left w:val="none"/>
-          <w:bottom w:val="none"/>
-          <w:right w:val="none"/>
+          <w:left w:val="none" w:color="000000" w:sz="4" w:space="0"/>
+          <w:bottom w:val="none" w:color="000000" w:sz="4" w:space="0"/>
+          <w:right w:val="none" w:color="000000" w:sz="4" w:space="0"/>
         </w:tcBorders>
       </w:tcPr>
     </w:tblStylePr>
@@ -24976,9 +27479,9 @@
       </w:tcPr>
     </w:tblStylePr>
   </w:style>
-  <w:style w:type="table" w:styleId="113">
+  <w:style w:type="table" w:styleId="805">
     <w:name w:val="List Table 7 Colorful - Accent 3"/>
-    <w:basedOn w:val="11"/>
+    <w:basedOn w:val="703"/>
     <w:uiPriority w:val="99"/>
     <w:pPr>
       <w:pBdr/>
@@ -25077,11 +27580,11 @@
         <w:tblBorders/>
       </w:tblPr>
       <w:tcPr>
-        <w:shd w:color="ffffff"/>
+        <w:shd w:val="clear" w:color="ffffff"/>
         <w:tcBorders>
-          <w:top w:val="none"/>
-          <w:left w:val="none"/>
-          <w:bottom w:val="none"/>
+          <w:top w:val="none" w:color="000000" w:sz="4" w:space="0"/>
+          <w:left w:val="none" w:color="000000" w:sz="4" w:space="0"/>
+          <w:bottom w:val="none" w:color="000000" w:sz="4" w:space="0"/>
           <w:right w:val="single" w:color="000000" w:themeColor="accent3" w:themeTint="98" w:sz="4" w:space="0"/>
         </w:tcBorders>
       </w:tcPr>
@@ -25104,10 +27607,10 @@
       <w:tcPr>
         <w:shd w:val="clear" w:color="ffffff" w:themeColor="light1" w:fill="ffffff" w:themeFill="light1"/>
         <w:tcBorders>
-          <w:top w:val="none"/>
-          <w:left w:val="none"/>
+          <w:top w:val="none" w:color="000000" w:sz="4" w:space="0"/>
+          <w:left w:val="none" w:color="000000" w:sz="4" w:space="0"/>
           <w:bottom w:val="single" w:color="000000" w:themeColor="accent3" w:themeTint="98" w:sz="4" w:space="0"/>
-          <w:right w:val="none"/>
+          <w:right w:val="none" w:color="000000" w:sz="4" w:space="0"/>
         </w:tcBorders>
       </w:tcPr>
     </w:tblStylePr>
@@ -25127,12 +27630,12 @@
         <w:tblBorders/>
       </w:tblPr>
       <w:tcPr>
-        <w:shd w:color="ffffff"/>
+        <w:shd w:val="clear" w:color="ffffff"/>
         <w:tcBorders>
-          <w:top w:val="none"/>
+          <w:top w:val="none" w:color="000000" w:sz="4" w:space="0"/>
           <w:left w:val="single" w:color="000000" w:themeColor="accent3" w:themeTint="98" w:sz="4" w:space="0"/>
-          <w:bottom w:val="none"/>
-          <w:right w:val="none"/>
+          <w:bottom w:val="none" w:color="000000" w:sz="4" w:space="0"/>
+          <w:right w:val="none" w:color="000000" w:sz="4" w:space="0"/>
         </w:tcBorders>
       </w:tcPr>
     </w:tblStylePr>
@@ -25155,9 +27658,9 @@
         <w:shd w:val="clear" w:color="ffffff" w:themeColor="light1" w:fill="ffffff" w:themeFill="light1"/>
         <w:tcBorders>
           <w:top w:val="single" w:color="000000" w:themeColor="accent3" w:themeTint="98" w:sz="4" w:space="0"/>
-          <w:left w:val="none"/>
-          <w:bottom w:val="none"/>
-          <w:right w:val="none"/>
+          <w:left w:val="none" w:color="000000" w:sz="4" w:space="0"/>
+          <w:bottom w:val="none" w:color="000000" w:sz="4" w:space="0"/>
+          <w:right w:val="none" w:color="000000" w:sz="4" w:space="0"/>
         </w:tcBorders>
       </w:tcPr>
     </w:tblStylePr>
@@ -25232,9 +27735,9 @@
       </w:tcPr>
     </w:tblStylePr>
   </w:style>
-  <w:style w:type="table" w:styleId="114">
+  <w:style w:type="table" w:styleId="806">
     <w:name w:val="List Table 7 Colorful - Accent 4"/>
-    <w:basedOn w:val="11"/>
+    <w:basedOn w:val="703"/>
     <w:uiPriority w:val="99"/>
     <w:pPr>
       <w:pBdr/>
@@ -25333,11 +27836,11 @@
         <w:tblBorders/>
       </w:tblPr>
       <w:tcPr>
-        <w:shd w:color="ffffff"/>
+        <w:shd w:val="clear" w:color="ffffff"/>
         <w:tcBorders>
-          <w:top w:val="none"/>
-          <w:left w:val="none"/>
-          <w:bottom w:val="none"/>
+          <w:top w:val="none" w:color="000000" w:sz="4" w:space="0"/>
+          <w:left w:val="none" w:color="000000" w:sz="4" w:space="0"/>
+          <w:bottom w:val="none" w:color="000000" w:sz="4" w:space="0"/>
           <w:right w:val="single" w:color="000000" w:themeColor="accent4" w:themeTint="9A" w:sz="4" w:space="0"/>
         </w:tcBorders>
       </w:tcPr>
@@ -25360,10 +27863,10 @@
       <w:tcPr>
         <w:shd w:val="clear" w:color="ffffff" w:themeColor="light1" w:fill="ffffff" w:themeFill="light1"/>
         <w:tcBorders>
-          <w:top w:val="none"/>
-          <w:left w:val="none"/>
+          <w:top w:val="none" w:color="000000" w:sz="4" w:space="0"/>
+          <w:left w:val="none" w:color="000000" w:sz="4" w:space="0"/>
           <w:bottom w:val="single" w:color="000000" w:themeColor="accent4" w:themeTint="9A" w:sz="4" w:space="0"/>
-          <w:right w:val="none"/>
+          <w:right w:val="none" w:color="000000" w:sz="4" w:space="0"/>
         </w:tcBorders>
       </w:tcPr>
     </w:tblStylePr>
@@ -25383,12 +27886,12 @@
         <w:tblBorders/>
       </w:tblPr>
       <w:tcPr>
-        <w:shd w:color="ffffff"/>
+        <w:shd w:val="clear" w:color="ffffff"/>
         <w:tcBorders>
-          <w:top w:val="none"/>
+          <w:top w:val="none" w:color="000000" w:sz="4" w:space="0"/>
           <w:left w:val="single" w:color="000000" w:themeColor="accent4" w:themeTint="9A" w:sz="4" w:space="0"/>
-          <w:bottom w:val="none"/>
-          <w:right w:val="none"/>
+          <w:bottom w:val="none" w:color="000000" w:sz="4" w:space="0"/>
+          <w:right w:val="none" w:color="000000" w:sz="4" w:space="0"/>
         </w:tcBorders>
       </w:tcPr>
     </w:tblStylePr>
@@ -25411,9 +27914,9 @@
         <w:shd w:val="clear" w:color="ffffff" w:themeColor="light1" w:fill="ffffff" w:themeFill="light1"/>
         <w:tcBorders>
           <w:top w:val="single" w:color="000000" w:themeColor="accent4" w:themeTint="9A" w:sz="4" w:space="0"/>
-          <w:left w:val="none"/>
-          <w:bottom w:val="none"/>
-          <w:right w:val="none"/>
+          <w:left w:val="none" w:color="000000" w:sz="4" w:space="0"/>
+          <w:bottom w:val="none" w:color="000000" w:sz="4" w:space="0"/>
+          <w:right w:val="none" w:color="000000" w:sz="4" w:space="0"/>
         </w:tcBorders>
       </w:tcPr>
     </w:tblStylePr>
@@ -25488,9 +27991,9 @@
       </w:tcPr>
     </w:tblStylePr>
   </w:style>
-  <w:style w:type="table" w:styleId="115">
+  <w:style w:type="table" w:styleId="807">
     <w:name w:val="List Table 7 Colorful - Accent 5"/>
-    <w:basedOn w:val="11"/>
+    <w:basedOn w:val="703"/>
     <w:uiPriority w:val="99"/>
     <w:pPr>
       <w:pBdr/>
@@ -25589,11 +28092,11 @@
         <w:tblBorders/>
       </w:tblPr>
       <w:tcPr>
-        <w:shd w:color="ffffff"/>
+        <w:shd w:val="clear" w:color="ffffff"/>
         <w:tcBorders>
-          <w:top w:val="none"/>
-          <w:left w:val="none"/>
-          <w:bottom w:val="none"/>
+          <w:top w:val="none" w:color="000000" w:sz="4" w:space="0"/>
+          <w:left w:val="none" w:color="000000" w:sz="4" w:space="0"/>
+          <w:bottom w:val="none" w:color="000000" w:sz="4" w:space="0"/>
           <w:right w:val="single" w:color="000000" w:themeColor="accent5" w:themeTint="9A" w:sz="4" w:space="0"/>
         </w:tcBorders>
       </w:tcPr>
@@ -25616,10 +28119,10 @@
       <w:tcPr>
         <w:shd w:val="clear" w:color="ffffff" w:themeColor="light1" w:fill="ffffff" w:themeFill="light1"/>
         <w:tcBorders>
-          <w:top w:val="none"/>
-          <w:left w:val="none"/>
+          <w:top w:val="none" w:color="000000" w:sz="4" w:space="0"/>
+          <w:left w:val="none" w:color="000000" w:sz="4" w:space="0"/>
           <w:bottom w:val="single" w:color="000000" w:themeColor="accent5" w:themeTint="9A" w:sz="4" w:space="0"/>
-          <w:right w:val="none"/>
+          <w:right w:val="none" w:color="000000" w:sz="4" w:space="0"/>
         </w:tcBorders>
       </w:tcPr>
     </w:tblStylePr>
@@ -25639,12 +28142,12 @@
         <w:tblBorders/>
       </w:tblPr>
       <w:tcPr>
-        <w:shd w:color="ffffff"/>
+        <w:shd w:val="clear" w:color="ffffff"/>
         <w:tcBorders>
-          <w:top w:val="none"/>
+          <w:top w:val="none" w:color="000000" w:sz="4" w:space="0"/>
           <w:left w:val="single" w:color="000000" w:themeColor="accent5" w:themeTint="9A" w:sz="4" w:space="0"/>
-          <w:bottom w:val="none"/>
-          <w:right w:val="none"/>
+          <w:bottom w:val="none" w:color="000000" w:sz="4" w:space="0"/>
+          <w:right w:val="none" w:color="000000" w:sz="4" w:space="0"/>
         </w:tcBorders>
       </w:tcPr>
     </w:tblStylePr>
@@ -25667,9 +28170,9 @@
         <w:shd w:val="clear" w:color="ffffff" w:themeColor="light1" w:fill="ffffff" w:themeFill="light1"/>
         <w:tcBorders>
           <w:top w:val="single" w:color="000000" w:themeColor="accent5" w:themeTint="9A" w:sz="4" w:space="0"/>
-          <w:left w:val="none"/>
-          <w:bottom w:val="none"/>
-          <w:right w:val="none"/>
+          <w:left w:val="none" w:color="000000" w:sz="4" w:space="0"/>
+          <w:bottom w:val="none" w:color="000000" w:sz="4" w:space="0"/>
+          <w:right w:val="none" w:color="000000" w:sz="4" w:space="0"/>
         </w:tcBorders>
       </w:tcPr>
     </w:tblStylePr>
@@ -25744,9 +28247,9 @@
       </w:tcPr>
     </w:tblStylePr>
   </w:style>
-  <w:style w:type="table" w:styleId="116">
+  <w:style w:type="table" w:styleId="808">
     <w:name w:val="List Table 7 Colorful - Accent 6"/>
-    <w:basedOn w:val="11"/>
+    <w:basedOn w:val="703"/>
     <w:uiPriority w:val="99"/>
     <w:pPr>
       <w:pBdr/>
@@ -25845,11 +28348,11 @@
         <w:tblBorders/>
       </w:tblPr>
       <w:tcPr>
-        <w:shd w:color="ffffff"/>
+        <w:shd w:val="clear" w:color="ffffff"/>
         <w:tcBorders>
-          <w:top w:val="none"/>
-          <w:left w:val="none"/>
-          <w:bottom w:val="none"/>
+          <w:top w:val="none" w:color="000000" w:sz="4" w:space="0"/>
+          <w:left w:val="none" w:color="000000" w:sz="4" w:space="0"/>
+          <w:bottom w:val="none" w:color="000000" w:sz="4" w:space="0"/>
           <w:right w:val="single" w:color="000000" w:themeColor="accent6" w:themeTint="98" w:sz="4" w:space="0"/>
         </w:tcBorders>
       </w:tcPr>
@@ -25872,10 +28375,10 @@
       <w:tcPr>
         <w:shd w:val="clear" w:color="ffffff" w:themeColor="light1" w:fill="ffffff" w:themeFill="light1"/>
         <w:tcBorders>
-          <w:top w:val="none"/>
-          <w:left w:val="none"/>
+          <w:top w:val="none" w:color="000000" w:sz="4" w:space="0"/>
+          <w:left w:val="none" w:color="000000" w:sz="4" w:space="0"/>
           <w:bottom w:val="single" w:color="000000" w:themeColor="accent6" w:themeTint="98" w:sz="4" w:space="0"/>
-          <w:right w:val="none"/>
+          <w:right w:val="none" w:color="000000" w:sz="4" w:space="0"/>
         </w:tcBorders>
       </w:tcPr>
     </w:tblStylePr>
@@ -25895,12 +28398,12 @@
         <w:tblBorders/>
       </w:tblPr>
       <w:tcPr>
-        <w:shd w:color="ffffff"/>
+        <w:shd w:val="clear" w:color="ffffff"/>
         <w:tcBorders>
-          <w:top w:val="none"/>
+          <w:top w:val="none" w:color="000000" w:sz="4" w:space="0"/>
           <w:left w:val="single" w:color="000000" w:themeColor="accent6" w:themeTint="98" w:sz="4" w:space="0"/>
-          <w:bottom w:val="none"/>
-          <w:right w:val="none"/>
+          <w:bottom w:val="none" w:color="000000" w:sz="4" w:space="0"/>
+          <w:right w:val="none" w:color="000000" w:sz="4" w:space="0"/>
         </w:tcBorders>
       </w:tcPr>
     </w:tblStylePr>
@@ -25923,9 +28426,9 @@
         <w:shd w:val="clear" w:color="ffffff" w:themeColor="light1" w:fill="ffffff" w:themeFill="light1"/>
         <w:tcBorders>
           <w:top w:val="single" w:color="000000" w:themeColor="accent6" w:themeTint="98" w:sz="4" w:space="0"/>
-          <w:left w:val="none"/>
-          <w:bottom w:val="none"/>
-          <w:right w:val="none"/>
+          <w:left w:val="none" w:color="000000" w:sz="4" w:space="0"/>
+          <w:bottom w:val="none" w:color="000000" w:sz="4" w:space="0"/>
+          <w:right w:val="none" w:color="000000" w:sz="4" w:space="0"/>
         </w:tcBorders>
       </w:tcPr>
     </w:tblStylePr>
@@ -26000,9 +28503,9 @@
       </w:tcPr>
     </w:tblStylePr>
   </w:style>
-  <w:style w:type="table" w:styleId="117">
+  <w:style w:type="table" w:styleId="809">
     <w:name w:val="Lined - Accent"/>
-    <w:basedOn w:val="11"/>
+    <w:basedOn w:val="703"/>
     <w:uiPriority w:val="99"/>
     <w:pPr>
       <w:pBdr/>
@@ -26237,9 +28740,9 @@
       </w:tcPr>
     </w:tblStylePr>
   </w:style>
-  <w:style w:type="table" w:styleId="118">
+  <w:style w:type="table" w:styleId="810">
     <w:name w:val="Lined - Accent 1"/>
-    <w:basedOn w:val="11"/>
+    <w:basedOn w:val="703"/>
     <w:uiPriority w:val="99"/>
     <w:pPr>
       <w:pBdr/>
@@ -26474,9 +28977,9 @@
       </w:tcPr>
     </w:tblStylePr>
   </w:style>
-  <w:style w:type="table" w:styleId="119">
+  <w:style w:type="table" w:styleId="811">
     <w:name w:val="Lined - Accent 2"/>
-    <w:basedOn w:val="11"/>
+    <w:basedOn w:val="703"/>
     <w:uiPriority w:val="99"/>
     <w:pPr>
       <w:pBdr/>
@@ -26711,9 +29214,9 @@
       </w:tcPr>
     </w:tblStylePr>
   </w:style>
-  <w:style w:type="table" w:styleId="120">
+  <w:style w:type="table" w:styleId="812">
     <w:name w:val="Lined - Accent 3"/>
-    <w:basedOn w:val="11"/>
+    <w:basedOn w:val="703"/>
     <w:uiPriority w:val="99"/>
     <w:pPr>
       <w:pBdr/>
@@ -26948,9 +29451,9 @@
       </w:tcPr>
     </w:tblStylePr>
   </w:style>
-  <w:style w:type="table" w:styleId="121">
+  <w:style w:type="table" w:styleId="813">
     <w:name w:val="Lined - Accent 4"/>
-    <w:basedOn w:val="11"/>
+    <w:basedOn w:val="703"/>
     <w:uiPriority w:val="99"/>
     <w:pPr>
       <w:pBdr/>
@@ -27185,9 +29688,9 @@
       </w:tcPr>
     </w:tblStylePr>
   </w:style>
-  <w:style w:type="table" w:styleId="122">
+  <w:style w:type="table" w:styleId="814">
     <w:name w:val="Lined - Accent 5"/>
-    <w:basedOn w:val="11"/>
+    <w:basedOn w:val="703"/>
     <w:uiPriority w:val="99"/>
     <w:pPr>
       <w:pBdr/>
@@ -27422,9 +29925,9 @@
       </w:tcPr>
     </w:tblStylePr>
   </w:style>
-  <w:style w:type="table" w:styleId="123">
+  <w:style w:type="table" w:styleId="815">
     <w:name w:val="Lined - Accent 6"/>
-    <w:basedOn w:val="11"/>
+    <w:basedOn w:val="703"/>
     <w:uiPriority w:val="99"/>
     <w:pPr>
       <w:pBdr/>
@@ -27659,9 +30162,9 @@
       </w:tcPr>
     </w:tblStylePr>
   </w:style>
-  <w:style w:type="table" w:styleId="124">
+  <w:style w:type="table" w:styleId="816">
     <w:name w:val="Bordered &amp; Lined - Accent"/>
-    <w:basedOn w:val="11"/>
+    <w:basedOn w:val="703"/>
     <w:uiPriority w:val="99"/>
     <w:pPr>
       <w:pBdr/>
@@ -27903,9 +30406,9 @@
       </w:tcPr>
     </w:tblStylePr>
   </w:style>
-  <w:style w:type="table" w:styleId="125">
+  <w:style w:type="table" w:styleId="817">
     <w:name w:val="Bordered &amp; Lined - Accent 1"/>
-    <w:basedOn w:val="11"/>
+    <w:basedOn w:val="703"/>
     <w:uiPriority w:val="99"/>
     <w:pPr>
       <w:pBdr/>
@@ -28147,9 +30650,9 @@
       </w:tcPr>
     </w:tblStylePr>
   </w:style>
-  <w:style w:type="table" w:styleId="126">
+  <w:style w:type="table" w:styleId="818">
     <w:name w:val="Bordered &amp; Lined - Accent 2"/>
-    <w:basedOn w:val="11"/>
+    <w:basedOn w:val="703"/>
     <w:uiPriority w:val="99"/>
     <w:pPr>
       <w:pBdr/>
@@ -28391,9 +30894,9 @@
       </w:tcPr>
     </w:tblStylePr>
   </w:style>
-  <w:style w:type="table" w:styleId="127">
+  <w:style w:type="table" w:styleId="819">
     <w:name w:val="Bordered &amp; Lined - Accent 3"/>
-    <w:basedOn w:val="11"/>
+    <w:basedOn w:val="703"/>
     <w:uiPriority w:val="99"/>
     <w:pPr>
       <w:pBdr/>
@@ -28635,9 +31138,9 @@
       </w:tcPr>
     </w:tblStylePr>
   </w:style>
-  <w:style w:type="table" w:styleId="128">
+  <w:style w:type="table" w:styleId="820">
     <w:name w:val="Bordered &amp; Lined - Accent 4"/>
-    <w:basedOn w:val="11"/>
+    <w:basedOn w:val="703"/>
     <w:uiPriority w:val="99"/>
     <w:pPr>
       <w:pBdr/>
@@ -28879,9 +31382,9 @@
       </w:tcPr>
     </w:tblStylePr>
   </w:style>
-  <w:style w:type="table" w:styleId="129">
+  <w:style w:type="table" w:styleId="821">
     <w:name w:val="Bordered &amp; Lined - Accent 5"/>
-    <w:basedOn w:val="11"/>
+    <w:basedOn w:val="703"/>
     <w:uiPriority w:val="99"/>
     <w:pPr>
       <w:pBdr/>
@@ -29123,9 +31626,9 @@
       </w:tcPr>
     </w:tblStylePr>
   </w:style>
-  <w:style w:type="table" w:styleId="130">
+  <w:style w:type="table" w:styleId="822">
     <w:name w:val="Bordered &amp; Lined - Accent 6"/>
-    <w:basedOn w:val="11"/>
+    <w:basedOn w:val="703"/>
     <w:uiPriority w:val="99"/>
     <w:pPr>
       <w:pBdr/>
@@ -29367,9 +31870,9 @@
       </w:tcPr>
     </w:tblStylePr>
   </w:style>
-  <w:style w:type="table" w:styleId="131">
+  <w:style w:type="table" w:styleId="823">
     <w:name w:val="Bordered"/>
-    <w:basedOn w:val="11"/>
+    <w:basedOn w:val="703"/>
     <w:uiPriority w:val="99"/>
     <w:pPr>
       <w:pBdr/>
@@ -29598,9 +32101,9 @@
       </w:tcPr>
     </w:tblStylePr>
   </w:style>
-  <w:style w:type="table" w:styleId="132">
+  <w:style w:type="table" w:styleId="824">
     <w:name w:val="Bordered - Accent 1"/>
-    <w:basedOn w:val="11"/>
+    <w:basedOn w:val="703"/>
     <w:uiPriority w:val="99"/>
     <w:pPr>
       <w:pBdr/>
@@ -29829,9 +32332,9 @@
       </w:tcPr>
     </w:tblStylePr>
   </w:style>
-  <w:style w:type="table" w:styleId="133">
+  <w:style w:type="table" w:styleId="825">
     <w:name w:val="Bordered - Accent 2"/>
-    <w:basedOn w:val="11"/>
+    <w:basedOn w:val="703"/>
     <w:uiPriority w:val="99"/>
     <w:pPr>
       <w:pBdr/>
@@ -30060,9 +32563,9 @@
       </w:tcPr>
     </w:tblStylePr>
   </w:style>
-  <w:style w:type="table" w:styleId="134">
+  <w:style w:type="table" w:styleId="826">
     <w:name w:val="Bordered - Accent 3"/>
-    <w:basedOn w:val="11"/>
+    <w:basedOn w:val="703"/>
     <w:uiPriority w:val="99"/>
     <w:pPr>
       <w:pBdr/>
@@ -30291,9 +32794,9 @@
       </w:tcPr>
     </w:tblStylePr>
   </w:style>
-  <w:style w:type="table" w:styleId="135">
+  <w:style w:type="table" w:styleId="827">
     <w:name w:val="Bordered - Accent 4"/>
-    <w:basedOn w:val="11"/>
+    <w:basedOn w:val="703"/>
     <w:uiPriority w:val="99"/>
     <w:pPr>
       <w:pBdr/>
@@ -30522,9 +33025,9 @@
       </w:tcPr>
     </w:tblStylePr>
   </w:style>
-  <w:style w:type="table" w:styleId="136">
+  <w:style w:type="table" w:styleId="828">
     <w:name w:val="Bordered - Accent 5"/>
-    <w:basedOn w:val="11"/>
+    <w:basedOn w:val="703"/>
     <w:uiPriority w:val="99"/>
     <w:pPr>
       <w:pBdr/>
@@ -30753,9 +33256,9 @@
       </w:tcPr>
     </w:tblStylePr>
   </w:style>
-  <w:style w:type="table" w:styleId="137">
+  <w:style w:type="table" w:styleId="829">
     <w:name w:val="Bordered - Accent 6"/>
-    <w:basedOn w:val="11"/>
+    <w:basedOn w:val="703"/>
     <w:uiPriority w:val="99"/>
     <w:pPr>
       <w:pBdr/>
@@ -30984,7 +33487,7 @@
       </w:tcPr>
     </w:tblStylePr>
   </w:style>
-  <w:style w:type="paragraph" w:styleId="138" w:default="1">
+  <w:style w:type="paragraph" w:styleId="830" w:default="1">
     <w:name w:val="Normal"/>
     <w:qFormat/>
     <w:pPr>
@@ -30993,11 +33496,11 @@
       <w:ind/>
     </w:pPr>
   </w:style>
-  <w:style w:type="paragraph" w:styleId="145">
+  <w:style w:type="paragraph" w:styleId="831">
     <w:name w:val="Heading 7"/>
-    <w:basedOn w:val="138"/>
-    <w:next w:val="138"/>
-    <w:link w:val="156"/>
+    <w:basedOn w:val="830"/>
+    <w:next w:val="830"/>
+    <w:link w:val="842"/>
     <w:uiPriority w:val="9"/>
     <w:unhideWhenUsed/>
     <w:qFormat/>
@@ -31014,11 +33517,11 @@
       <w:color w:val="595959" w:themeColor="text1" w:themeTint="A6"/>
     </w:rPr>
   </w:style>
-  <w:style w:type="paragraph" w:styleId="146">
+  <w:style w:type="paragraph" w:styleId="832">
     <w:name w:val="Heading 8"/>
-    <w:basedOn w:val="138"/>
-    <w:next w:val="138"/>
-    <w:link w:val="157"/>
+    <w:basedOn w:val="830"/>
+    <w:next w:val="830"/>
+    <w:link w:val="843"/>
     <w:uiPriority w:val="9"/>
     <w:unhideWhenUsed/>
     <w:qFormat/>
@@ -31037,11 +33540,11 @@
       <w:color w:val="272727" w:themeColor="text1" w:themeTint="D8"/>
     </w:rPr>
   </w:style>
-  <w:style w:type="paragraph" w:styleId="147">
+  <w:style w:type="paragraph" w:styleId="833">
     <w:name w:val="Heading 9"/>
-    <w:basedOn w:val="138"/>
-    <w:next w:val="138"/>
-    <w:link w:val="158"/>
+    <w:basedOn w:val="830"/>
+    <w:next w:val="830"/>
+    <w:link w:val="844"/>
     <w:uiPriority w:val="9"/>
     <w:unhideWhenUsed/>
     <w:qFormat/>
@@ -31060,7 +33563,7 @@
       <w:color w:val="272727" w:themeColor="text1" w:themeTint="D8"/>
     </w:rPr>
   </w:style>
-  <w:style w:type="character" w:styleId="148" w:default="1">
+  <w:style w:type="character" w:styleId="834" w:default="1">
     <w:name w:val="Default Paragraph Font"/>
     <w:uiPriority w:val="1"/>
     <w:semiHidden/>
@@ -31071,7 +33574,7 @@
       <w:ind/>
     </w:pPr>
   </w:style>
-  <w:style w:type="numbering" w:styleId="149" w:default="1">
+  <w:style w:type="numbering" w:styleId="835" w:default="1">
     <w:name w:val="No List"/>
     <w:uiPriority w:val="99"/>
     <w:semiHidden/>
@@ -31082,10 +33585,10 @@
       <w:ind/>
     </w:pPr>
   </w:style>
-  <w:style w:type="character" w:styleId="150">
+  <w:style w:type="character" w:styleId="836">
     <w:name w:val="Heading 1 Char"/>
-    <w:basedOn w:val="148"/>
-    <w:link w:val="706"/>
+    <w:basedOn w:val="834"/>
+    <w:link w:val="878"/>
     <w:uiPriority w:val="9"/>
     <w:pPr>
       <w:pBdr/>
@@ -31099,10 +33602,10 @@
       <w:szCs w:val="40"/>
     </w:rPr>
   </w:style>
-  <w:style w:type="character" w:styleId="151">
+  <w:style w:type="character" w:styleId="837">
     <w:name w:val="Heading 2 Char"/>
-    <w:basedOn w:val="148"/>
-    <w:link w:val="707"/>
+    <w:basedOn w:val="834"/>
+    <w:link w:val="879"/>
     <w:uiPriority w:val="9"/>
     <w:pPr>
       <w:pBdr/>
@@ -31116,10 +33619,10 @@
       <w:szCs w:val="32"/>
     </w:rPr>
   </w:style>
-  <w:style w:type="character" w:styleId="152">
+  <w:style w:type="character" w:styleId="838">
     <w:name w:val="Heading 3 Char"/>
-    <w:basedOn w:val="148"/>
-    <w:link w:val="708"/>
+    <w:basedOn w:val="834"/>
+    <w:link w:val="880"/>
     <w:uiPriority w:val="9"/>
     <w:pPr>
       <w:pBdr/>
@@ -31133,10 +33636,10 @@
       <w:szCs w:val="28"/>
     </w:rPr>
   </w:style>
-  <w:style w:type="character" w:styleId="153">
+  <w:style w:type="character" w:styleId="839">
     <w:name w:val="Heading 4 Char"/>
-    <w:basedOn w:val="148"/>
-    <w:link w:val="709"/>
+    <w:basedOn w:val="834"/>
+    <w:link w:val="881"/>
     <w:uiPriority w:val="9"/>
     <w:pPr>
       <w:pBdr/>
@@ -31150,10 +33653,10 @@
       <w:color w:val="0f4761" w:themeColor="accent1" w:themeShade="BF"/>
     </w:rPr>
   </w:style>
-  <w:style w:type="character" w:styleId="154">
+  <w:style w:type="character" w:styleId="840">
     <w:name w:val="Heading 5 Char"/>
-    <w:basedOn w:val="148"/>
-    <w:link w:val="710"/>
+    <w:basedOn w:val="834"/>
+    <w:link w:val="882"/>
     <w:uiPriority w:val="9"/>
     <w:pPr>
       <w:pBdr/>
@@ -31165,10 +33668,10 @@
       <w:color w:val="0f4761" w:themeColor="accent1" w:themeShade="BF"/>
     </w:rPr>
   </w:style>
-  <w:style w:type="character" w:styleId="155">
+  <w:style w:type="character" w:styleId="841">
     <w:name w:val="Heading 6 Char"/>
-    <w:basedOn w:val="148"/>
-    <w:link w:val="711"/>
+    <w:basedOn w:val="834"/>
+    <w:link w:val="883"/>
     <w:uiPriority w:val="9"/>
     <w:pPr>
       <w:pBdr/>
@@ -31182,10 +33685,10 @@
       <w:color w:val="595959" w:themeColor="text1" w:themeTint="A6"/>
     </w:rPr>
   </w:style>
-  <w:style w:type="character" w:styleId="156">
+  <w:style w:type="character" w:styleId="842">
     <w:name w:val="Heading 7 Char"/>
-    <w:basedOn w:val="148"/>
-    <w:link w:val="145"/>
+    <w:basedOn w:val="834"/>
+    <w:link w:val="831"/>
     <w:uiPriority w:val="9"/>
     <w:pPr>
       <w:pBdr/>
@@ -31197,10 +33700,10 @@
       <w:color w:val="595959" w:themeColor="text1" w:themeTint="A6"/>
     </w:rPr>
   </w:style>
-  <w:style w:type="character" w:styleId="157">
+  <w:style w:type="character" w:styleId="843">
     <w:name w:val="Heading 8 Char"/>
-    <w:basedOn w:val="148"/>
-    <w:link w:val="146"/>
+    <w:basedOn w:val="834"/>
+    <w:link w:val="832"/>
     <w:uiPriority w:val="9"/>
     <w:pPr>
       <w:pBdr/>
@@ -31214,10 +33717,10 @@
       <w:color w:val="272727" w:themeColor="text1" w:themeTint="D8"/>
     </w:rPr>
   </w:style>
-  <w:style w:type="character" w:styleId="158">
+  <w:style w:type="character" w:styleId="844">
     <w:name w:val="Heading 9 Char"/>
-    <w:basedOn w:val="148"/>
-    <w:link w:val="147"/>
+    <w:basedOn w:val="834"/>
+    <w:link w:val="833"/>
     <w:uiPriority w:val="9"/>
     <w:pPr>
       <w:pBdr/>
@@ -31231,10 +33734,10 @@
       <w:color w:val="272727" w:themeColor="text1" w:themeTint="D8"/>
     </w:rPr>
   </w:style>
-  <w:style w:type="character" w:styleId="160">
+  <w:style w:type="character" w:styleId="845">
     <w:name w:val="Title Char"/>
-    <w:basedOn w:val="148"/>
-    <w:link w:val="705"/>
+    <w:basedOn w:val="834"/>
+    <w:link w:val="877"/>
     <w:uiPriority w:val="10"/>
     <w:pPr>
       <w:pBdr/>
@@ -31248,11 +33751,11 @@
       <w:szCs w:val="56"/>
     </w:rPr>
   </w:style>
-  <w:style w:type="paragraph" w:styleId="161">
+  <w:style w:type="paragraph" w:styleId="846">
     <w:name w:val="Subtitle"/>
-    <w:basedOn w:val="138"/>
-    <w:next w:val="138"/>
-    <w:link w:val="162"/>
+    <w:basedOn w:val="830"/>
+    <w:next w:val="830"/>
+    <w:link w:val="847"/>
     <w:uiPriority w:val="11"/>
     <w:qFormat/>
     <w:pPr>
@@ -31270,10 +33773,10 @@
       <w:szCs w:val="28"/>
     </w:rPr>
   </w:style>
-  <w:style w:type="character" w:styleId="162">
+  <w:style w:type="character" w:styleId="847">
     <w:name w:val="Subtitle Char"/>
-    <w:basedOn w:val="148"/>
-    <w:link w:val="161"/>
+    <w:basedOn w:val="834"/>
+    <w:link w:val="846"/>
     <w:uiPriority w:val="11"/>
     <w:pPr>
       <w:pBdr/>
@@ -31287,11 +33790,11 @@
       <w:szCs w:val="28"/>
     </w:rPr>
   </w:style>
-  <w:style w:type="paragraph" w:styleId="163">
+  <w:style w:type="paragraph" w:styleId="848">
     <w:name w:val="Quote"/>
-    <w:basedOn w:val="138"/>
-    <w:next w:val="138"/>
-    <w:link w:val="164"/>
+    <w:basedOn w:val="830"/>
+    <w:next w:val="830"/>
+    <w:link w:val="849"/>
     <w:uiPriority w:val="29"/>
     <w:qFormat/>
     <w:pPr>
@@ -31306,10 +33809,10 @@
       <w:color w:val="404040" w:themeColor="text1" w:themeTint="BF"/>
     </w:rPr>
   </w:style>
-  <w:style w:type="character" w:styleId="164">
+  <w:style w:type="character" w:styleId="849">
     <w:name w:val="Quote Char"/>
-    <w:basedOn w:val="148"/>
-    <w:link w:val="163"/>
+    <w:basedOn w:val="834"/>
+    <w:link w:val="848"/>
     <w:uiPriority w:val="29"/>
     <w:pPr>
       <w:pBdr/>
@@ -31322,9 +33825,9 @@
       <w:color w:val="404040" w:themeColor="text1" w:themeTint="BF"/>
     </w:rPr>
   </w:style>
-  <w:style w:type="character" w:styleId="166">
+  <w:style w:type="character" w:styleId="850">
     <w:name w:val="Intense Emphasis"/>
-    <w:basedOn w:val="148"/>
+    <w:basedOn w:val="834"/>
     <w:uiPriority w:val="21"/>
     <w:qFormat/>
     <w:pPr>
@@ -31338,11 +33841,11 @@
       <w:color w:val="0f4761" w:themeColor="accent1" w:themeShade="BF"/>
     </w:rPr>
   </w:style>
-  <w:style w:type="paragraph" w:styleId="167">
+  <w:style w:type="paragraph" w:styleId="851">
     <w:name w:val="Intense Quote"/>
-    <w:basedOn w:val="138"/>
-    <w:next w:val="138"/>
-    <w:link w:val="168"/>
+    <w:basedOn w:val="830"/>
+    <w:next w:val="830"/>
+    <w:link w:val="852"/>
     <w:uiPriority w:val="30"/>
     <w:qFormat/>
     <w:pPr>
@@ -31360,10 +33863,10 @@
       <w:color w:val="0f4761" w:themeColor="accent1" w:themeShade="BF"/>
     </w:rPr>
   </w:style>
-  <w:style w:type="character" w:styleId="168">
+  <w:style w:type="character" w:styleId="852">
     <w:name w:val="Intense Quote Char"/>
-    <w:basedOn w:val="148"/>
-    <w:link w:val="167"/>
+    <w:basedOn w:val="834"/>
+    <w:link w:val="851"/>
     <w:uiPriority w:val="30"/>
     <w:pPr>
       <w:pBdr/>
@@ -31376,9 +33879,9 @@
       <w:color w:val="0f4761" w:themeColor="accent1" w:themeShade="BF"/>
     </w:rPr>
   </w:style>
-  <w:style w:type="character" w:styleId="169">
+  <w:style w:type="character" w:styleId="853">
     <w:name w:val="Intense Reference"/>
-    <w:basedOn w:val="148"/>
+    <w:basedOn w:val="834"/>
     <w:uiPriority w:val="32"/>
     <w:qFormat/>
     <w:pPr>
@@ -31394,9 +33897,9 @@
       <w:spacing w:val="5"/>
     </w:rPr>
   </w:style>
-  <w:style w:type="paragraph" w:styleId="170">
+  <w:style w:type="paragraph" w:styleId="854">
     <w:name w:val="No Spacing"/>
-    <w:basedOn w:val="138"/>
+    <w:basedOn w:val="830"/>
     <w:uiPriority w:val="1"/>
     <w:qFormat/>
     <w:pPr>
@@ -31405,9 +33908,9 @@
       <w:ind/>
     </w:pPr>
   </w:style>
-  <w:style w:type="character" w:styleId="171">
+  <w:style w:type="character" w:styleId="855">
     <w:name w:val="Subtle Emphasis"/>
-    <w:basedOn w:val="148"/>
+    <w:basedOn w:val="834"/>
     <w:uiPriority w:val="19"/>
     <w:qFormat/>
     <w:pPr>
@@ -31421,9 +33924,9 @@
       <w:color w:val="404040" w:themeColor="text1" w:themeTint="BF"/>
     </w:rPr>
   </w:style>
-  <w:style w:type="character" w:styleId="172">
+  <w:style w:type="character" w:styleId="856">
     <w:name w:val="Emphasis"/>
-    <w:basedOn w:val="148"/>
+    <w:basedOn w:val="834"/>
     <w:uiPriority w:val="20"/>
     <w:qFormat/>
     <w:pPr>
@@ -31436,9 +33939,9 @@
       <w:iCs/>
     </w:rPr>
   </w:style>
-  <w:style w:type="character" w:styleId="174">
+  <w:style w:type="character" w:styleId="857">
     <w:name w:val="Subtle Reference"/>
-    <w:basedOn w:val="148"/>
+    <w:basedOn w:val="834"/>
     <w:uiPriority w:val="31"/>
     <w:qFormat/>
     <w:pPr>
@@ -31451,9 +33954,9 @@
       <w:color w:val="5a5a5a" w:themeColor="text1" w:themeTint="A5"/>
     </w:rPr>
   </w:style>
-  <w:style w:type="character" w:styleId="175">
+  <w:style w:type="character" w:styleId="858">
     <w:name w:val="Book Title"/>
-    <w:basedOn w:val="148"/>
+    <w:basedOn w:val="834"/>
     <w:uiPriority w:val="33"/>
     <w:qFormat/>
     <w:pPr>
@@ -31469,10 +33972,10 @@
       <w:spacing w:val="5"/>
     </w:rPr>
   </w:style>
-  <w:style w:type="paragraph" w:styleId="176">
+  <w:style w:type="paragraph" w:styleId="859">
     <w:name w:val="Header"/>
-    <w:basedOn w:val="138"/>
-    <w:link w:val="177"/>
+    <w:basedOn w:val="830"/>
+    <w:link w:val="860"/>
     <w:uiPriority w:val="99"/>
     <w:unhideWhenUsed/>
     <w:pPr>
@@ -31485,10 +33988,10 @@
       <w:ind/>
     </w:pPr>
   </w:style>
-  <w:style w:type="character" w:styleId="177">
+  <w:style w:type="character" w:styleId="860">
     <w:name w:val="Header Char"/>
-    <w:basedOn w:val="148"/>
-    <w:link w:val="176"/>
+    <w:basedOn w:val="834"/>
+    <w:link w:val="859"/>
     <w:uiPriority w:val="99"/>
     <w:pPr>
       <w:pBdr/>
@@ -31496,10 +33999,10 @@
       <w:ind/>
     </w:pPr>
   </w:style>
-  <w:style w:type="paragraph" w:styleId="178">
+  <w:style w:type="paragraph" w:styleId="861">
     <w:name w:val="Footer"/>
-    <w:basedOn w:val="138"/>
-    <w:link w:val="179"/>
+    <w:basedOn w:val="830"/>
+    <w:link w:val="862"/>
     <w:uiPriority w:val="99"/>
     <w:unhideWhenUsed/>
     <w:pPr>
@@ -31512,10 +34015,10 @@
       <w:ind/>
     </w:pPr>
   </w:style>
-  <w:style w:type="character" w:styleId="179">
+  <w:style w:type="character" w:styleId="862">
     <w:name w:val="Footer Char"/>
-    <w:basedOn w:val="148"/>
-    <w:link w:val="178"/>
+    <w:basedOn w:val="834"/>
+    <w:link w:val="861"/>
     <w:uiPriority w:val="99"/>
     <w:pPr>
       <w:pBdr/>
@@ -31523,10 +34026,10 @@
       <w:ind/>
     </w:pPr>
   </w:style>
-  <w:style w:type="paragraph" w:styleId="180">
+  <w:style w:type="paragraph" w:styleId="863">
     <w:name w:val="Caption"/>
-    <w:basedOn w:val="138"/>
-    <w:next w:val="138"/>
+    <w:basedOn w:val="830"/>
+    <w:next w:val="830"/>
     <w:uiPriority w:val="35"/>
     <w:unhideWhenUsed/>
     <w:qFormat/>
@@ -31543,9 +34046,9 @@
       <w:szCs w:val="18"/>
     </w:rPr>
   </w:style>
-  <w:style w:type="character" w:styleId="188">
+  <w:style w:type="character" w:styleId="864">
     <w:name w:val="FollowedHyperlink"/>
-    <w:basedOn w:val="148"/>
+    <w:basedOn w:val="834"/>
     <w:uiPriority w:val="99"/>
     <w:semiHidden/>
     <w:unhideWhenUsed/>
@@ -31559,10 +34062,10 @@
       <w:u w:val="single"/>
     </w:rPr>
   </w:style>
-  <w:style w:type="paragraph" w:styleId="189">
+  <w:style w:type="paragraph" w:styleId="865">
     <w:name w:val="toc 1"/>
-    <w:basedOn w:val="138"/>
-    <w:next w:val="138"/>
+    <w:basedOn w:val="830"/>
+    <w:next w:val="830"/>
     <w:uiPriority w:val="39"/>
     <w:unhideWhenUsed/>
     <w:pPr>
@@ -31571,10 +34074,10 @@
       <w:ind/>
     </w:pPr>
   </w:style>
-  <w:style w:type="paragraph" w:styleId="190">
+  <w:style w:type="paragraph" w:styleId="866">
     <w:name w:val="toc 2"/>
-    <w:basedOn w:val="138"/>
-    <w:next w:val="138"/>
+    <w:basedOn w:val="830"/>
+    <w:next w:val="830"/>
     <w:uiPriority w:val="39"/>
     <w:unhideWhenUsed/>
     <w:pPr>
@@ -31583,10 +34086,10 @@
       <w:ind w:left="220"/>
     </w:pPr>
   </w:style>
-  <w:style w:type="paragraph" w:styleId="191">
+  <w:style w:type="paragraph" w:styleId="867">
     <w:name w:val="toc 3"/>
-    <w:basedOn w:val="138"/>
-    <w:next w:val="138"/>
+    <w:basedOn w:val="830"/>
+    <w:next w:val="830"/>
     <w:uiPriority w:val="39"/>
     <w:unhideWhenUsed/>
     <w:pPr>
@@ -31595,10 +34098,10 @@
       <w:ind w:left="440"/>
     </w:pPr>
   </w:style>
-  <w:style w:type="paragraph" w:styleId="192">
+  <w:style w:type="paragraph" w:styleId="868">
     <w:name w:val="toc 4"/>
-    <w:basedOn w:val="138"/>
-    <w:next w:val="138"/>
+    <w:basedOn w:val="830"/>
+    <w:next w:val="830"/>
     <w:uiPriority w:val="39"/>
     <w:unhideWhenUsed/>
     <w:pPr>
@@ -31607,10 +34110,10 @@
       <w:ind w:left="660"/>
     </w:pPr>
   </w:style>
-  <w:style w:type="paragraph" w:styleId="193">
+  <w:style w:type="paragraph" w:styleId="869">
     <w:name w:val="toc 5"/>
-    <w:basedOn w:val="138"/>
-    <w:next w:val="138"/>
+    <w:basedOn w:val="830"/>
+    <w:next w:val="830"/>
     <w:uiPriority w:val="39"/>
     <w:unhideWhenUsed/>
     <w:pPr>
@@ -31619,10 +34122,10 @@
       <w:ind w:left="880"/>
     </w:pPr>
   </w:style>
-  <w:style w:type="paragraph" w:styleId="194">
+  <w:style w:type="paragraph" w:styleId="870">
     <w:name w:val="toc 6"/>
-    <w:basedOn w:val="138"/>
-    <w:next w:val="138"/>
+    <w:basedOn w:val="830"/>
+    <w:next w:val="830"/>
     <w:uiPriority w:val="39"/>
     <w:unhideWhenUsed/>
     <w:pPr>
@@ -31631,10 +34134,10 @@
       <w:ind w:left="1100"/>
     </w:pPr>
   </w:style>
-  <w:style w:type="paragraph" w:styleId="195">
+  <w:style w:type="paragraph" w:styleId="871">
     <w:name w:val="toc 7"/>
-    <w:basedOn w:val="138"/>
-    <w:next w:val="138"/>
+    <w:basedOn w:val="830"/>
+    <w:next w:val="830"/>
     <w:uiPriority w:val="39"/>
     <w:unhideWhenUsed/>
     <w:pPr>
@@ -31643,10 +34146,10 @@
       <w:ind w:left="1320"/>
     </w:pPr>
   </w:style>
-  <w:style w:type="paragraph" w:styleId="196">
+  <w:style w:type="paragraph" w:styleId="872">
     <w:name w:val="toc 8"/>
-    <w:basedOn w:val="138"/>
-    <w:next w:val="138"/>
+    <w:basedOn w:val="830"/>
+    <w:next w:val="830"/>
     <w:uiPriority w:val="39"/>
     <w:unhideWhenUsed/>
     <w:pPr>
@@ -31655,10 +34158,10 @@
       <w:ind w:left="1540"/>
     </w:pPr>
   </w:style>
-  <w:style w:type="paragraph" w:styleId="197">
+  <w:style w:type="paragraph" w:styleId="873">
     <w:name w:val="toc 9"/>
-    <w:basedOn w:val="138"/>
-    <w:next w:val="138"/>
+    <w:basedOn w:val="830"/>
+    <w:next w:val="830"/>
     <w:uiPriority w:val="39"/>
     <w:unhideWhenUsed/>
     <w:pPr>
@@ -31667,9 +34170,9 @@
       <w:ind w:left="1760"/>
     </w:pPr>
   </w:style>
-  <w:style w:type="character" w:styleId="198">
+  <w:style w:type="character" w:styleId="874">
     <w:name w:val="Placeholder Text"/>
-    <w:basedOn w:val="148"/>
+    <w:basedOn w:val="834"/>
     <w:uiPriority w:val="99"/>
     <w:semiHidden/>
     <w:pPr>
@@ -31681,7 +34184,7 @@
       <w:color w:val="666666"/>
     </w:rPr>
   </w:style>
-  <w:style w:type="paragraph" w:styleId="208">
+  <w:style w:type="paragraph" w:styleId="875">
     <w:name w:val="TOC Heading"/>
     <w:uiPriority w:val="39"/>
     <w:unhideWhenUsed/>
@@ -31691,10 +34194,10 @@
       <w:ind/>
     </w:pPr>
   </w:style>
-  <w:style w:type="paragraph" w:styleId="209">
+  <w:style w:type="paragraph" w:styleId="876">
     <w:name w:val="table of figures"/>
-    <w:basedOn w:val="138"/>
-    <w:next w:val="138"/>
+    <w:basedOn w:val="830"/>
+    <w:next w:val="830"/>
     <w:uiPriority w:val="99"/>
     <w:unhideWhenUsed/>
     <w:pPr>
@@ -31703,7 +34206,7 @@
       <w:ind/>
     </w:pPr>
   </w:style>
-  <w:style w:type="paragraph" w:styleId="705">
+  <w:style w:type="paragraph" w:styleId="877">
     <w:name w:val="Title"/>
     <w:qFormat/>
     <w:pPr>
@@ -31716,7 +34219,7 @@
       <w:szCs w:val="56"/>
     </w:rPr>
   </w:style>
-  <w:style w:type="paragraph" w:styleId="706">
+  <w:style w:type="paragraph" w:styleId="878">
     <w:name w:val="Heading 1"/>
     <w:qFormat/>
     <w:pPr>
@@ -31730,7 +34233,7 @@
       <w:szCs w:val="32"/>
     </w:rPr>
   </w:style>
-  <w:style w:type="paragraph" w:styleId="707">
+  <w:style w:type="paragraph" w:styleId="879">
     <w:name w:val="Heading 2"/>
     <w:qFormat/>
     <w:pPr>
@@ -31744,7 +34247,7 @@
       <w:szCs w:val="26"/>
     </w:rPr>
   </w:style>
-  <w:style w:type="paragraph" w:styleId="708">
+  <w:style w:type="paragraph" w:styleId="880">
     <w:name w:val="Heading 3"/>
     <w:qFormat/>
     <w:pPr>
@@ -31758,7 +34261,7 @@
       <w:szCs w:val="24"/>
     </w:rPr>
   </w:style>
-  <w:style w:type="paragraph" w:styleId="709">
+  <w:style w:type="paragraph" w:styleId="881">
     <w:name w:val="Heading 4"/>
     <w:qFormat/>
     <w:pPr>
@@ -31772,7 +34275,7 @@
       <w:color w:val="2e74b5"/>
     </w:rPr>
   </w:style>
-  <w:style w:type="paragraph" w:styleId="710">
+  <w:style w:type="paragraph" w:styleId="882">
     <w:name w:val="Heading 5"/>
     <w:qFormat/>
     <w:pPr>
@@ -31784,7 +34287,7 @@
       <w:color w:val="2e74b5"/>
     </w:rPr>
   </w:style>
-  <w:style w:type="paragraph" w:styleId="711">
+  <w:style w:type="paragraph" w:styleId="883">
     <w:name w:val="Heading 6"/>
     <w:qFormat/>
     <w:pPr>
@@ -31796,7 +34299,7 @@
       <w:color w:val="1f4d78"/>
     </w:rPr>
   </w:style>
-  <w:style w:type="paragraph" w:styleId="712">
+  <w:style w:type="paragraph" w:styleId="884">
     <w:name w:val="Strong"/>
     <w:qFormat/>
     <w:pPr>
@@ -31809,7 +34312,7 @@
       <w:bCs/>
     </w:rPr>
   </w:style>
-  <w:style w:type="paragraph" w:styleId="713">
+  <w:style w:type="paragraph" w:styleId="885">
     <w:name w:val="List Paragraph"/>
     <w:qFormat/>
     <w:pPr>
@@ -31818,7 +34321,7 @@
       <w:ind/>
     </w:pPr>
   </w:style>
-  <w:style w:type="character" w:styleId="714">
+  <w:style w:type="character" w:styleId="886">
     <w:name w:val="Hyperlink"/>
     <w:uiPriority w:val="99"/>
     <w:unhideWhenUsed/>
@@ -31832,7 +34335,7 @@
       <w:u w:val="single"/>
     </w:rPr>
   </w:style>
-  <w:style w:type="character" w:styleId="715">
+  <w:style w:type="character" w:styleId="887">
     <w:name w:val="footnote reference"/>
     <w:uiPriority w:val="99"/>
     <w:semiHidden/>
@@ -31846,9 +34349,9 @@
       <w:vertAlign w:val="superscript"/>
     </w:rPr>
   </w:style>
-  <w:style w:type="paragraph" w:styleId="716">
+  <w:style w:type="paragraph" w:styleId="888">
     <w:name w:val="footnote text"/>
-    <w:link w:val="717"/>
+    <w:link w:val="889"/>
     <w:uiPriority w:val="99"/>
     <w:semiHidden/>
     <w:unhideWhenUsed/>
@@ -31862,9 +34365,9 @@
       <w:szCs w:val="20"/>
     </w:rPr>
   </w:style>
-  <w:style w:type="character" w:styleId="717">
+  <w:style w:type="character" w:styleId="889">
     <w:name w:val="Footnote Text Char"/>
-    <w:link w:val="716"/>
+    <w:link w:val="888"/>
     <w:uiPriority w:val="99"/>
     <w:semiHidden/>
     <w:unhideWhenUsed/>
@@ -31878,7 +34381,7 @@
       <w:szCs w:val="20"/>
     </w:rPr>
   </w:style>
-  <w:style w:type="character" w:styleId="718">
+  <w:style w:type="character" w:styleId="890">
     <w:name w:val="endnote reference"/>
     <w:uiPriority w:val="99"/>
     <w:semiHidden/>
@@ -31892,9 +34395,9 @@
       <w:vertAlign w:val="superscript"/>
     </w:rPr>
   </w:style>
-  <w:style w:type="paragraph" w:styleId="719">
+  <w:style w:type="paragraph" w:styleId="891">
     <w:name w:val="endnote text"/>
-    <w:link w:val="720"/>
+    <w:link w:val="892"/>
     <w:uiPriority w:val="99"/>
     <w:semiHidden/>
     <w:unhideWhenUsed/>
@@ -31908,9 +34411,9 @@
       <w:szCs w:val="20"/>
     </w:rPr>
   </w:style>
-  <w:style w:type="character" w:styleId="720">
+  <w:style w:type="character" w:styleId="892">
     <w:name w:val="Endnote Text Char"/>
-    <w:link w:val="719"/>
+    <w:link w:val="891"/>
     <w:uiPriority w:val="99"/>
     <w:semiHidden/>
     <w:unhideWhenUsed/>
